--- a/docs/tables/whole/sec7_aki_c10.docx
+++ b/docs/tables/whole/sec7_aki_c10.docx
@@ -2069,113 +2069,113 @@
                 <w:szCs w:val="22"/>
                 <w:color w:val="000000"/>
               </w:rPr>
-              <w:t xml:space="preserve">0.79</w:t>
-            </w:r>
-          </w:p>
-        </w:tc>
-        <w:tc>
-          <w:tcPr>
-            <w:tcBorders>
-              <w:bottom w:val="none" w:sz="0" w:space="0" w:color="000000"/>
-              <w:top w:val="none" w:sz="0" w:space="0" w:color="000000"/>
-              <w:left w:val="none" w:sz="0" w:space="0" w:color="000000"/>
-              <w:right w:val="none" w:sz="0" w:space="0" w:color="000000"/>
-            </w:tcBorders>
-            <w:shd w:val="clear" w:color="auto" w:fill="FFFFFF"/>
-            <w:tcMar>
-              <w:top w:w="0" w:type="dxa"/>
-              <w:bottom w:w="0" w:type="dxa"/>
-              <w:left w:w="0" w:type="dxa"/>
-              <w:right w:w="0" w:type="dxa"/>
-            </w:tcMar>
-            <w:vAlign w:val="top"/>
-          </w:tcPr>
-          <w:p>
-            <w:pPr>
-              <w:pStyle w:val="Normal"/>
-              <w:jc w:val="center"/>
-              <w:pBdr>
-                <w:bottom w:val="none" w:sz="0" w:space="0" w:color="000000"/>
-                <w:top w:val="none" w:sz="0" w:space="0" w:color="000000"/>
-                <w:left w:val="none" w:sz="0" w:space="0" w:color="000000"/>
-                <w:right w:val="none" w:sz="0" w:space="0" w:color="000000"/>
-              </w:pBdr>
-              <w:spacing w:after="100" w:before="100" w:line="240"/>
-              <w:ind w:left="100" w:right="100" w:firstLine="0" w:firstLineChars="0"/>
-              <w:rPr>
-                <w:rFonts w:ascii="Helvetica" w:hAnsi="Helvetica" w:eastAsia="Helvetica" w:cs="Helvetica"/>
-                <w:i w:val="false"/>
-                <w:b w:val="false"/>
-                <w:u w:val="none"/>
-                <w:sz w:val="22"/>
-                <w:szCs w:val="22"/>
-                <w:color w:val="000000"/>
-              </w:rPr>
-            </w:pPr>
-            <w:r>
-              <w:rPr>
-                <w:rFonts w:ascii="Helvetica" w:hAnsi="Helvetica" w:eastAsia="Helvetica" w:cs="Helvetica"/>
-                <w:i w:val="false"/>
-                <w:b w:val="false"/>
-                <w:u w:val="none"/>
-                <w:sz w:val="22"/>
-                <w:szCs w:val="22"/>
-                <w:color w:val="000000"/>
-              </w:rPr>
-              <w:t xml:space="preserve">0.35, 1.76</w:t>
-            </w:r>
-          </w:p>
-        </w:tc>
-        <w:tc>
-          <w:tcPr>
-            <w:tcBorders>
-              <w:bottom w:val="none" w:sz="0" w:space="0" w:color="000000"/>
-              <w:top w:val="none" w:sz="0" w:space="0" w:color="000000"/>
-              <w:left w:val="none" w:sz="0" w:space="0" w:color="000000"/>
-              <w:right w:val="none" w:sz="0" w:space="0" w:color="000000"/>
-            </w:tcBorders>
-            <w:shd w:val="clear" w:color="auto" w:fill="FFFFFF"/>
-            <w:tcMar>
-              <w:top w:w="0" w:type="dxa"/>
-              <w:bottom w:w="0" w:type="dxa"/>
-              <w:left w:w="0" w:type="dxa"/>
-              <w:right w:w="0" w:type="dxa"/>
-            </w:tcMar>
-            <w:vAlign w:val="top"/>
-          </w:tcPr>
-          <w:p>
-            <w:pPr>
-              <w:pStyle w:val="Normal"/>
-              <w:jc w:val="center"/>
-              <w:pBdr>
-                <w:bottom w:val="none" w:sz="0" w:space="0" w:color="000000"/>
-                <w:top w:val="none" w:sz="0" w:space="0" w:color="000000"/>
-                <w:left w:val="none" w:sz="0" w:space="0" w:color="000000"/>
-                <w:right w:val="none" w:sz="0" w:space="0" w:color="000000"/>
-              </w:pBdr>
-              <w:spacing w:after="100" w:before="100" w:line="240"/>
-              <w:ind w:left="100" w:right="100" w:firstLine="0" w:firstLineChars="0"/>
-              <w:rPr>
-                <w:rFonts w:ascii="Helvetica" w:hAnsi="Helvetica" w:eastAsia="Helvetica" w:cs="Helvetica"/>
-                <w:i w:val="false"/>
-                <w:b w:val="false"/>
-                <w:u w:val="none"/>
-                <w:sz w:val="22"/>
-                <w:szCs w:val="22"/>
-                <w:color w:val="000000"/>
-              </w:rPr>
-            </w:pPr>
-            <w:r>
-              <w:rPr>
-                <w:rFonts w:ascii="Helvetica" w:hAnsi="Helvetica" w:eastAsia="Helvetica" w:cs="Helvetica"/>
-                <w:i w:val="false"/>
-                <w:b w:val="false"/>
-                <w:u w:val="none"/>
-                <w:sz w:val="22"/>
-                <w:szCs w:val="22"/>
-                <w:color w:val="000000"/>
-              </w:rPr>
-              <w:t xml:space="preserve">0.560</w:t>
+              <w:t xml:space="preserve">0.82</w:t>
+            </w:r>
+          </w:p>
+        </w:tc>
+        <w:tc>
+          <w:tcPr>
+            <w:tcBorders>
+              <w:bottom w:val="none" w:sz="0" w:space="0" w:color="000000"/>
+              <w:top w:val="none" w:sz="0" w:space="0" w:color="000000"/>
+              <w:left w:val="none" w:sz="0" w:space="0" w:color="000000"/>
+              <w:right w:val="none" w:sz="0" w:space="0" w:color="000000"/>
+            </w:tcBorders>
+            <w:shd w:val="clear" w:color="auto" w:fill="FFFFFF"/>
+            <w:tcMar>
+              <w:top w:w="0" w:type="dxa"/>
+              <w:bottom w:w="0" w:type="dxa"/>
+              <w:left w:w="0" w:type="dxa"/>
+              <w:right w:w="0" w:type="dxa"/>
+            </w:tcMar>
+            <w:vAlign w:val="top"/>
+          </w:tcPr>
+          <w:p>
+            <w:pPr>
+              <w:pStyle w:val="Normal"/>
+              <w:jc w:val="center"/>
+              <w:pBdr>
+                <w:bottom w:val="none" w:sz="0" w:space="0" w:color="000000"/>
+                <w:top w:val="none" w:sz="0" w:space="0" w:color="000000"/>
+                <w:left w:val="none" w:sz="0" w:space="0" w:color="000000"/>
+                <w:right w:val="none" w:sz="0" w:space="0" w:color="000000"/>
+              </w:pBdr>
+              <w:spacing w:after="100" w:before="100" w:line="240"/>
+              <w:ind w:left="100" w:right="100" w:firstLine="0" w:firstLineChars="0"/>
+              <w:rPr>
+                <w:rFonts w:ascii="Helvetica" w:hAnsi="Helvetica" w:eastAsia="Helvetica" w:cs="Helvetica"/>
+                <w:i w:val="false"/>
+                <w:b w:val="false"/>
+                <w:u w:val="none"/>
+                <w:sz w:val="22"/>
+                <w:szCs w:val="22"/>
+                <w:color w:val="000000"/>
+              </w:rPr>
+            </w:pPr>
+            <w:r>
+              <w:rPr>
+                <w:rFonts w:ascii="Helvetica" w:hAnsi="Helvetica" w:eastAsia="Helvetica" w:cs="Helvetica"/>
+                <w:i w:val="false"/>
+                <w:b w:val="false"/>
+                <w:u w:val="none"/>
+                <w:sz w:val="22"/>
+                <w:szCs w:val="22"/>
+                <w:color w:val="000000"/>
+              </w:rPr>
+              <w:t xml:space="preserve">0.36, 1.84</w:t>
+            </w:r>
+          </w:p>
+        </w:tc>
+        <w:tc>
+          <w:tcPr>
+            <w:tcBorders>
+              <w:bottom w:val="none" w:sz="0" w:space="0" w:color="000000"/>
+              <w:top w:val="none" w:sz="0" w:space="0" w:color="000000"/>
+              <w:left w:val="none" w:sz="0" w:space="0" w:color="000000"/>
+              <w:right w:val="none" w:sz="0" w:space="0" w:color="000000"/>
+            </w:tcBorders>
+            <w:shd w:val="clear" w:color="auto" w:fill="FFFFFF"/>
+            <w:tcMar>
+              <w:top w:w="0" w:type="dxa"/>
+              <w:bottom w:w="0" w:type="dxa"/>
+              <w:left w:w="0" w:type="dxa"/>
+              <w:right w:w="0" w:type="dxa"/>
+            </w:tcMar>
+            <w:vAlign w:val="top"/>
+          </w:tcPr>
+          <w:p>
+            <w:pPr>
+              <w:pStyle w:val="Normal"/>
+              <w:jc w:val="center"/>
+              <w:pBdr>
+                <w:bottom w:val="none" w:sz="0" w:space="0" w:color="000000"/>
+                <w:top w:val="none" w:sz="0" w:space="0" w:color="000000"/>
+                <w:left w:val="none" w:sz="0" w:space="0" w:color="000000"/>
+                <w:right w:val="none" w:sz="0" w:space="0" w:color="000000"/>
+              </w:pBdr>
+              <w:spacing w:after="100" w:before="100" w:line="240"/>
+              <w:ind w:left="100" w:right="100" w:firstLine="0" w:firstLineChars="0"/>
+              <w:rPr>
+                <w:rFonts w:ascii="Helvetica" w:hAnsi="Helvetica" w:eastAsia="Helvetica" w:cs="Helvetica"/>
+                <w:i w:val="false"/>
+                <w:b w:val="false"/>
+                <w:u w:val="none"/>
+                <w:sz w:val="22"/>
+                <w:szCs w:val="22"/>
+                <w:color w:val="000000"/>
+              </w:rPr>
+            </w:pPr>
+            <w:r>
+              <w:rPr>
+                <w:rFonts w:ascii="Helvetica" w:hAnsi="Helvetica" w:eastAsia="Helvetica" w:cs="Helvetica"/>
+                <w:i w:val="false"/>
+                <w:b w:val="false"/>
+                <w:u w:val="none"/>
+                <w:sz w:val="22"/>
+                <w:szCs w:val="22"/>
+                <w:color w:val="000000"/>
+              </w:rPr>
+              <w:t xml:space="preserve">0.620</w:t>
             </w:r>
           </w:p>
         </w:tc>
@@ -2552,113 +2552,113 @@
                 <w:szCs w:val="22"/>
                 <w:color w:val="000000"/>
               </w:rPr>
-              <w:t xml:space="preserve">0.99</w:t>
-            </w:r>
-          </w:p>
-        </w:tc>
-        <w:tc>
-          <w:tcPr>
-            <w:tcBorders>
-              <w:bottom w:val="none" w:sz="0" w:space="0" w:color="000000"/>
-              <w:top w:val="none" w:sz="0" w:space="0" w:color="000000"/>
-              <w:left w:val="none" w:sz="0" w:space="0" w:color="000000"/>
-              <w:right w:val="none" w:sz="0" w:space="0" w:color="000000"/>
-            </w:tcBorders>
-            <w:shd w:val="clear" w:color="auto" w:fill="FFFFFF"/>
-            <w:tcMar>
-              <w:top w:w="0" w:type="dxa"/>
-              <w:bottom w:w="0" w:type="dxa"/>
-              <w:left w:w="0" w:type="dxa"/>
-              <w:right w:w="0" w:type="dxa"/>
-            </w:tcMar>
-            <w:vAlign w:val="top"/>
-          </w:tcPr>
-          <w:p>
-            <w:pPr>
-              <w:pStyle w:val="Normal"/>
-              <w:jc w:val="center"/>
-              <w:pBdr>
-                <w:bottom w:val="none" w:sz="0" w:space="0" w:color="000000"/>
-                <w:top w:val="none" w:sz="0" w:space="0" w:color="000000"/>
-                <w:left w:val="none" w:sz="0" w:space="0" w:color="000000"/>
-                <w:right w:val="none" w:sz="0" w:space="0" w:color="000000"/>
-              </w:pBdr>
-              <w:spacing w:after="100" w:before="100" w:line="240"/>
-              <w:ind w:left="100" w:right="100" w:firstLine="0" w:firstLineChars="0"/>
-              <w:rPr>
-                <w:rFonts w:ascii="Helvetica" w:hAnsi="Helvetica" w:eastAsia="Helvetica" w:cs="Helvetica"/>
-                <w:i w:val="false"/>
-                <w:b w:val="false"/>
-                <w:u w:val="none"/>
-                <w:sz w:val="22"/>
-                <w:szCs w:val="22"/>
-                <w:color w:val="000000"/>
-              </w:rPr>
-            </w:pPr>
-            <w:r>
-              <w:rPr>
-                <w:rFonts w:ascii="Helvetica" w:hAnsi="Helvetica" w:eastAsia="Helvetica" w:cs="Helvetica"/>
-                <w:i w:val="false"/>
-                <w:b w:val="false"/>
-                <w:u w:val="none"/>
-                <w:sz w:val="22"/>
-                <w:szCs w:val="22"/>
-                <w:color w:val="000000"/>
-              </w:rPr>
-              <w:t xml:space="preserve">0.96, 1.02</w:t>
-            </w:r>
-          </w:p>
-        </w:tc>
-        <w:tc>
-          <w:tcPr>
-            <w:tcBorders>
-              <w:bottom w:val="none" w:sz="0" w:space="0" w:color="000000"/>
-              <w:top w:val="none" w:sz="0" w:space="0" w:color="000000"/>
-              <w:left w:val="none" w:sz="0" w:space="0" w:color="000000"/>
-              <w:right w:val="none" w:sz="0" w:space="0" w:color="000000"/>
-            </w:tcBorders>
-            <w:shd w:val="clear" w:color="auto" w:fill="FFFFFF"/>
-            <w:tcMar>
-              <w:top w:w="0" w:type="dxa"/>
-              <w:bottom w:w="0" w:type="dxa"/>
-              <w:left w:w="0" w:type="dxa"/>
-              <w:right w:w="0" w:type="dxa"/>
-            </w:tcMar>
-            <w:vAlign w:val="top"/>
-          </w:tcPr>
-          <w:p>
-            <w:pPr>
-              <w:pStyle w:val="Normal"/>
-              <w:jc w:val="center"/>
-              <w:pBdr>
-                <w:bottom w:val="none" w:sz="0" w:space="0" w:color="000000"/>
-                <w:top w:val="none" w:sz="0" w:space="0" w:color="000000"/>
-                <w:left w:val="none" w:sz="0" w:space="0" w:color="000000"/>
-                <w:right w:val="none" w:sz="0" w:space="0" w:color="000000"/>
-              </w:pBdr>
-              <w:spacing w:after="100" w:before="100" w:line="240"/>
-              <w:ind w:left="100" w:right="100" w:firstLine="0" w:firstLineChars="0"/>
-              <w:rPr>
-                <w:rFonts w:ascii="Helvetica" w:hAnsi="Helvetica" w:eastAsia="Helvetica" w:cs="Helvetica"/>
-                <w:i w:val="false"/>
-                <w:b w:val="false"/>
-                <w:u w:val="none"/>
-                <w:sz w:val="22"/>
-                <w:szCs w:val="22"/>
-                <w:color w:val="000000"/>
-              </w:rPr>
-            </w:pPr>
-            <w:r>
-              <w:rPr>
-                <w:rFonts w:ascii="Helvetica" w:hAnsi="Helvetica" w:eastAsia="Helvetica" w:cs="Helvetica"/>
-                <w:i w:val="false"/>
-                <w:b w:val="false"/>
-                <w:u w:val="none"/>
-                <w:sz w:val="22"/>
-                <w:szCs w:val="22"/>
-                <w:color w:val="000000"/>
-              </w:rPr>
-              <w:t xml:space="preserve">0.350</w:t>
+              <w:t xml:space="preserve">0.98</w:t>
+            </w:r>
+          </w:p>
+        </w:tc>
+        <w:tc>
+          <w:tcPr>
+            <w:tcBorders>
+              <w:bottom w:val="none" w:sz="0" w:space="0" w:color="000000"/>
+              <w:top w:val="none" w:sz="0" w:space="0" w:color="000000"/>
+              <w:left w:val="none" w:sz="0" w:space="0" w:color="000000"/>
+              <w:right w:val="none" w:sz="0" w:space="0" w:color="000000"/>
+            </w:tcBorders>
+            <w:shd w:val="clear" w:color="auto" w:fill="FFFFFF"/>
+            <w:tcMar>
+              <w:top w:w="0" w:type="dxa"/>
+              <w:bottom w:w="0" w:type="dxa"/>
+              <w:left w:w="0" w:type="dxa"/>
+              <w:right w:w="0" w:type="dxa"/>
+            </w:tcMar>
+            <w:vAlign w:val="top"/>
+          </w:tcPr>
+          <w:p>
+            <w:pPr>
+              <w:pStyle w:val="Normal"/>
+              <w:jc w:val="center"/>
+              <w:pBdr>
+                <w:bottom w:val="none" w:sz="0" w:space="0" w:color="000000"/>
+                <w:top w:val="none" w:sz="0" w:space="0" w:color="000000"/>
+                <w:left w:val="none" w:sz="0" w:space="0" w:color="000000"/>
+                <w:right w:val="none" w:sz="0" w:space="0" w:color="000000"/>
+              </w:pBdr>
+              <w:spacing w:after="100" w:before="100" w:line="240"/>
+              <w:ind w:left="100" w:right="100" w:firstLine="0" w:firstLineChars="0"/>
+              <w:rPr>
+                <w:rFonts w:ascii="Helvetica" w:hAnsi="Helvetica" w:eastAsia="Helvetica" w:cs="Helvetica"/>
+                <w:i w:val="false"/>
+                <w:b w:val="false"/>
+                <w:u w:val="none"/>
+                <w:sz w:val="22"/>
+                <w:szCs w:val="22"/>
+                <w:color w:val="000000"/>
+              </w:rPr>
+            </w:pPr>
+            <w:r>
+              <w:rPr>
+                <w:rFonts w:ascii="Helvetica" w:hAnsi="Helvetica" w:eastAsia="Helvetica" w:cs="Helvetica"/>
+                <w:i w:val="false"/>
+                <w:b w:val="false"/>
+                <w:u w:val="none"/>
+                <w:sz w:val="22"/>
+                <w:szCs w:val="22"/>
+                <w:color w:val="000000"/>
+              </w:rPr>
+              <w:t xml:space="preserve">0.95, 1.02</w:t>
+            </w:r>
+          </w:p>
+        </w:tc>
+        <w:tc>
+          <w:tcPr>
+            <w:tcBorders>
+              <w:bottom w:val="none" w:sz="0" w:space="0" w:color="000000"/>
+              <w:top w:val="none" w:sz="0" w:space="0" w:color="000000"/>
+              <w:left w:val="none" w:sz="0" w:space="0" w:color="000000"/>
+              <w:right w:val="none" w:sz="0" w:space="0" w:color="000000"/>
+            </w:tcBorders>
+            <w:shd w:val="clear" w:color="auto" w:fill="FFFFFF"/>
+            <w:tcMar>
+              <w:top w:w="0" w:type="dxa"/>
+              <w:bottom w:w="0" w:type="dxa"/>
+              <w:left w:w="0" w:type="dxa"/>
+              <w:right w:w="0" w:type="dxa"/>
+            </w:tcMar>
+            <w:vAlign w:val="top"/>
+          </w:tcPr>
+          <w:p>
+            <w:pPr>
+              <w:pStyle w:val="Normal"/>
+              <w:jc w:val="center"/>
+              <w:pBdr>
+                <w:bottom w:val="none" w:sz="0" w:space="0" w:color="000000"/>
+                <w:top w:val="none" w:sz="0" w:space="0" w:color="000000"/>
+                <w:left w:val="none" w:sz="0" w:space="0" w:color="000000"/>
+                <w:right w:val="none" w:sz="0" w:space="0" w:color="000000"/>
+              </w:pBdr>
+              <w:spacing w:after="100" w:before="100" w:line="240"/>
+              <w:ind w:left="100" w:right="100" w:firstLine="0" w:firstLineChars="0"/>
+              <w:rPr>
+                <w:rFonts w:ascii="Helvetica" w:hAnsi="Helvetica" w:eastAsia="Helvetica" w:cs="Helvetica"/>
+                <w:i w:val="false"/>
+                <w:b w:val="false"/>
+                <w:u w:val="none"/>
+                <w:sz w:val="22"/>
+                <w:szCs w:val="22"/>
+                <w:color w:val="000000"/>
+              </w:rPr>
+            </w:pPr>
+            <w:r>
+              <w:rPr>
+                <w:rFonts w:ascii="Helvetica" w:hAnsi="Helvetica" w:eastAsia="Helvetica" w:cs="Helvetica"/>
+                <w:i w:val="false"/>
+                <w:b w:val="false"/>
+                <w:u w:val="none"/>
+                <w:sz w:val="22"/>
+                <w:szCs w:val="22"/>
+                <w:color w:val="000000"/>
+              </w:rPr>
+              <w:t xml:space="preserve">0.300</w:t>
             </w:r>
           </w:p>
         </w:tc>
@@ -4001,113 +4001,113 @@
                 <w:szCs w:val="22"/>
                 <w:color w:val="000000"/>
               </w:rPr>
-              <w:t xml:space="preserve">1.74</w:t>
-            </w:r>
-          </w:p>
-        </w:tc>
-        <w:tc>
-          <w:tcPr>
-            <w:tcBorders>
-              <w:bottom w:val="none" w:sz="0" w:space="0" w:color="000000"/>
-              <w:top w:val="none" w:sz="0" w:space="0" w:color="000000"/>
-              <w:left w:val="none" w:sz="0" w:space="0" w:color="000000"/>
-              <w:right w:val="none" w:sz="0" w:space="0" w:color="000000"/>
-            </w:tcBorders>
-            <w:shd w:val="clear" w:color="auto" w:fill="FFFFFF"/>
-            <w:tcMar>
-              <w:top w:w="0" w:type="dxa"/>
-              <w:bottom w:w="0" w:type="dxa"/>
-              <w:left w:w="0" w:type="dxa"/>
-              <w:right w:w="0" w:type="dxa"/>
-            </w:tcMar>
-            <w:vAlign w:val="top"/>
-          </w:tcPr>
-          <w:p>
-            <w:pPr>
-              <w:pStyle w:val="Normal"/>
-              <w:jc w:val="center"/>
-              <w:pBdr>
-                <w:bottom w:val="none" w:sz="0" w:space="0" w:color="000000"/>
-                <w:top w:val="none" w:sz="0" w:space="0" w:color="000000"/>
-                <w:left w:val="none" w:sz="0" w:space="0" w:color="000000"/>
-                <w:right w:val="none" w:sz="0" w:space="0" w:color="000000"/>
-              </w:pBdr>
-              <w:spacing w:after="100" w:before="100" w:line="240"/>
-              <w:ind w:left="100" w:right="100" w:firstLine="0" w:firstLineChars="0"/>
-              <w:rPr>
-                <w:rFonts w:ascii="Helvetica" w:hAnsi="Helvetica" w:eastAsia="Helvetica" w:cs="Helvetica"/>
-                <w:i w:val="false"/>
-                <w:b w:val="false"/>
-                <w:u w:val="none"/>
-                <w:sz w:val="22"/>
-                <w:szCs w:val="22"/>
-                <w:color w:val="000000"/>
-              </w:rPr>
-            </w:pPr>
-            <w:r>
-              <w:rPr>
-                <w:rFonts w:ascii="Helvetica" w:hAnsi="Helvetica" w:eastAsia="Helvetica" w:cs="Helvetica"/>
-                <w:i w:val="false"/>
-                <w:b w:val="false"/>
-                <w:u w:val="none"/>
-                <w:sz w:val="22"/>
-                <w:szCs w:val="22"/>
-                <w:color w:val="000000"/>
-              </w:rPr>
-              <w:t xml:space="preserve">0.70, 4.33</w:t>
-            </w:r>
-          </w:p>
-        </w:tc>
-        <w:tc>
-          <w:tcPr>
-            <w:tcBorders>
-              <w:bottom w:val="none" w:sz="0" w:space="0" w:color="000000"/>
-              <w:top w:val="none" w:sz="0" w:space="0" w:color="000000"/>
-              <w:left w:val="none" w:sz="0" w:space="0" w:color="000000"/>
-              <w:right w:val="none" w:sz="0" w:space="0" w:color="000000"/>
-            </w:tcBorders>
-            <w:shd w:val="clear" w:color="auto" w:fill="FFFFFF"/>
-            <w:tcMar>
-              <w:top w:w="0" w:type="dxa"/>
-              <w:bottom w:w="0" w:type="dxa"/>
-              <w:left w:w="0" w:type="dxa"/>
-              <w:right w:w="0" w:type="dxa"/>
-            </w:tcMar>
-            <w:vAlign w:val="top"/>
-          </w:tcPr>
-          <w:p>
-            <w:pPr>
-              <w:pStyle w:val="Normal"/>
-              <w:jc w:val="center"/>
-              <w:pBdr>
-                <w:bottom w:val="none" w:sz="0" w:space="0" w:color="000000"/>
-                <w:top w:val="none" w:sz="0" w:space="0" w:color="000000"/>
-                <w:left w:val="none" w:sz="0" w:space="0" w:color="000000"/>
-                <w:right w:val="none" w:sz="0" w:space="0" w:color="000000"/>
-              </w:pBdr>
-              <w:spacing w:after="100" w:before="100" w:line="240"/>
-              <w:ind w:left="100" w:right="100" w:firstLine="0" w:firstLineChars="0"/>
-              <w:rPr>
-                <w:rFonts w:ascii="Helvetica" w:hAnsi="Helvetica" w:eastAsia="Helvetica" w:cs="Helvetica"/>
-                <w:i w:val="false"/>
-                <w:b w:val="false"/>
-                <w:u w:val="none"/>
-                <w:sz w:val="22"/>
-                <w:szCs w:val="22"/>
-                <w:color w:val="000000"/>
-              </w:rPr>
-            </w:pPr>
-            <w:r>
-              <w:rPr>
-                <w:rFonts w:ascii="Helvetica" w:hAnsi="Helvetica" w:eastAsia="Helvetica" w:cs="Helvetica"/>
-                <w:i w:val="false"/>
-                <w:b w:val="false"/>
-                <w:u w:val="none"/>
-                <w:sz w:val="22"/>
-                <w:szCs w:val="22"/>
-                <w:color w:val="000000"/>
-              </w:rPr>
-              <w:t xml:space="preserve">0.240</w:t>
+              <w:t xml:space="preserve">1.53</w:t>
+            </w:r>
+          </w:p>
+        </w:tc>
+        <w:tc>
+          <w:tcPr>
+            <w:tcBorders>
+              <w:bottom w:val="none" w:sz="0" w:space="0" w:color="000000"/>
+              <w:top w:val="none" w:sz="0" w:space="0" w:color="000000"/>
+              <w:left w:val="none" w:sz="0" w:space="0" w:color="000000"/>
+              <w:right w:val="none" w:sz="0" w:space="0" w:color="000000"/>
+            </w:tcBorders>
+            <w:shd w:val="clear" w:color="auto" w:fill="FFFFFF"/>
+            <w:tcMar>
+              <w:top w:w="0" w:type="dxa"/>
+              <w:bottom w:w="0" w:type="dxa"/>
+              <w:left w:w="0" w:type="dxa"/>
+              <w:right w:w="0" w:type="dxa"/>
+            </w:tcMar>
+            <w:vAlign w:val="top"/>
+          </w:tcPr>
+          <w:p>
+            <w:pPr>
+              <w:pStyle w:val="Normal"/>
+              <w:jc w:val="center"/>
+              <w:pBdr>
+                <w:bottom w:val="none" w:sz="0" w:space="0" w:color="000000"/>
+                <w:top w:val="none" w:sz="0" w:space="0" w:color="000000"/>
+                <w:left w:val="none" w:sz="0" w:space="0" w:color="000000"/>
+                <w:right w:val="none" w:sz="0" w:space="0" w:color="000000"/>
+              </w:pBdr>
+              <w:spacing w:after="100" w:before="100" w:line="240"/>
+              <w:ind w:left="100" w:right="100" w:firstLine="0" w:firstLineChars="0"/>
+              <w:rPr>
+                <w:rFonts w:ascii="Helvetica" w:hAnsi="Helvetica" w:eastAsia="Helvetica" w:cs="Helvetica"/>
+                <w:i w:val="false"/>
+                <w:b w:val="false"/>
+                <w:u w:val="none"/>
+                <w:sz w:val="22"/>
+                <w:szCs w:val="22"/>
+                <w:color w:val="000000"/>
+              </w:rPr>
+            </w:pPr>
+            <w:r>
+              <w:rPr>
+                <w:rFonts w:ascii="Helvetica" w:hAnsi="Helvetica" w:eastAsia="Helvetica" w:cs="Helvetica"/>
+                <w:i w:val="false"/>
+                <w:b w:val="false"/>
+                <w:u w:val="none"/>
+                <w:sz w:val="22"/>
+                <w:szCs w:val="22"/>
+                <w:color w:val="000000"/>
+              </w:rPr>
+              <w:t xml:space="preserve">0.63, 3.70</w:t>
+            </w:r>
+          </w:p>
+        </w:tc>
+        <w:tc>
+          <w:tcPr>
+            <w:tcBorders>
+              <w:bottom w:val="none" w:sz="0" w:space="0" w:color="000000"/>
+              <w:top w:val="none" w:sz="0" w:space="0" w:color="000000"/>
+              <w:left w:val="none" w:sz="0" w:space="0" w:color="000000"/>
+              <w:right w:val="none" w:sz="0" w:space="0" w:color="000000"/>
+            </w:tcBorders>
+            <w:shd w:val="clear" w:color="auto" w:fill="FFFFFF"/>
+            <w:tcMar>
+              <w:top w:w="0" w:type="dxa"/>
+              <w:bottom w:w="0" w:type="dxa"/>
+              <w:left w:w="0" w:type="dxa"/>
+              <w:right w:w="0" w:type="dxa"/>
+            </w:tcMar>
+            <w:vAlign w:val="top"/>
+          </w:tcPr>
+          <w:p>
+            <w:pPr>
+              <w:pStyle w:val="Normal"/>
+              <w:jc w:val="center"/>
+              <w:pBdr>
+                <w:bottom w:val="none" w:sz="0" w:space="0" w:color="000000"/>
+                <w:top w:val="none" w:sz="0" w:space="0" w:color="000000"/>
+                <w:left w:val="none" w:sz="0" w:space="0" w:color="000000"/>
+                <w:right w:val="none" w:sz="0" w:space="0" w:color="000000"/>
+              </w:pBdr>
+              <w:spacing w:after="100" w:before="100" w:line="240"/>
+              <w:ind w:left="100" w:right="100" w:firstLine="0" w:firstLineChars="0"/>
+              <w:rPr>
+                <w:rFonts w:ascii="Helvetica" w:hAnsi="Helvetica" w:eastAsia="Helvetica" w:cs="Helvetica"/>
+                <w:i w:val="false"/>
+                <w:b w:val="false"/>
+                <w:u w:val="none"/>
+                <w:sz w:val="22"/>
+                <w:szCs w:val="22"/>
+                <w:color w:val="000000"/>
+              </w:rPr>
+            </w:pPr>
+            <w:r>
+              <w:rPr>
+                <w:rFonts w:ascii="Helvetica" w:hAnsi="Helvetica" w:eastAsia="Helvetica" w:cs="Helvetica"/>
+                <w:i w:val="false"/>
+                <w:b w:val="false"/>
+                <w:u w:val="none"/>
+                <w:sz w:val="22"/>
+                <w:szCs w:val="22"/>
+                <w:color w:val="000000"/>
+              </w:rPr>
+              <w:t xml:space="preserve">0.350</w:t>
             </w:r>
           </w:p>
         </w:tc>
@@ -4484,113 +4484,113 @@
                 <w:szCs w:val="22"/>
                 <w:color w:val="000000"/>
               </w:rPr>
-              <w:t xml:space="preserve">1.13</w:t>
-            </w:r>
-          </w:p>
-        </w:tc>
-        <w:tc>
-          <w:tcPr>
-            <w:tcBorders>
-              <w:bottom w:val="none" w:sz="0" w:space="0" w:color="000000"/>
-              <w:top w:val="none" w:sz="0" w:space="0" w:color="000000"/>
-              <w:left w:val="none" w:sz="0" w:space="0" w:color="000000"/>
-              <w:right w:val="none" w:sz="0" w:space="0" w:color="000000"/>
-            </w:tcBorders>
-            <w:shd w:val="clear" w:color="auto" w:fill="FFFFFF"/>
-            <w:tcMar>
-              <w:top w:w="0" w:type="dxa"/>
-              <w:bottom w:w="0" w:type="dxa"/>
-              <w:left w:w="0" w:type="dxa"/>
-              <w:right w:w="0" w:type="dxa"/>
-            </w:tcMar>
-            <w:vAlign w:val="top"/>
-          </w:tcPr>
-          <w:p>
-            <w:pPr>
-              <w:pStyle w:val="Normal"/>
-              <w:jc w:val="center"/>
-              <w:pBdr>
-                <w:bottom w:val="none" w:sz="0" w:space="0" w:color="000000"/>
-                <w:top w:val="none" w:sz="0" w:space="0" w:color="000000"/>
-                <w:left w:val="none" w:sz="0" w:space="0" w:color="000000"/>
-                <w:right w:val="none" w:sz="0" w:space="0" w:color="000000"/>
-              </w:pBdr>
-              <w:spacing w:after="100" w:before="100" w:line="240"/>
-              <w:ind w:left="100" w:right="100" w:firstLine="0" w:firstLineChars="0"/>
-              <w:rPr>
-                <w:rFonts w:ascii="Helvetica" w:hAnsi="Helvetica" w:eastAsia="Helvetica" w:cs="Helvetica"/>
-                <w:i w:val="false"/>
-                <w:b w:val="false"/>
-                <w:u w:val="none"/>
-                <w:sz w:val="22"/>
-                <w:szCs w:val="22"/>
-                <w:color w:val="000000"/>
-              </w:rPr>
-            </w:pPr>
-            <w:r>
-              <w:rPr>
-                <w:rFonts w:ascii="Helvetica" w:hAnsi="Helvetica" w:eastAsia="Helvetica" w:cs="Helvetica"/>
-                <w:i w:val="false"/>
-                <w:b w:val="false"/>
-                <w:u w:val="none"/>
-                <w:sz w:val="22"/>
-                <w:szCs w:val="22"/>
-                <w:color w:val="000000"/>
-              </w:rPr>
-              <w:t xml:space="preserve">1.01, 1.26</w:t>
-            </w:r>
-          </w:p>
-        </w:tc>
-        <w:tc>
-          <w:tcPr>
-            <w:tcBorders>
-              <w:bottom w:val="none" w:sz="0" w:space="0" w:color="000000"/>
-              <w:top w:val="none" w:sz="0" w:space="0" w:color="000000"/>
-              <w:left w:val="none" w:sz="0" w:space="0" w:color="000000"/>
-              <w:right w:val="none" w:sz="0" w:space="0" w:color="000000"/>
-            </w:tcBorders>
-            <w:shd w:val="clear" w:color="auto" w:fill="FFFFFF"/>
-            <w:tcMar>
-              <w:top w:w="0" w:type="dxa"/>
-              <w:bottom w:w="0" w:type="dxa"/>
-              <w:left w:w="0" w:type="dxa"/>
-              <w:right w:w="0" w:type="dxa"/>
-            </w:tcMar>
-            <w:vAlign w:val="top"/>
-          </w:tcPr>
-          <w:p>
-            <w:pPr>
-              <w:pStyle w:val="Normal"/>
-              <w:jc w:val="center"/>
-              <w:pBdr>
-                <w:bottom w:val="none" w:sz="0" w:space="0" w:color="000000"/>
-                <w:top w:val="none" w:sz="0" w:space="0" w:color="000000"/>
-                <w:left w:val="none" w:sz="0" w:space="0" w:color="000000"/>
-                <w:right w:val="none" w:sz="0" w:space="0" w:color="000000"/>
-              </w:pBdr>
-              <w:spacing w:after="100" w:before="100" w:line="240"/>
-              <w:ind w:left="100" w:right="100" w:firstLine="0" w:firstLineChars="0"/>
-              <w:rPr>
-                <w:rFonts w:ascii="Helvetica" w:hAnsi="Helvetica" w:eastAsia="Helvetica" w:cs="Helvetica"/>
-                <w:i w:val="false"/>
-                <w:b w:val="false"/>
-                <w:u w:val="none"/>
-                <w:sz w:val="22"/>
-                <w:szCs w:val="22"/>
-                <w:color w:val="000000"/>
-              </w:rPr>
-            </w:pPr>
-            <w:r>
-              <w:rPr>
-                <w:rFonts w:ascii="Helvetica" w:hAnsi="Helvetica" w:eastAsia="Helvetica" w:cs="Helvetica"/>
-                <w:i w:val="false"/>
-                <w:b w:val="false"/>
-                <w:u w:val="none"/>
-                <w:sz w:val="22"/>
-                <w:szCs w:val="22"/>
-                <w:color w:val="000000"/>
-              </w:rPr>
-              <w:t xml:space="preserve">0.029</w:t>
+              <w:t xml:space="preserve">1.09</w:t>
+            </w:r>
+          </w:p>
+        </w:tc>
+        <w:tc>
+          <w:tcPr>
+            <w:tcBorders>
+              <w:bottom w:val="none" w:sz="0" w:space="0" w:color="000000"/>
+              <w:top w:val="none" w:sz="0" w:space="0" w:color="000000"/>
+              <w:left w:val="none" w:sz="0" w:space="0" w:color="000000"/>
+              <w:right w:val="none" w:sz="0" w:space="0" w:color="000000"/>
+            </w:tcBorders>
+            <w:shd w:val="clear" w:color="auto" w:fill="FFFFFF"/>
+            <w:tcMar>
+              <w:top w:w="0" w:type="dxa"/>
+              <w:bottom w:w="0" w:type="dxa"/>
+              <w:left w:w="0" w:type="dxa"/>
+              <w:right w:w="0" w:type="dxa"/>
+            </w:tcMar>
+            <w:vAlign w:val="top"/>
+          </w:tcPr>
+          <w:p>
+            <w:pPr>
+              <w:pStyle w:val="Normal"/>
+              <w:jc w:val="center"/>
+              <w:pBdr>
+                <w:bottom w:val="none" w:sz="0" w:space="0" w:color="000000"/>
+                <w:top w:val="none" w:sz="0" w:space="0" w:color="000000"/>
+                <w:left w:val="none" w:sz="0" w:space="0" w:color="000000"/>
+                <w:right w:val="none" w:sz="0" w:space="0" w:color="000000"/>
+              </w:pBdr>
+              <w:spacing w:after="100" w:before="100" w:line="240"/>
+              <w:ind w:left="100" w:right="100" w:firstLine="0" w:firstLineChars="0"/>
+              <w:rPr>
+                <w:rFonts w:ascii="Helvetica" w:hAnsi="Helvetica" w:eastAsia="Helvetica" w:cs="Helvetica"/>
+                <w:i w:val="false"/>
+                <w:b w:val="false"/>
+                <w:u w:val="none"/>
+                <w:sz w:val="22"/>
+                <w:szCs w:val="22"/>
+                <w:color w:val="000000"/>
+              </w:rPr>
+            </w:pPr>
+            <w:r>
+              <w:rPr>
+                <w:rFonts w:ascii="Helvetica" w:hAnsi="Helvetica" w:eastAsia="Helvetica" w:cs="Helvetica"/>
+                <w:i w:val="false"/>
+                <w:b w:val="false"/>
+                <w:u w:val="none"/>
+                <w:sz w:val="22"/>
+                <w:szCs w:val="22"/>
+                <w:color w:val="000000"/>
+              </w:rPr>
+              <w:t xml:space="preserve">0.99, 1.21</w:t>
+            </w:r>
+          </w:p>
+        </w:tc>
+        <w:tc>
+          <w:tcPr>
+            <w:tcBorders>
+              <w:bottom w:val="none" w:sz="0" w:space="0" w:color="000000"/>
+              <w:top w:val="none" w:sz="0" w:space="0" w:color="000000"/>
+              <w:left w:val="none" w:sz="0" w:space="0" w:color="000000"/>
+              <w:right w:val="none" w:sz="0" w:space="0" w:color="000000"/>
+            </w:tcBorders>
+            <w:shd w:val="clear" w:color="auto" w:fill="FFFFFF"/>
+            <w:tcMar>
+              <w:top w:w="0" w:type="dxa"/>
+              <w:bottom w:w="0" w:type="dxa"/>
+              <w:left w:w="0" w:type="dxa"/>
+              <w:right w:w="0" w:type="dxa"/>
+            </w:tcMar>
+            <w:vAlign w:val="top"/>
+          </w:tcPr>
+          <w:p>
+            <w:pPr>
+              <w:pStyle w:val="Normal"/>
+              <w:jc w:val="center"/>
+              <w:pBdr>
+                <w:bottom w:val="none" w:sz="0" w:space="0" w:color="000000"/>
+                <w:top w:val="none" w:sz="0" w:space="0" w:color="000000"/>
+                <w:left w:val="none" w:sz="0" w:space="0" w:color="000000"/>
+                <w:right w:val="none" w:sz="0" w:space="0" w:color="000000"/>
+              </w:pBdr>
+              <w:spacing w:after="100" w:before="100" w:line="240"/>
+              <w:ind w:left="100" w:right="100" w:firstLine="0" w:firstLineChars="0"/>
+              <w:rPr>
+                <w:rFonts w:ascii="Helvetica" w:hAnsi="Helvetica" w:eastAsia="Helvetica" w:cs="Helvetica"/>
+                <w:i w:val="false"/>
+                <w:b w:val="false"/>
+                <w:u w:val="none"/>
+                <w:sz w:val="22"/>
+                <w:szCs w:val="22"/>
+                <w:color w:val="000000"/>
+              </w:rPr>
+            </w:pPr>
+            <w:r>
+              <w:rPr>
+                <w:rFonts w:ascii="Helvetica" w:hAnsi="Helvetica" w:eastAsia="Helvetica" w:cs="Helvetica"/>
+                <w:i w:val="false"/>
+                <w:b w:val="false"/>
+                <w:u w:val="none"/>
+                <w:sz w:val="22"/>
+                <w:szCs w:val="22"/>
+                <w:color w:val="000000"/>
+              </w:rPr>
+              <w:t xml:space="preserve">0.093</w:t>
             </w:r>
           </w:p>
         </w:tc>
@@ -5933,113 +5933,113 @@
                 <w:szCs w:val="22"/>
                 <w:color w:val="000000"/>
               </w:rPr>
-              <w:t xml:space="preserve">0.88</w:t>
-            </w:r>
-          </w:p>
-        </w:tc>
-        <w:tc>
-          <w:tcPr>
-            <w:tcBorders>
-              <w:bottom w:val="none" w:sz="0" w:space="0" w:color="000000"/>
-              <w:top w:val="none" w:sz="0" w:space="0" w:color="000000"/>
-              <w:left w:val="none" w:sz="0" w:space="0" w:color="000000"/>
-              <w:right w:val="none" w:sz="0" w:space="0" w:color="000000"/>
-            </w:tcBorders>
-            <w:shd w:val="clear" w:color="auto" w:fill="FFFFFF"/>
-            <w:tcMar>
-              <w:top w:w="0" w:type="dxa"/>
-              <w:bottom w:w="0" w:type="dxa"/>
-              <w:left w:w="0" w:type="dxa"/>
-              <w:right w:w="0" w:type="dxa"/>
-            </w:tcMar>
-            <w:vAlign w:val="top"/>
-          </w:tcPr>
-          <w:p>
-            <w:pPr>
-              <w:pStyle w:val="Normal"/>
-              <w:jc w:val="center"/>
-              <w:pBdr>
-                <w:bottom w:val="none" w:sz="0" w:space="0" w:color="000000"/>
-                <w:top w:val="none" w:sz="0" w:space="0" w:color="000000"/>
-                <w:left w:val="none" w:sz="0" w:space="0" w:color="000000"/>
-                <w:right w:val="none" w:sz="0" w:space="0" w:color="000000"/>
-              </w:pBdr>
-              <w:spacing w:after="100" w:before="100" w:line="240"/>
-              <w:ind w:left="100" w:right="100" w:firstLine="0" w:firstLineChars="0"/>
-              <w:rPr>
-                <w:rFonts w:ascii="Helvetica" w:hAnsi="Helvetica" w:eastAsia="Helvetica" w:cs="Helvetica"/>
-                <w:i w:val="false"/>
-                <w:b w:val="false"/>
-                <w:u w:val="none"/>
-                <w:sz w:val="22"/>
-                <w:szCs w:val="22"/>
-                <w:color w:val="000000"/>
-              </w:rPr>
-            </w:pPr>
-            <w:r>
-              <w:rPr>
-                <w:rFonts w:ascii="Helvetica" w:hAnsi="Helvetica" w:eastAsia="Helvetica" w:cs="Helvetica"/>
-                <w:i w:val="false"/>
-                <w:b w:val="false"/>
-                <w:u w:val="none"/>
-                <w:sz w:val="22"/>
-                <w:szCs w:val="22"/>
-                <w:color w:val="000000"/>
-              </w:rPr>
-              <w:t xml:space="preserve">0.43, 1.81</w:t>
-            </w:r>
-          </w:p>
-        </w:tc>
-        <w:tc>
-          <w:tcPr>
-            <w:tcBorders>
-              <w:bottom w:val="none" w:sz="0" w:space="0" w:color="000000"/>
-              <w:top w:val="none" w:sz="0" w:space="0" w:color="000000"/>
-              <w:left w:val="none" w:sz="0" w:space="0" w:color="000000"/>
-              <w:right w:val="none" w:sz="0" w:space="0" w:color="000000"/>
-            </w:tcBorders>
-            <w:shd w:val="clear" w:color="auto" w:fill="FFFFFF"/>
-            <w:tcMar>
-              <w:top w:w="0" w:type="dxa"/>
-              <w:bottom w:w="0" w:type="dxa"/>
-              <w:left w:w="0" w:type="dxa"/>
-              <w:right w:w="0" w:type="dxa"/>
-            </w:tcMar>
-            <w:vAlign w:val="top"/>
-          </w:tcPr>
-          <w:p>
-            <w:pPr>
-              <w:pStyle w:val="Normal"/>
-              <w:jc w:val="center"/>
-              <w:pBdr>
-                <w:bottom w:val="none" w:sz="0" w:space="0" w:color="000000"/>
-                <w:top w:val="none" w:sz="0" w:space="0" w:color="000000"/>
-                <w:left w:val="none" w:sz="0" w:space="0" w:color="000000"/>
-                <w:right w:val="none" w:sz="0" w:space="0" w:color="000000"/>
-              </w:pBdr>
-              <w:spacing w:after="100" w:before="100" w:line="240"/>
-              <w:ind w:left="100" w:right="100" w:firstLine="0" w:firstLineChars="0"/>
-              <w:rPr>
-                <w:rFonts w:ascii="Helvetica" w:hAnsi="Helvetica" w:eastAsia="Helvetica" w:cs="Helvetica"/>
-                <w:i w:val="false"/>
-                <w:b w:val="false"/>
-                <w:u w:val="none"/>
-                <w:sz w:val="22"/>
-                <w:szCs w:val="22"/>
-                <w:color w:val="000000"/>
-              </w:rPr>
-            </w:pPr>
-            <w:r>
-              <w:rPr>
-                <w:rFonts w:ascii="Helvetica" w:hAnsi="Helvetica" w:eastAsia="Helvetica" w:cs="Helvetica"/>
-                <w:i w:val="false"/>
-                <w:b w:val="false"/>
-                <w:u w:val="none"/>
-                <w:sz w:val="22"/>
-                <w:szCs w:val="22"/>
-                <w:color w:val="000000"/>
-              </w:rPr>
-              <w:t xml:space="preserve">0.730</w:t>
+              <w:t xml:space="preserve">0.96</w:t>
+            </w:r>
+          </w:p>
+        </w:tc>
+        <w:tc>
+          <w:tcPr>
+            <w:tcBorders>
+              <w:bottom w:val="none" w:sz="0" w:space="0" w:color="000000"/>
+              <w:top w:val="none" w:sz="0" w:space="0" w:color="000000"/>
+              <w:left w:val="none" w:sz="0" w:space="0" w:color="000000"/>
+              <w:right w:val="none" w:sz="0" w:space="0" w:color="000000"/>
+            </w:tcBorders>
+            <w:shd w:val="clear" w:color="auto" w:fill="FFFFFF"/>
+            <w:tcMar>
+              <w:top w:w="0" w:type="dxa"/>
+              <w:bottom w:w="0" w:type="dxa"/>
+              <w:left w:w="0" w:type="dxa"/>
+              <w:right w:w="0" w:type="dxa"/>
+            </w:tcMar>
+            <w:vAlign w:val="top"/>
+          </w:tcPr>
+          <w:p>
+            <w:pPr>
+              <w:pStyle w:val="Normal"/>
+              <w:jc w:val="center"/>
+              <w:pBdr>
+                <w:bottom w:val="none" w:sz="0" w:space="0" w:color="000000"/>
+                <w:top w:val="none" w:sz="0" w:space="0" w:color="000000"/>
+                <w:left w:val="none" w:sz="0" w:space="0" w:color="000000"/>
+                <w:right w:val="none" w:sz="0" w:space="0" w:color="000000"/>
+              </w:pBdr>
+              <w:spacing w:after="100" w:before="100" w:line="240"/>
+              <w:ind w:left="100" w:right="100" w:firstLine="0" w:firstLineChars="0"/>
+              <w:rPr>
+                <w:rFonts w:ascii="Helvetica" w:hAnsi="Helvetica" w:eastAsia="Helvetica" w:cs="Helvetica"/>
+                <w:i w:val="false"/>
+                <w:b w:val="false"/>
+                <w:u w:val="none"/>
+                <w:sz w:val="22"/>
+                <w:szCs w:val="22"/>
+                <w:color w:val="000000"/>
+              </w:rPr>
+            </w:pPr>
+            <w:r>
+              <w:rPr>
+                <w:rFonts w:ascii="Helvetica" w:hAnsi="Helvetica" w:eastAsia="Helvetica" w:cs="Helvetica"/>
+                <w:i w:val="false"/>
+                <w:b w:val="false"/>
+                <w:u w:val="none"/>
+                <w:sz w:val="22"/>
+                <w:szCs w:val="22"/>
+                <w:color w:val="000000"/>
+              </w:rPr>
+              <w:t xml:space="preserve">0.48, 1.94</w:t>
+            </w:r>
+          </w:p>
+        </w:tc>
+        <w:tc>
+          <w:tcPr>
+            <w:tcBorders>
+              <w:bottom w:val="none" w:sz="0" w:space="0" w:color="000000"/>
+              <w:top w:val="none" w:sz="0" w:space="0" w:color="000000"/>
+              <w:left w:val="none" w:sz="0" w:space="0" w:color="000000"/>
+              <w:right w:val="none" w:sz="0" w:space="0" w:color="000000"/>
+            </w:tcBorders>
+            <w:shd w:val="clear" w:color="auto" w:fill="FFFFFF"/>
+            <w:tcMar>
+              <w:top w:w="0" w:type="dxa"/>
+              <w:bottom w:w="0" w:type="dxa"/>
+              <w:left w:w="0" w:type="dxa"/>
+              <w:right w:w="0" w:type="dxa"/>
+            </w:tcMar>
+            <w:vAlign w:val="top"/>
+          </w:tcPr>
+          <w:p>
+            <w:pPr>
+              <w:pStyle w:val="Normal"/>
+              <w:jc w:val="center"/>
+              <w:pBdr>
+                <w:bottom w:val="none" w:sz="0" w:space="0" w:color="000000"/>
+                <w:top w:val="none" w:sz="0" w:space="0" w:color="000000"/>
+                <w:left w:val="none" w:sz="0" w:space="0" w:color="000000"/>
+                <w:right w:val="none" w:sz="0" w:space="0" w:color="000000"/>
+              </w:pBdr>
+              <w:spacing w:after="100" w:before="100" w:line="240"/>
+              <w:ind w:left="100" w:right="100" w:firstLine="0" w:firstLineChars="0"/>
+              <w:rPr>
+                <w:rFonts w:ascii="Helvetica" w:hAnsi="Helvetica" w:eastAsia="Helvetica" w:cs="Helvetica"/>
+                <w:i w:val="false"/>
+                <w:b w:val="false"/>
+                <w:u w:val="none"/>
+                <w:sz w:val="22"/>
+                <w:szCs w:val="22"/>
+                <w:color w:val="000000"/>
+              </w:rPr>
+            </w:pPr>
+            <w:r>
+              <w:rPr>
+                <w:rFonts w:ascii="Helvetica" w:hAnsi="Helvetica" w:eastAsia="Helvetica" w:cs="Helvetica"/>
+                <w:i w:val="false"/>
+                <w:b w:val="false"/>
+                <w:u w:val="none"/>
+                <w:sz w:val="22"/>
+                <w:szCs w:val="22"/>
+                <w:color w:val="000000"/>
+              </w:rPr>
+              <w:t xml:space="preserve">0.910</w:t>
             </w:r>
           </w:p>
         </w:tc>
@@ -7382,113 +7382,113 @@
                 <w:szCs w:val="22"/>
                 <w:color w:val="000000"/>
               </w:rPr>
-              <w:t xml:space="preserve">0.76</w:t>
-            </w:r>
-          </w:p>
-        </w:tc>
-        <w:tc>
-          <w:tcPr>
-            <w:tcBorders>
-              <w:bottom w:val="none" w:sz="0" w:space="0" w:color="000000"/>
-              <w:top w:val="none" w:sz="0" w:space="0" w:color="000000"/>
-              <w:left w:val="none" w:sz="0" w:space="0" w:color="000000"/>
-              <w:right w:val="none" w:sz="0" w:space="0" w:color="000000"/>
-            </w:tcBorders>
-            <w:shd w:val="clear" w:color="auto" w:fill="FFFFFF"/>
-            <w:tcMar>
-              <w:top w:w="0" w:type="dxa"/>
-              <w:bottom w:w="0" w:type="dxa"/>
-              <w:left w:w="0" w:type="dxa"/>
-              <w:right w:w="0" w:type="dxa"/>
-            </w:tcMar>
-            <w:vAlign w:val="top"/>
-          </w:tcPr>
-          <w:p>
-            <w:pPr>
-              <w:pStyle w:val="Normal"/>
-              <w:jc w:val="center"/>
-              <w:pBdr>
-                <w:bottom w:val="none" w:sz="0" w:space="0" w:color="000000"/>
-                <w:top w:val="none" w:sz="0" w:space="0" w:color="000000"/>
-                <w:left w:val="none" w:sz="0" w:space="0" w:color="000000"/>
-                <w:right w:val="none" w:sz="0" w:space="0" w:color="000000"/>
-              </w:pBdr>
-              <w:spacing w:after="100" w:before="100" w:line="240"/>
-              <w:ind w:left="100" w:right="100" w:firstLine="0" w:firstLineChars="0"/>
-              <w:rPr>
-                <w:rFonts w:ascii="Helvetica" w:hAnsi="Helvetica" w:eastAsia="Helvetica" w:cs="Helvetica"/>
-                <w:i w:val="false"/>
-                <w:b w:val="false"/>
-                <w:u w:val="none"/>
-                <w:sz w:val="22"/>
-                <w:szCs w:val="22"/>
-                <w:color w:val="000000"/>
-              </w:rPr>
-            </w:pPr>
-            <w:r>
-              <w:rPr>
-                <w:rFonts w:ascii="Helvetica" w:hAnsi="Helvetica" w:eastAsia="Helvetica" w:cs="Helvetica"/>
-                <w:i w:val="false"/>
-                <w:b w:val="false"/>
-                <w:u w:val="none"/>
-                <w:sz w:val="22"/>
-                <w:szCs w:val="22"/>
-                <w:color w:val="000000"/>
-              </w:rPr>
-              <w:t xml:space="preserve">0.13, 4.42</w:t>
-            </w:r>
-          </w:p>
-        </w:tc>
-        <w:tc>
-          <w:tcPr>
-            <w:tcBorders>
-              <w:bottom w:val="none" w:sz="0" w:space="0" w:color="000000"/>
-              <w:top w:val="none" w:sz="0" w:space="0" w:color="000000"/>
-              <w:left w:val="none" w:sz="0" w:space="0" w:color="000000"/>
-              <w:right w:val="none" w:sz="0" w:space="0" w:color="000000"/>
-            </w:tcBorders>
-            <w:shd w:val="clear" w:color="auto" w:fill="FFFFFF"/>
-            <w:tcMar>
-              <w:top w:w="0" w:type="dxa"/>
-              <w:bottom w:w="0" w:type="dxa"/>
-              <w:left w:w="0" w:type="dxa"/>
-              <w:right w:w="0" w:type="dxa"/>
-            </w:tcMar>
-            <w:vAlign w:val="top"/>
-          </w:tcPr>
-          <w:p>
-            <w:pPr>
-              <w:pStyle w:val="Normal"/>
-              <w:jc w:val="center"/>
-              <w:pBdr>
-                <w:bottom w:val="none" w:sz="0" w:space="0" w:color="000000"/>
-                <w:top w:val="none" w:sz="0" w:space="0" w:color="000000"/>
-                <w:left w:val="none" w:sz="0" w:space="0" w:color="000000"/>
-                <w:right w:val="none" w:sz="0" w:space="0" w:color="000000"/>
-              </w:pBdr>
-              <w:spacing w:after="100" w:before="100" w:line="240"/>
-              <w:ind w:left="100" w:right="100" w:firstLine="0" w:firstLineChars="0"/>
-              <w:rPr>
-                <w:rFonts w:ascii="Helvetica" w:hAnsi="Helvetica" w:eastAsia="Helvetica" w:cs="Helvetica"/>
-                <w:i w:val="false"/>
-                <w:b w:val="false"/>
-                <w:u w:val="none"/>
-                <w:sz w:val="22"/>
-                <w:szCs w:val="22"/>
-                <w:color w:val="000000"/>
-              </w:rPr>
-            </w:pPr>
-            <w:r>
-              <w:rPr>
-                <w:rFonts w:ascii="Helvetica" w:hAnsi="Helvetica" w:eastAsia="Helvetica" w:cs="Helvetica"/>
-                <w:i w:val="false"/>
-                <w:b w:val="false"/>
-                <w:u w:val="none"/>
-                <w:sz w:val="22"/>
-                <w:szCs w:val="22"/>
-                <w:color w:val="000000"/>
-              </w:rPr>
-              <w:t xml:space="preserve">0.760</w:t>
+              <w:t xml:space="preserve">0.72</w:t>
+            </w:r>
+          </w:p>
+        </w:tc>
+        <w:tc>
+          <w:tcPr>
+            <w:tcBorders>
+              <w:bottom w:val="none" w:sz="0" w:space="0" w:color="000000"/>
+              <w:top w:val="none" w:sz="0" w:space="0" w:color="000000"/>
+              <w:left w:val="none" w:sz="0" w:space="0" w:color="000000"/>
+              <w:right w:val="none" w:sz="0" w:space="0" w:color="000000"/>
+            </w:tcBorders>
+            <w:shd w:val="clear" w:color="auto" w:fill="FFFFFF"/>
+            <w:tcMar>
+              <w:top w:w="0" w:type="dxa"/>
+              <w:bottom w:w="0" w:type="dxa"/>
+              <w:left w:w="0" w:type="dxa"/>
+              <w:right w:w="0" w:type="dxa"/>
+            </w:tcMar>
+            <w:vAlign w:val="top"/>
+          </w:tcPr>
+          <w:p>
+            <w:pPr>
+              <w:pStyle w:val="Normal"/>
+              <w:jc w:val="center"/>
+              <w:pBdr>
+                <w:bottom w:val="none" w:sz="0" w:space="0" w:color="000000"/>
+                <w:top w:val="none" w:sz="0" w:space="0" w:color="000000"/>
+                <w:left w:val="none" w:sz="0" w:space="0" w:color="000000"/>
+                <w:right w:val="none" w:sz="0" w:space="0" w:color="000000"/>
+              </w:pBdr>
+              <w:spacing w:after="100" w:before="100" w:line="240"/>
+              <w:ind w:left="100" w:right="100" w:firstLine="0" w:firstLineChars="0"/>
+              <w:rPr>
+                <w:rFonts w:ascii="Helvetica" w:hAnsi="Helvetica" w:eastAsia="Helvetica" w:cs="Helvetica"/>
+                <w:i w:val="false"/>
+                <w:b w:val="false"/>
+                <w:u w:val="none"/>
+                <w:sz w:val="22"/>
+                <w:szCs w:val="22"/>
+                <w:color w:val="000000"/>
+              </w:rPr>
+            </w:pPr>
+            <w:r>
+              <w:rPr>
+                <w:rFonts w:ascii="Helvetica" w:hAnsi="Helvetica" w:eastAsia="Helvetica" w:cs="Helvetica"/>
+                <w:i w:val="false"/>
+                <w:b w:val="false"/>
+                <w:u w:val="none"/>
+                <w:sz w:val="22"/>
+                <w:szCs w:val="22"/>
+                <w:color w:val="000000"/>
+              </w:rPr>
+              <w:t xml:space="preserve">0.13, 4.07</w:t>
+            </w:r>
+          </w:p>
+        </w:tc>
+        <w:tc>
+          <w:tcPr>
+            <w:tcBorders>
+              <w:bottom w:val="none" w:sz="0" w:space="0" w:color="000000"/>
+              <w:top w:val="none" w:sz="0" w:space="0" w:color="000000"/>
+              <w:left w:val="none" w:sz="0" w:space="0" w:color="000000"/>
+              <w:right w:val="none" w:sz="0" w:space="0" w:color="000000"/>
+            </w:tcBorders>
+            <w:shd w:val="clear" w:color="auto" w:fill="FFFFFF"/>
+            <w:tcMar>
+              <w:top w:w="0" w:type="dxa"/>
+              <w:bottom w:w="0" w:type="dxa"/>
+              <w:left w:w="0" w:type="dxa"/>
+              <w:right w:w="0" w:type="dxa"/>
+            </w:tcMar>
+            <w:vAlign w:val="top"/>
+          </w:tcPr>
+          <w:p>
+            <w:pPr>
+              <w:pStyle w:val="Normal"/>
+              <w:jc w:val="center"/>
+              <w:pBdr>
+                <w:bottom w:val="none" w:sz="0" w:space="0" w:color="000000"/>
+                <w:top w:val="none" w:sz="0" w:space="0" w:color="000000"/>
+                <w:left w:val="none" w:sz="0" w:space="0" w:color="000000"/>
+                <w:right w:val="none" w:sz="0" w:space="0" w:color="000000"/>
+              </w:pBdr>
+              <w:spacing w:after="100" w:before="100" w:line="240"/>
+              <w:ind w:left="100" w:right="100" w:firstLine="0" w:firstLineChars="0"/>
+              <w:rPr>
+                <w:rFonts w:ascii="Helvetica" w:hAnsi="Helvetica" w:eastAsia="Helvetica" w:cs="Helvetica"/>
+                <w:i w:val="false"/>
+                <w:b w:val="false"/>
+                <w:u w:val="none"/>
+                <w:sz w:val="22"/>
+                <w:szCs w:val="22"/>
+                <w:color w:val="000000"/>
+              </w:rPr>
+            </w:pPr>
+            <w:r>
+              <w:rPr>
+                <w:rFonts w:ascii="Helvetica" w:hAnsi="Helvetica" w:eastAsia="Helvetica" w:cs="Helvetica"/>
+                <w:i w:val="false"/>
+                <w:b w:val="false"/>
+                <w:u w:val="none"/>
+                <w:sz w:val="22"/>
+                <w:szCs w:val="22"/>
+                <w:color w:val="000000"/>
+              </w:rPr>
+              <w:t xml:space="preserve">0.710</w:t>
             </w:r>
           </w:p>
         </w:tc>
@@ -7865,113 +7865,113 @@
                 <w:szCs w:val="22"/>
                 <w:color w:val="000000"/>
               </w:rPr>
-              <w:t xml:space="preserve">0.65</w:t>
-            </w:r>
-          </w:p>
-        </w:tc>
-        <w:tc>
-          <w:tcPr>
-            <w:tcBorders>
-              <w:bottom w:val="none" w:sz="0" w:space="0" w:color="000000"/>
-              <w:top w:val="none" w:sz="0" w:space="0" w:color="000000"/>
-              <w:left w:val="none" w:sz="0" w:space="0" w:color="000000"/>
-              <w:right w:val="none" w:sz="0" w:space="0" w:color="000000"/>
-            </w:tcBorders>
-            <w:shd w:val="clear" w:color="auto" w:fill="FFFFFF"/>
-            <w:tcMar>
-              <w:top w:w="0" w:type="dxa"/>
-              <w:bottom w:w="0" w:type="dxa"/>
-              <w:left w:w="0" w:type="dxa"/>
-              <w:right w:w="0" w:type="dxa"/>
-            </w:tcMar>
-            <w:vAlign w:val="top"/>
-          </w:tcPr>
-          <w:p>
-            <w:pPr>
-              <w:pStyle w:val="Normal"/>
-              <w:jc w:val="center"/>
-              <w:pBdr>
-                <w:bottom w:val="none" w:sz="0" w:space="0" w:color="000000"/>
-                <w:top w:val="none" w:sz="0" w:space="0" w:color="000000"/>
-                <w:left w:val="none" w:sz="0" w:space="0" w:color="000000"/>
-                <w:right w:val="none" w:sz="0" w:space="0" w:color="000000"/>
-              </w:pBdr>
-              <w:spacing w:after="100" w:before="100" w:line="240"/>
-              <w:ind w:left="100" w:right="100" w:firstLine="0" w:firstLineChars="0"/>
-              <w:rPr>
-                <w:rFonts w:ascii="Helvetica" w:hAnsi="Helvetica" w:eastAsia="Helvetica" w:cs="Helvetica"/>
-                <w:i w:val="false"/>
-                <w:b w:val="false"/>
-                <w:u w:val="none"/>
-                <w:sz w:val="22"/>
-                <w:szCs w:val="22"/>
-                <w:color w:val="000000"/>
-              </w:rPr>
-            </w:pPr>
-            <w:r>
-              <w:rPr>
-                <w:rFonts w:ascii="Helvetica" w:hAnsi="Helvetica" w:eastAsia="Helvetica" w:cs="Helvetica"/>
-                <w:i w:val="false"/>
-                <w:b w:val="false"/>
-                <w:u w:val="none"/>
-                <w:sz w:val="22"/>
-                <w:szCs w:val="22"/>
-                <w:color w:val="000000"/>
-              </w:rPr>
-              <w:t xml:space="preserve">0.17, 2.49</w:t>
-            </w:r>
-          </w:p>
-        </w:tc>
-        <w:tc>
-          <w:tcPr>
-            <w:tcBorders>
-              <w:bottom w:val="none" w:sz="0" w:space="0" w:color="000000"/>
-              <w:top w:val="none" w:sz="0" w:space="0" w:color="000000"/>
-              <w:left w:val="none" w:sz="0" w:space="0" w:color="000000"/>
-              <w:right w:val="none" w:sz="0" w:space="0" w:color="000000"/>
-            </w:tcBorders>
-            <w:shd w:val="clear" w:color="auto" w:fill="FFFFFF"/>
-            <w:tcMar>
-              <w:top w:w="0" w:type="dxa"/>
-              <w:bottom w:w="0" w:type="dxa"/>
-              <w:left w:w="0" w:type="dxa"/>
-              <w:right w:w="0" w:type="dxa"/>
-            </w:tcMar>
-            <w:vAlign w:val="top"/>
-          </w:tcPr>
-          <w:p>
-            <w:pPr>
-              <w:pStyle w:val="Normal"/>
-              <w:jc w:val="center"/>
-              <w:pBdr>
-                <w:bottom w:val="none" w:sz="0" w:space="0" w:color="000000"/>
-                <w:top w:val="none" w:sz="0" w:space="0" w:color="000000"/>
-                <w:left w:val="none" w:sz="0" w:space="0" w:color="000000"/>
-                <w:right w:val="none" w:sz="0" w:space="0" w:color="000000"/>
-              </w:pBdr>
-              <w:spacing w:after="100" w:before="100" w:line="240"/>
-              <w:ind w:left="100" w:right="100" w:firstLine="0" w:firstLineChars="0"/>
-              <w:rPr>
-                <w:rFonts w:ascii="Helvetica" w:hAnsi="Helvetica" w:eastAsia="Helvetica" w:cs="Helvetica"/>
-                <w:i w:val="false"/>
-                <w:b w:val="false"/>
-                <w:u w:val="none"/>
-                <w:sz w:val="22"/>
-                <w:szCs w:val="22"/>
-                <w:color w:val="000000"/>
-              </w:rPr>
-            </w:pPr>
-            <w:r>
-              <w:rPr>
-                <w:rFonts w:ascii="Helvetica" w:hAnsi="Helvetica" w:eastAsia="Helvetica" w:cs="Helvetica"/>
-                <w:i w:val="false"/>
-                <w:b w:val="false"/>
-                <w:u w:val="none"/>
-                <w:sz w:val="22"/>
-                <w:szCs w:val="22"/>
-                <w:color w:val="000000"/>
-              </w:rPr>
-              <w:t xml:space="preserve">0.530</w:t>
+              <w:t xml:space="preserve">0.88</w:t>
+            </w:r>
+          </w:p>
+        </w:tc>
+        <w:tc>
+          <w:tcPr>
+            <w:tcBorders>
+              <w:bottom w:val="none" w:sz="0" w:space="0" w:color="000000"/>
+              <w:top w:val="none" w:sz="0" w:space="0" w:color="000000"/>
+              <w:left w:val="none" w:sz="0" w:space="0" w:color="000000"/>
+              <w:right w:val="none" w:sz="0" w:space="0" w:color="000000"/>
+            </w:tcBorders>
+            <w:shd w:val="clear" w:color="auto" w:fill="FFFFFF"/>
+            <w:tcMar>
+              <w:top w:w="0" w:type="dxa"/>
+              <w:bottom w:w="0" w:type="dxa"/>
+              <w:left w:w="0" w:type="dxa"/>
+              <w:right w:w="0" w:type="dxa"/>
+            </w:tcMar>
+            <w:vAlign w:val="top"/>
+          </w:tcPr>
+          <w:p>
+            <w:pPr>
+              <w:pStyle w:val="Normal"/>
+              <w:jc w:val="center"/>
+              <w:pBdr>
+                <w:bottom w:val="none" w:sz="0" w:space="0" w:color="000000"/>
+                <w:top w:val="none" w:sz="0" w:space="0" w:color="000000"/>
+                <w:left w:val="none" w:sz="0" w:space="0" w:color="000000"/>
+                <w:right w:val="none" w:sz="0" w:space="0" w:color="000000"/>
+              </w:pBdr>
+              <w:spacing w:after="100" w:before="100" w:line="240"/>
+              <w:ind w:left="100" w:right="100" w:firstLine="0" w:firstLineChars="0"/>
+              <w:rPr>
+                <w:rFonts w:ascii="Helvetica" w:hAnsi="Helvetica" w:eastAsia="Helvetica" w:cs="Helvetica"/>
+                <w:i w:val="false"/>
+                <w:b w:val="false"/>
+                <w:u w:val="none"/>
+                <w:sz w:val="22"/>
+                <w:szCs w:val="22"/>
+                <w:color w:val="000000"/>
+              </w:rPr>
+            </w:pPr>
+            <w:r>
+              <w:rPr>
+                <w:rFonts w:ascii="Helvetica" w:hAnsi="Helvetica" w:eastAsia="Helvetica" w:cs="Helvetica"/>
+                <w:i w:val="false"/>
+                <w:b w:val="false"/>
+                <w:u w:val="none"/>
+                <w:sz w:val="22"/>
+                <w:szCs w:val="22"/>
+                <w:color w:val="000000"/>
+              </w:rPr>
+              <w:t xml:space="preserve">0.23, 3.38</w:t>
+            </w:r>
+          </w:p>
+        </w:tc>
+        <w:tc>
+          <w:tcPr>
+            <w:tcBorders>
+              <w:bottom w:val="none" w:sz="0" w:space="0" w:color="000000"/>
+              <w:top w:val="none" w:sz="0" w:space="0" w:color="000000"/>
+              <w:left w:val="none" w:sz="0" w:space="0" w:color="000000"/>
+              <w:right w:val="none" w:sz="0" w:space="0" w:color="000000"/>
+            </w:tcBorders>
+            <w:shd w:val="clear" w:color="auto" w:fill="FFFFFF"/>
+            <w:tcMar>
+              <w:top w:w="0" w:type="dxa"/>
+              <w:bottom w:w="0" w:type="dxa"/>
+              <w:left w:w="0" w:type="dxa"/>
+              <w:right w:w="0" w:type="dxa"/>
+            </w:tcMar>
+            <w:vAlign w:val="top"/>
+          </w:tcPr>
+          <w:p>
+            <w:pPr>
+              <w:pStyle w:val="Normal"/>
+              <w:jc w:val="center"/>
+              <w:pBdr>
+                <w:bottom w:val="none" w:sz="0" w:space="0" w:color="000000"/>
+                <w:top w:val="none" w:sz="0" w:space="0" w:color="000000"/>
+                <w:left w:val="none" w:sz="0" w:space="0" w:color="000000"/>
+                <w:right w:val="none" w:sz="0" w:space="0" w:color="000000"/>
+              </w:pBdr>
+              <w:spacing w:after="100" w:before="100" w:line="240"/>
+              <w:ind w:left="100" w:right="100" w:firstLine="0" w:firstLineChars="0"/>
+              <w:rPr>
+                <w:rFonts w:ascii="Helvetica" w:hAnsi="Helvetica" w:eastAsia="Helvetica" w:cs="Helvetica"/>
+                <w:i w:val="false"/>
+                <w:b w:val="false"/>
+                <w:u w:val="none"/>
+                <w:sz w:val="22"/>
+                <w:szCs w:val="22"/>
+                <w:color w:val="000000"/>
+              </w:rPr>
+            </w:pPr>
+            <w:r>
+              <w:rPr>
+                <w:rFonts w:ascii="Helvetica" w:hAnsi="Helvetica" w:eastAsia="Helvetica" w:cs="Helvetica"/>
+                <w:i w:val="false"/>
+                <w:b w:val="false"/>
+                <w:u w:val="none"/>
+                <w:sz w:val="22"/>
+                <w:szCs w:val="22"/>
+                <w:color w:val="000000"/>
+              </w:rPr>
+              <w:t xml:space="preserve">0.860</w:t>
             </w:r>
           </w:p>
         </w:tc>
@@ -8348,113 +8348,113 @@
                 <w:szCs w:val="22"/>
                 <w:color w:val="000000"/>
               </w:rPr>
-              <w:t xml:space="preserve">0.23</w:t>
-            </w:r>
-          </w:p>
-        </w:tc>
-        <w:tc>
-          <w:tcPr>
-            <w:tcBorders>
-              <w:bottom w:val="none" w:sz="0" w:space="0" w:color="000000"/>
-              <w:top w:val="none" w:sz="0" w:space="0" w:color="000000"/>
-              <w:left w:val="none" w:sz="0" w:space="0" w:color="000000"/>
-              <w:right w:val="none" w:sz="0" w:space="0" w:color="000000"/>
-            </w:tcBorders>
-            <w:shd w:val="clear" w:color="auto" w:fill="FFFFFF"/>
-            <w:tcMar>
-              <w:top w:w="0" w:type="dxa"/>
-              <w:bottom w:w="0" w:type="dxa"/>
-              <w:left w:w="0" w:type="dxa"/>
-              <w:right w:w="0" w:type="dxa"/>
-            </w:tcMar>
-            <w:vAlign w:val="top"/>
-          </w:tcPr>
-          <w:p>
-            <w:pPr>
-              <w:pStyle w:val="Normal"/>
-              <w:jc w:val="center"/>
-              <w:pBdr>
-                <w:bottom w:val="none" w:sz="0" w:space="0" w:color="000000"/>
-                <w:top w:val="none" w:sz="0" w:space="0" w:color="000000"/>
-                <w:left w:val="none" w:sz="0" w:space="0" w:color="000000"/>
-                <w:right w:val="none" w:sz="0" w:space="0" w:color="000000"/>
-              </w:pBdr>
-              <w:spacing w:after="100" w:before="100" w:line="240"/>
-              <w:ind w:left="100" w:right="100" w:firstLine="0" w:firstLineChars="0"/>
-              <w:rPr>
-                <w:rFonts w:ascii="Helvetica" w:hAnsi="Helvetica" w:eastAsia="Helvetica" w:cs="Helvetica"/>
-                <w:i w:val="false"/>
-                <w:b w:val="false"/>
-                <w:u w:val="none"/>
-                <w:sz w:val="22"/>
-                <w:szCs w:val="22"/>
-                <w:color w:val="000000"/>
-              </w:rPr>
-            </w:pPr>
-            <w:r>
-              <w:rPr>
-                <w:rFonts w:ascii="Helvetica" w:hAnsi="Helvetica" w:eastAsia="Helvetica" w:cs="Helvetica"/>
-                <w:i w:val="false"/>
-                <w:b w:val="false"/>
-                <w:u w:val="none"/>
-                <w:sz w:val="22"/>
-                <w:szCs w:val="22"/>
-                <w:color w:val="000000"/>
-              </w:rPr>
-              <w:t xml:space="preserve">0.05, 0.98</w:t>
-            </w:r>
-          </w:p>
-        </w:tc>
-        <w:tc>
-          <w:tcPr>
-            <w:tcBorders>
-              <w:bottom w:val="none" w:sz="0" w:space="0" w:color="000000"/>
-              <w:top w:val="none" w:sz="0" w:space="0" w:color="000000"/>
-              <w:left w:val="none" w:sz="0" w:space="0" w:color="000000"/>
-              <w:right w:val="none" w:sz="0" w:space="0" w:color="000000"/>
-            </w:tcBorders>
-            <w:shd w:val="clear" w:color="auto" w:fill="FFFFFF"/>
-            <w:tcMar>
-              <w:top w:w="0" w:type="dxa"/>
-              <w:bottom w:w="0" w:type="dxa"/>
-              <w:left w:w="0" w:type="dxa"/>
-              <w:right w:w="0" w:type="dxa"/>
-            </w:tcMar>
-            <w:vAlign w:val="top"/>
-          </w:tcPr>
-          <w:p>
-            <w:pPr>
-              <w:pStyle w:val="Normal"/>
-              <w:jc w:val="center"/>
-              <w:pBdr>
-                <w:bottom w:val="none" w:sz="0" w:space="0" w:color="000000"/>
-                <w:top w:val="none" w:sz="0" w:space="0" w:color="000000"/>
-                <w:left w:val="none" w:sz="0" w:space="0" w:color="000000"/>
-                <w:right w:val="none" w:sz="0" w:space="0" w:color="000000"/>
-              </w:pBdr>
-              <w:spacing w:after="100" w:before="100" w:line="240"/>
-              <w:ind w:left="100" w:right="100" w:firstLine="0" w:firstLineChars="0"/>
-              <w:rPr>
-                <w:rFonts w:ascii="Helvetica" w:hAnsi="Helvetica" w:eastAsia="Helvetica" w:cs="Helvetica"/>
-                <w:i w:val="false"/>
-                <w:b w:val="false"/>
-                <w:u w:val="none"/>
-                <w:sz w:val="22"/>
-                <w:szCs w:val="22"/>
-                <w:color w:val="000000"/>
-              </w:rPr>
-            </w:pPr>
-            <w:r>
-              <w:rPr>
-                <w:rFonts w:ascii="Helvetica" w:hAnsi="Helvetica" w:eastAsia="Helvetica" w:cs="Helvetica"/>
-                <w:i w:val="false"/>
-                <w:b w:val="false"/>
-                <w:u w:val="none"/>
-                <w:sz w:val="22"/>
-                <w:szCs w:val="22"/>
-                <w:color w:val="000000"/>
-              </w:rPr>
-              <w:t xml:space="preserve">0.048</w:t>
+              <w:t xml:space="preserve">0.29</w:t>
+            </w:r>
+          </w:p>
+        </w:tc>
+        <w:tc>
+          <w:tcPr>
+            <w:tcBorders>
+              <w:bottom w:val="none" w:sz="0" w:space="0" w:color="000000"/>
+              <w:top w:val="none" w:sz="0" w:space="0" w:color="000000"/>
+              <w:left w:val="none" w:sz="0" w:space="0" w:color="000000"/>
+              <w:right w:val="none" w:sz="0" w:space="0" w:color="000000"/>
+            </w:tcBorders>
+            <w:shd w:val="clear" w:color="auto" w:fill="FFFFFF"/>
+            <w:tcMar>
+              <w:top w:w="0" w:type="dxa"/>
+              <w:bottom w:w="0" w:type="dxa"/>
+              <w:left w:w="0" w:type="dxa"/>
+              <w:right w:w="0" w:type="dxa"/>
+            </w:tcMar>
+            <w:vAlign w:val="top"/>
+          </w:tcPr>
+          <w:p>
+            <w:pPr>
+              <w:pStyle w:val="Normal"/>
+              <w:jc w:val="center"/>
+              <w:pBdr>
+                <w:bottom w:val="none" w:sz="0" w:space="0" w:color="000000"/>
+                <w:top w:val="none" w:sz="0" w:space="0" w:color="000000"/>
+                <w:left w:val="none" w:sz="0" w:space="0" w:color="000000"/>
+                <w:right w:val="none" w:sz="0" w:space="0" w:color="000000"/>
+              </w:pBdr>
+              <w:spacing w:after="100" w:before="100" w:line="240"/>
+              <w:ind w:left="100" w:right="100" w:firstLine="0" w:firstLineChars="0"/>
+              <w:rPr>
+                <w:rFonts w:ascii="Helvetica" w:hAnsi="Helvetica" w:eastAsia="Helvetica" w:cs="Helvetica"/>
+                <w:i w:val="false"/>
+                <w:b w:val="false"/>
+                <w:u w:val="none"/>
+                <w:sz w:val="22"/>
+                <w:szCs w:val="22"/>
+                <w:color w:val="000000"/>
+              </w:rPr>
+            </w:pPr>
+            <w:r>
+              <w:rPr>
+                <w:rFonts w:ascii="Helvetica" w:hAnsi="Helvetica" w:eastAsia="Helvetica" w:cs="Helvetica"/>
+                <w:i w:val="false"/>
+                <w:b w:val="false"/>
+                <w:u w:val="none"/>
+                <w:sz w:val="22"/>
+                <w:szCs w:val="22"/>
+                <w:color w:val="000000"/>
+              </w:rPr>
+              <w:t xml:space="preserve">0.07, 1.26</w:t>
+            </w:r>
+          </w:p>
+        </w:tc>
+        <w:tc>
+          <w:tcPr>
+            <w:tcBorders>
+              <w:bottom w:val="none" w:sz="0" w:space="0" w:color="000000"/>
+              <w:top w:val="none" w:sz="0" w:space="0" w:color="000000"/>
+              <w:left w:val="none" w:sz="0" w:space="0" w:color="000000"/>
+              <w:right w:val="none" w:sz="0" w:space="0" w:color="000000"/>
+            </w:tcBorders>
+            <w:shd w:val="clear" w:color="auto" w:fill="FFFFFF"/>
+            <w:tcMar>
+              <w:top w:w="0" w:type="dxa"/>
+              <w:bottom w:w="0" w:type="dxa"/>
+              <w:left w:w="0" w:type="dxa"/>
+              <w:right w:w="0" w:type="dxa"/>
+            </w:tcMar>
+            <w:vAlign w:val="top"/>
+          </w:tcPr>
+          <w:p>
+            <w:pPr>
+              <w:pStyle w:val="Normal"/>
+              <w:jc w:val="center"/>
+              <w:pBdr>
+                <w:bottom w:val="none" w:sz="0" w:space="0" w:color="000000"/>
+                <w:top w:val="none" w:sz="0" w:space="0" w:color="000000"/>
+                <w:left w:val="none" w:sz="0" w:space="0" w:color="000000"/>
+                <w:right w:val="none" w:sz="0" w:space="0" w:color="000000"/>
+              </w:pBdr>
+              <w:spacing w:after="100" w:before="100" w:line="240"/>
+              <w:ind w:left="100" w:right="100" w:firstLine="0" w:firstLineChars="0"/>
+              <w:rPr>
+                <w:rFonts w:ascii="Helvetica" w:hAnsi="Helvetica" w:eastAsia="Helvetica" w:cs="Helvetica"/>
+                <w:i w:val="false"/>
+                <w:b w:val="false"/>
+                <w:u w:val="none"/>
+                <w:sz w:val="22"/>
+                <w:szCs w:val="22"/>
+                <w:color w:val="000000"/>
+              </w:rPr>
+            </w:pPr>
+            <w:r>
+              <w:rPr>
+                <w:rFonts w:ascii="Helvetica" w:hAnsi="Helvetica" w:eastAsia="Helvetica" w:cs="Helvetica"/>
+                <w:i w:val="false"/>
+                <w:b w:val="false"/>
+                <w:u w:val="none"/>
+                <w:sz w:val="22"/>
+                <w:szCs w:val="22"/>
+                <w:color w:val="000000"/>
+              </w:rPr>
+              <w:t xml:space="preserve">0.099</w:t>
             </w:r>
           </w:p>
         </w:tc>
@@ -8831,113 +8831,113 @@
                 <w:szCs w:val="22"/>
                 <w:color w:val="000000"/>
               </w:rPr>
-              <w:t xml:space="preserve">0.43</w:t>
-            </w:r>
-          </w:p>
-        </w:tc>
-        <w:tc>
-          <w:tcPr>
-            <w:tcBorders>
-              <w:bottom w:val="none" w:sz="0" w:space="0" w:color="000000"/>
-              <w:top w:val="none" w:sz="0" w:space="0" w:color="000000"/>
-              <w:left w:val="none" w:sz="0" w:space="0" w:color="000000"/>
-              <w:right w:val="none" w:sz="0" w:space="0" w:color="000000"/>
-            </w:tcBorders>
-            <w:shd w:val="clear" w:color="auto" w:fill="FFFFFF"/>
-            <w:tcMar>
-              <w:top w:w="0" w:type="dxa"/>
-              <w:bottom w:w="0" w:type="dxa"/>
-              <w:left w:w="0" w:type="dxa"/>
-              <w:right w:w="0" w:type="dxa"/>
-            </w:tcMar>
-            <w:vAlign w:val="top"/>
-          </w:tcPr>
-          <w:p>
-            <w:pPr>
-              <w:pStyle w:val="Normal"/>
-              <w:jc w:val="center"/>
-              <w:pBdr>
-                <w:bottom w:val="none" w:sz="0" w:space="0" w:color="000000"/>
-                <w:top w:val="none" w:sz="0" w:space="0" w:color="000000"/>
-                <w:left w:val="none" w:sz="0" w:space="0" w:color="000000"/>
-                <w:right w:val="none" w:sz="0" w:space="0" w:color="000000"/>
-              </w:pBdr>
-              <w:spacing w:after="100" w:before="100" w:line="240"/>
-              <w:ind w:left="100" w:right="100" w:firstLine="0" w:firstLineChars="0"/>
-              <w:rPr>
-                <w:rFonts w:ascii="Helvetica" w:hAnsi="Helvetica" w:eastAsia="Helvetica" w:cs="Helvetica"/>
-                <w:i w:val="false"/>
-                <w:b w:val="false"/>
-                <w:u w:val="none"/>
-                <w:sz w:val="22"/>
-                <w:szCs w:val="22"/>
-                <w:color w:val="000000"/>
-              </w:rPr>
-            </w:pPr>
-            <w:r>
-              <w:rPr>
-                <w:rFonts w:ascii="Helvetica" w:hAnsi="Helvetica" w:eastAsia="Helvetica" w:cs="Helvetica"/>
-                <w:i w:val="false"/>
-                <w:b w:val="false"/>
-                <w:u w:val="none"/>
-                <w:sz w:val="22"/>
-                <w:szCs w:val="22"/>
-                <w:color w:val="000000"/>
-              </w:rPr>
-              <w:t xml:space="preserve">0.07, 2.66</w:t>
-            </w:r>
-          </w:p>
-        </w:tc>
-        <w:tc>
-          <w:tcPr>
-            <w:tcBorders>
-              <w:bottom w:val="none" w:sz="0" w:space="0" w:color="000000"/>
-              <w:top w:val="none" w:sz="0" w:space="0" w:color="000000"/>
-              <w:left w:val="none" w:sz="0" w:space="0" w:color="000000"/>
-              <w:right w:val="none" w:sz="0" w:space="0" w:color="000000"/>
-            </w:tcBorders>
-            <w:shd w:val="clear" w:color="auto" w:fill="FFFFFF"/>
-            <w:tcMar>
-              <w:top w:w="0" w:type="dxa"/>
-              <w:bottom w:w="0" w:type="dxa"/>
-              <w:left w:w="0" w:type="dxa"/>
-              <w:right w:w="0" w:type="dxa"/>
-            </w:tcMar>
-            <w:vAlign w:val="top"/>
-          </w:tcPr>
-          <w:p>
-            <w:pPr>
-              <w:pStyle w:val="Normal"/>
-              <w:jc w:val="center"/>
-              <w:pBdr>
-                <w:bottom w:val="none" w:sz="0" w:space="0" w:color="000000"/>
-                <w:top w:val="none" w:sz="0" w:space="0" w:color="000000"/>
-                <w:left w:val="none" w:sz="0" w:space="0" w:color="000000"/>
-                <w:right w:val="none" w:sz="0" w:space="0" w:color="000000"/>
-              </w:pBdr>
-              <w:spacing w:after="100" w:before="100" w:line="240"/>
-              <w:ind w:left="100" w:right="100" w:firstLine="0" w:firstLineChars="0"/>
-              <w:rPr>
-                <w:rFonts w:ascii="Helvetica" w:hAnsi="Helvetica" w:eastAsia="Helvetica" w:cs="Helvetica"/>
-                <w:i w:val="false"/>
-                <w:b w:val="false"/>
-                <w:u w:val="none"/>
-                <w:sz w:val="22"/>
-                <w:szCs w:val="22"/>
-                <w:color w:val="000000"/>
-              </w:rPr>
-            </w:pPr>
-            <w:r>
-              <w:rPr>
-                <w:rFonts w:ascii="Helvetica" w:hAnsi="Helvetica" w:eastAsia="Helvetica" w:cs="Helvetica"/>
-                <w:i w:val="false"/>
-                <w:b w:val="false"/>
-                <w:u w:val="none"/>
-                <w:sz w:val="22"/>
-                <w:szCs w:val="22"/>
-                <w:color w:val="000000"/>
-              </w:rPr>
-              <w:t xml:space="preserve">0.360</w:t>
+              <w:t xml:space="preserve">0.40</w:t>
+            </w:r>
+          </w:p>
+        </w:tc>
+        <w:tc>
+          <w:tcPr>
+            <w:tcBorders>
+              <w:bottom w:val="none" w:sz="0" w:space="0" w:color="000000"/>
+              <w:top w:val="none" w:sz="0" w:space="0" w:color="000000"/>
+              <w:left w:val="none" w:sz="0" w:space="0" w:color="000000"/>
+              <w:right w:val="none" w:sz="0" w:space="0" w:color="000000"/>
+            </w:tcBorders>
+            <w:shd w:val="clear" w:color="auto" w:fill="FFFFFF"/>
+            <w:tcMar>
+              <w:top w:w="0" w:type="dxa"/>
+              <w:bottom w:w="0" w:type="dxa"/>
+              <w:left w:w="0" w:type="dxa"/>
+              <w:right w:w="0" w:type="dxa"/>
+            </w:tcMar>
+            <w:vAlign w:val="top"/>
+          </w:tcPr>
+          <w:p>
+            <w:pPr>
+              <w:pStyle w:val="Normal"/>
+              <w:jc w:val="center"/>
+              <w:pBdr>
+                <w:bottom w:val="none" w:sz="0" w:space="0" w:color="000000"/>
+                <w:top w:val="none" w:sz="0" w:space="0" w:color="000000"/>
+                <w:left w:val="none" w:sz="0" w:space="0" w:color="000000"/>
+                <w:right w:val="none" w:sz="0" w:space="0" w:color="000000"/>
+              </w:pBdr>
+              <w:spacing w:after="100" w:before="100" w:line="240"/>
+              <w:ind w:left="100" w:right="100" w:firstLine="0" w:firstLineChars="0"/>
+              <w:rPr>
+                <w:rFonts w:ascii="Helvetica" w:hAnsi="Helvetica" w:eastAsia="Helvetica" w:cs="Helvetica"/>
+                <w:i w:val="false"/>
+                <w:b w:val="false"/>
+                <w:u w:val="none"/>
+                <w:sz w:val="22"/>
+                <w:szCs w:val="22"/>
+                <w:color w:val="000000"/>
+              </w:rPr>
+            </w:pPr>
+            <w:r>
+              <w:rPr>
+                <w:rFonts w:ascii="Helvetica" w:hAnsi="Helvetica" w:eastAsia="Helvetica" w:cs="Helvetica"/>
+                <w:i w:val="false"/>
+                <w:b w:val="false"/>
+                <w:u w:val="none"/>
+                <w:sz w:val="22"/>
+                <w:szCs w:val="22"/>
+                <w:color w:val="000000"/>
+              </w:rPr>
+              <w:t xml:space="preserve">0.07, 2.42</w:t>
+            </w:r>
+          </w:p>
+        </w:tc>
+        <w:tc>
+          <w:tcPr>
+            <w:tcBorders>
+              <w:bottom w:val="none" w:sz="0" w:space="0" w:color="000000"/>
+              <w:top w:val="none" w:sz="0" w:space="0" w:color="000000"/>
+              <w:left w:val="none" w:sz="0" w:space="0" w:color="000000"/>
+              <w:right w:val="none" w:sz="0" w:space="0" w:color="000000"/>
+            </w:tcBorders>
+            <w:shd w:val="clear" w:color="auto" w:fill="FFFFFF"/>
+            <w:tcMar>
+              <w:top w:w="0" w:type="dxa"/>
+              <w:bottom w:w="0" w:type="dxa"/>
+              <w:left w:w="0" w:type="dxa"/>
+              <w:right w:w="0" w:type="dxa"/>
+            </w:tcMar>
+            <w:vAlign w:val="top"/>
+          </w:tcPr>
+          <w:p>
+            <w:pPr>
+              <w:pStyle w:val="Normal"/>
+              <w:jc w:val="center"/>
+              <w:pBdr>
+                <w:bottom w:val="none" w:sz="0" w:space="0" w:color="000000"/>
+                <w:top w:val="none" w:sz="0" w:space="0" w:color="000000"/>
+                <w:left w:val="none" w:sz="0" w:space="0" w:color="000000"/>
+                <w:right w:val="none" w:sz="0" w:space="0" w:color="000000"/>
+              </w:pBdr>
+              <w:spacing w:after="100" w:before="100" w:line="240"/>
+              <w:ind w:left="100" w:right="100" w:firstLine="0" w:firstLineChars="0"/>
+              <w:rPr>
+                <w:rFonts w:ascii="Helvetica" w:hAnsi="Helvetica" w:eastAsia="Helvetica" w:cs="Helvetica"/>
+                <w:i w:val="false"/>
+                <w:b w:val="false"/>
+                <w:u w:val="none"/>
+                <w:sz w:val="22"/>
+                <w:szCs w:val="22"/>
+                <w:color w:val="000000"/>
+              </w:rPr>
+            </w:pPr>
+            <w:r>
+              <w:rPr>
+                <w:rFonts w:ascii="Helvetica" w:hAnsi="Helvetica" w:eastAsia="Helvetica" w:cs="Helvetica"/>
+                <w:i w:val="false"/>
+                <w:b w:val="false"/>
+                <w:u w:val="none"/>
+                <w:sz w:val="22"/>
+                <w:szCs w:val="22"/>
+                <w:color w:val="000000"/>
+              </w:rPr>
+              <w:t xml:space="preserve">0.320</w:t>
             </w:r>
           </w:p>
         </w:tc>
@@ -9314,113 +9314,113 @@
                 <w:szCs w:val="22"/>
                 <w:color w:val="000000"/>
               </w:rPr>
-              <w:t xml:space="preserve">0.19</w:t>
-            </w:r>
-          </w:p>
-        </w:tc>
-        <w:tc>
-          <w:tcPr>
-            <w:tcBorders>
-              <w:bottom w:val="none" w:sz="0" w:space="0" w:color="000000"/>
-              <w:top w:val="none" w:sz="0" w:space="0" w:color="000000"/>
-              <w:left w:val="none" w:sz="0" w:space="0" w:color="000000"/>
-              <w:right w:val="none" w:sz="0" w:space="0" w:color="000000"/>
-            </w:tcBorders>
-            <w:shd w:val="clear" w:color="auto" w:fill="FFFFFF"/>
-            <w:tcMar>
-              <w:top w:w="0" w:type="dxa"/>
-              <w:bottom w:w="0" w:type="dxa"/>
-              <w:left w:w="0" w:type="dxa"/>
-              <w:right w:w="0" w:type="dxa"/>
-            </w:tcMar>
-            <w:vAlign w:val="top"/>
-          </w:tcPr>
-          <w:p>
-            <w:pPr>
-              <w:pStyle w:val="Normal"/>
-              <w:jc w:val="center"/>
-              <w:pBdr>
-                <w:bottom w:val="none" w:sz="0" w:space="0" w:color="000000"/>
-                <w:top w:val="none" w:sz="0" w:space="0" w:color="000000"/>
-                <w:left w:val="none" w:sz="0" w:space="0" w:color="000000"/>
-                <w:right w:val="none" w:sz="0" w:space="0" w:color="000000"/>
-              </w:pBdr>
-              <w:spacing w:after="100" w:before="100" w:line="240"/>
-              <w:ind w:left="100" w:right="100" w:firstLine="0" w:firstLineChars="0"/>
-              <w:rPr>
-                <w:rFonts w:ascii="Helvetica" w:hAnsi="Helvetica" w:eastAsia="Helvetica" w:cs="Helvetica"/>
-                <w:i w:val="false"/>
-                <w:b w:val="false"/>
-                <w:u w:val="none"/>
-                <w:sz w:val="22"/>
-                <w:szCs w:val="22"/>
-                <w:color w:val="000000"/>
-              </w:rPr>
-            </w:pPr>
-            <w:r>
-              <w:rPr>
-                <w:rFonts w:ascii="Helvetica" w:hAnsi="Helvetica" w:eastAsia="Helvetica" w:cs="Helvetica"/>
-                <w:i w:val="false"/>
-                <w:b w:val="false"/>
-                <w:u w:val="none"/>
-                <w:sz w:val="22"/>
-                <w:szCs w:val="22"/>
-                <w:color w:val="000000"/>
-              </w:rPr>
-              <w:t xml:space="preserve">0.04, 0.82</w:t>
-            </w:r>
-          </w:p>
-        </w:tc>
-        <w:tc>
-          <w:tcPr>
-            <w:tcBorders>
-              <w:bottom w:val="none" w:sz="0" w:space="0" w:color="000000"/>
-              <w:top w:val="none" w:sz="0" w:space="0" w:color="000000"/>
-              <w:left w:val="none" w:sz="0" w:space="0" w:color="000000"/>
-              <w:right w:val="none" w:sz="0" w:space="0" w:color="000000"/>
-            </w:tcBorders>
-            <w:shd w:val="clear" w:color="auto" w:fill="FFFFFF"/>
-            <w:tcMar>
-              <w:top w:w="0" w:type="dxa"/>
-              <w:bottom w:w="0" w:type="dxa"/>
-              <w:left w:w="0" w:type="dxa"/>
-              <w:right w:w="0" w:type="dxa"/>
-            </w:tcMar>
-            <w:vAlign w:val="top"/>
-          </w:tcPr>
-          <w:p>
-            <w:pPr>
-              <w:pStyle w:val="Normal"/>
-              <w:jc w:val="center"/>
-              <w:pBdr>
-                <w:bottom w:val="none" w:sz="0" w:space="0" w:color="000000"/>
-                <w:top w:val="none" w:sz="0" w:space="0" w:color="000000"/>
-                <w:left w:val="none" w:sz="0" w:space="0" w:color="000000"/>
-                <w:right w:val="none" w:sz="0" w:space="0" w:color="000000"/>
-              </w:pBdr>
-              <w:spacing w:after="100" w:before="100" w:line="240"/>
-              <w:ind w:left="100" w:right="100" w:firstLine="0" w:firstLineChars="0"/>
-              <w:rPr>
-                <w:rFonts w:ascii="Helvetica" w:hAnsi="Helvetica" w:eastAsia="Helvetica" w:cs="Helvetica"/>
-                <w:i w:val="false"/>
-                <w:b w:val="false"/>
-                <w:u w:val="none"/>
-                <w:sz w:val="22"/>
-                <w:szCs w:val="22"/>
-                <w:color w:val="000000"/>
-              </w:rPr>
-            </w:pPr>
-            <w:r>
-              <w:rPr>
-                <w:rFonts w:ascii="Helvetica" w:hAnsi="Helvetica" w:eastAsia="Helvetica" w:cs="Helvetica"/>
-                <w:i w:val="false"/>
-                <w:b w:val="false"/>
-                <w:u w:val="none"/>
-                <w:sz w:val="22"/>
-                <w:szCs w:val="22"/>
-                <w:color w:val="000000"/>
-              </w:rPr>
-              <w:t xml:space="preserve">0.027</w:t>
+              <w:t xml:space="preserve">0.25</w:t>
+            </w:r>
+          </w:p>
+        </w:tc>
+        <w:tc>
+          <w:tcPr>
+            <w:tcBorders>
+              <w:bottom w:val="none" w:sz="0" w:space="0" w:color="000000"/>
+              <w:top w:val="none" w:sz="0" w:space="0" w:color="000000"/>
+              <w:left w:val="none" w:sz="0" w:space="0" w:color="000000"/>
+              <w:right w:val="none" w:sz="0" w:space="0" w:color="000000"/>
+            </w:tcBorders>
+            <w:shd w:val="clear" w:color="auto" w:fill="FFFFFF"/>
+            <w:tcMar>
+              <w:top w:w="0" w:type="dxa"/>
+              <w:bottom w:w="0" w:type="dxa"/>
+              <w:left w:w="0" w:type="dxa"/>
+              <w:right w:w="0" w:type="dxa"/>
+            </w:tcMar>
+            <w:vAlign w:val="top"/>
+          </w:tcPr>
+          <w:p>
+            <w:pPr>
+              <w:pStyle w:val="Normal"/>
+              <w:jc w:val="center"/>
+              <w:pBdr>
+                <w:bottom w:val="none" w:sz="0" w:space="0" w:color="000000"/>
+                <w:top w:val="none" w:sz="0" w:space="0" w:color="000000"/>
+                <w:left w:val="none" w:sz="0" w:space="0" w:color="000000"/>
+                <w:right w:val="none" w:sz="0" w:space="0" w:color="000000"/>
+              </w:pBdr>
+              <w:spacing w:after="100" w:before="100" w:line="240"/>
+              <w:ind w:left="100" w:right="100" w:firstLine="0" w:firstLineChars="0"/>
+              <w:rPr>
+                <w:rFonts w:ascii="Helvetica" w:hAnsi="Helvetica" w:eastAsia="Helvetica" w:cs="Helvetica"/>
+                <w:i w:val="false"/>
+                <w:b w:val="false"/>
+                <w:u w:val="none"/>
+                <w:sz w:val="22"/>
+                <w:szCs w:val="22"/>
+                <w:color w:val="000000"/>
+              </w:rPr>
+            </w:pPr>
+            <w:r>
+              <w:rPr>
+                <w:rFonts w:ascii="Helvetica" w:hAnsi="Helvetica" w:eastAsia="Helvetica" w:cs="Helvetica"/>
+                <w:i w:val="false"/>
+                <w:b w:val="false"/>
+                <w:u w:val="none"/>
+                <w:sz w:val="22"/>
+                <w:szCs w:val="22"/>
+                <w:color w:val="000000"/>
+              </w:rPr>
+              <w:t xml:space="preserve">0.06, 1.08</w:t>
+            </w:r>
+          </w:p>
+        </w:tc>
+        <w:tc>
+          <w:tcPr>
+            <w:tcBorders>
+              <w:bottom w:val="none" w:sz="0" w:space="0" w:color="000000"/>
+              <w:top w:val="none" w:sz="0" w:space="0" w:color="000000"/>
+              <w:left w:val="none" w:sz="0" w:space="0" w:color="000000"/>
+              <w:right w:val="none" w:sz="0" w:space="0" w:color="000000"/>
+            </w:tcBorders>
+            <w:shd w:val="clear" w:color="auto" w:fill="FFFFFF"/>
+            <w:tcMar>
+              <w:top w:w="0" w:type="dxa"/>
+              <w:bottom w:w="0" w:type="dxa"/>
+              <w:left w:w="0" w:type="dxa"/>
+              <w:right w:w="0" w:type="dxa"/>
+            </w:tcMar>
+            <w:vAlign w:val="top"/>
+          </w:tcPr>
+          <w:p>
+            <w:pPr>
+              <w:pStyle w:val="Normal"/>
+              <w:jc w:val="center"/>
+              <w:pBdr>
+                <w:bottom w:val="none" w:sz="0" w:space="0" w:color="000000"/>
+                <w:top w:val="none" w:sz="0" w:space="0" w:color="000000"/>
+                <w:left w:val="none" w:sz="0" w:space="0" w:color="000000"/>
+                <w:right w:val="none" w:sz="0" w:space="0" w:color="000000"/>
+              </w:pBdr>
+              <w:spacing w:after="100" w:before="100" w:line="240"/>
+              <w:ind w:left="100" w:right="100" w:firstLine="0" w:firstLineChars="0"/>
+              <w:rPr>
+                <w:rFonts w:ascii="Helvetica" w:hAnsi="Helvetica" w:eastAsia="Helvetica" w:cs="Helvetica"/>
+                <w:i w:val="false"/>
+                <w:b w:val="false"/>
+                <w:u w:val="none"/>
+                <w:sz w:val="22"/>
+                <w:szCs w:val="22"/>
+                <w:color w:val="000000"/>
+              </w:rPr>
+            </w:pPr>
+            <w:r>
+              <w:rPr>
+                <w:rFonts w:ascii="Helvetica" w:hAnsi="Helvetica" w:eastAsia="Helvetica" w:cs="Helvetica"/>
+                <w:i w:val="false"/>
+                <w:b w:val="false"/>
+                <w:u w:val="none"/>
+                <w:sz w:val="22"/>
+                <w:szCs w:val="22"/>
+                <w:color w:val="000000"/>
+              </w:rPr>
+              <w:t xml:space="preserve">0.063</w:t>
             </w:r>
           </w:p>
         </w:tc>
@@ -9797,113 +9797,113 @@
                 <w:szCs w:val="22"/>
                 <w:color w:val="000000"/>
               </w:rPr>
-              <w:t xml:space="preserve">0.52</w:t>
-            </w:r>
-          </w:p>
-        </w:tc>
-        <w:tc>
-          <w:tcPr>
-            <w:tcBorders>
-              <w:bottom w:val="none" w:sz="0" w:space="0" w:color="000000"/>
-              <w:top w:val="none" w:sz="0" w:space="0" w:color="000000"/>
-              <w:left w:val="none" w:sz="0" w:space="0" w:color="000000"/>
-              <w:right w:val="none" w:sz="0" w:space="0" w:color="000000"/>
-            </w:tcBorders>
-            <w:shd w:val="clear" w:color="auto" w:fill="FFFFFF"/>
-            <w:tcMar>
-              <w:top w:w="0" w:type="dxa"/>
-              <w:bottom w:w="0" w:type="dxa"/>
-              <w:left w:w="0" w:type="dxa"/>
-              <w:right w:w="0" w:type="dxa"/>
-            </w:tcMar>
-            <w:vAlign w:val="top"/>
-          </w:tcPr>
-          <w:p>
-            <w:pPr>
-              <w:pStyle w:val="Normal"/>
-              <w:jc w:val="center"/>
-              <w:pBdr>
-                <w:bottom w:val="none" w:sz="0" w:space="0" w:color="000000"/>
-                <w:top w:val="none" w:sz="0" w:space="0" w:color="000000"/>
-                <w:left w:val="none" w:sz="0" w:space="0" w:color="000000"/>
-                <w:right w:val="none" w:sz="0" w:space="0" w:color="000000"/>
-              </w:pBdr>
-              <w:spacing w:after="100" w:before="100" w:line="240"/>
-              <w:ind w:left="100" w:right="100" w:firstLine="0" w:firstLineChars="0"/>
-              <w:rPr>
-                <w:rFonts w:ascii="Helvetica" w:hAnsi="Helvetica" w:eastAsia="Helvetica" w:cs="Helvetica"/>
-                <w:i w:val="false"/>
-                <w:b w:val="false"/>
-                <w:u w:val="none"/>
-                <w:sz w:val="22"/>
-                <w:szCs w:val="22"/>
-                <w:color w:val="000000"/>
-              </w:rPr>
-            </w:pPr>
-            <w:r>
-              <w:rPr>
-                <w:rFonts w:ascii="Helvetica" w:hAnsi="Helvetica" w:eastAsia="Helvetica" w:cs="Helvetica"/>
-                <w:i w:val="false"/>
-                <w:b w:val="false"/>
-                <w:u w:val="none"/>
-                <w:sz w:val="22"/>
-                <w:szCs w:val="22"/>
-                <w:color w:val="000000"/>
-              </w:rPr>
-              <w:t xml:space="preserve">0.08, 3.31</w:t>
-            </w:r>
-          </w:p>
-        </w:tc>
-        <w:tc>
-          <w:tcPr>
-            <w:tcBorders>
-              <w:bottom w:val="none" w:sz="0" w:space="0" w:color="000000"/>
-              <w:top w:val="none" w:sz="0" w:space="0" w:color="000000"/>
-              <w:left w:val="none" w:sz="0" w:space="0" w:color="000000"/>
-              <w:right w:val="none" w:sz="0" w:space="0" w:color="000000"/>
-            </w:tcBorders>
-            <w:shd w:val="clear" w:color="auto" w:fill="FFFFFF"/>
-            <w:tcMar>
-              <w:top w:w="0" w:type="dxa"/>
-              <w:bottom w:w="0" w:type="dxa"/>
-              <w:left w:w="0" w:type="dxa"/>
-              <w:right w:w="0" w:type="dxa"/>
-            </w:tcMar>
-            <w:vAlign w:val="top"/>
-          </w:tcPr>
-          <w:p>
-            <w:pPr>
-              <w:pStyle w:val="Normal"/>
-              <w:jc w:val="center"/>
-              <w:pBdr>
-                <w:bottom w:val="none" w:sz="0" w:space="0" w:color="000000"/>
-                <w:top w:val="none" w:sz="0" w:space="0" w:color="000000"/>
-                <w:left w:val="none" w:sz="0" w:space="0" w:color="000000"/>
-                <w:right w:val="none" w:sz="0" w:space="0" w:color="000000"/>
-              </w:pBdr>
-              <w:spacing w:after="100" w:before="100" w:line="240"/>
-              <w:ind w:left="100" w:right="100" w:firstLine="0" w:firstLineChars="0"/>
-              <w:rPr>
-                <w:rFonts w:ascii="Helvetica" w:hAnsi="Helvetica" w:eastAsia="Helvetica" w:cs="Helvetica"/>
-                <w:i w:val="false"/>
-                <w:b w:val="false"/>
-                <w:u w:val="none"/>
-                <w:sz w:val="22"/>
-                <w:szCs w:val="22"/>
-                <w:color w:val="000000"/>
-              </w:rPr>
-            </w:pPr>
-            <w:r>
-              <w:rPr>
-                <w:rFonts w:ascii="Helvetica" w:hAnsi="Helvetica" w:eastAsia="Helvetica" w:cs="Helvetica"/>
-                <w:i w:val="false"/>
-                <w:b w:val="false"/>
-                <w:u w:val="none"/>
-                <w:sz w:val="22"/>
-                <w:szCs w:val="22"/>
-                <w:color w:val="000000"/>
-              </w:rPr>
-              <w:t xml:space="preserve">0.480</w:t>
+              <w:t xml:space="preserve">0.49</w:t>
+            </w:r>
+          </w:p>
+        </w:tc>
+        <w:tc>
+          <w:tcPr>
+            <w:tcBorders>
+              <w:bottom w:val="none" w:sz="0" w:space="0" w:color="000000"/>
+              <w:top w:val="none" w:sz="0" w:space="0" w:color="000000"/>
+              <w:left w:val="none" w:sz="0" w:space="0" w:color="000000"/>
+              <w:right w:val="none" w:sz="0" w:space="0" w:color="000000"/>
+            </w:tcBorders>
+            <w:shd w:val="clear" w:color="auto" w:fill="FFFFFF"/>
+            <w:tcMar>
+              <w:top w:w="0" w:type="dxa"/>
+              <w:bottom w:w="0" w:type="dxa"/>
+              <w:left w:w="0" w:type="dxa"/>
+              <w:right w:w="0" w:type="dxa"/>
+            </w:tcMar>
+            <w:vAlign w:val="top"/>
+          </w:tcPr>
+          <w:p>
+            <w:pPr>
+              <w:pStyle w:val="Normal"/>
+              <w:jc w:val="center"/>
+              <w:pBdr>
+                <w:bottom w:val="none" w:sz="0" w:space="0" w:color="000000"/>
+                <w:top w:val="none" w:sz="0" w:space="0" w:color="000000"/>
+                <w:left w:val="none" w:sz="0" w:space="0" w:color="000000"/>
+                <w:right w:val="none" w:sz="0" w:space="0" w:color="000000"/>
+              </w:pBdr>
+              <w:spacing w:after="100" w:before="100" w:line="240"/>
+              <w:ind w:left="100" w:right="100" w:firstLine="0" w:firstLineChars="0"/>
+              <w:rPr>
+                <w:rFonts w:ascii="Helvetica" w:hAnsi="Helvetica" w:eastAsia="Helvetica" w:cs="Helvetica"/>
+                <w:i w:val="false"/>
+                <w:b w:val="false"/>
+                <w:u w:val="none"/>
+                <w:sz w:val="22"/>
+                <w:szCs w:val="22"/>
+                <w:color w:val="000000"/>
+              </w:rPr>
+            </w:pPr>
+            <w:r>
+              <w:rPr>
+                <w:rFonts w:ascii="Helvetica" w:hAnsi="Helvetica" w:eastAsia="Helvetica" w:cs="Helvetica"/>
+                <w:i w:val="false"/>
+                <w:b w:val="false"/>
+                <w:u w:val="none"/>
+                <w:sz w:val="22"/>
+                <w:szCs w:val="22"/>
+                <w:color w:val="000000"/>
+              </w:rPr>
+              <w:t xml:space="preserve">0.08, 3.19</w:t>
+            </w:r>
+          </w:p>
+        </w:tc>
+        <w:tc>
+          <w:tcPr>
+            <w:tcBorders>
+              <w:bottom w:val="none" w:sz="0" w:space="0" w:color="000000"/>
+              <w:top w:val="none" w:sz="0" w:space="0" w:color="000000"/>
+              <w:left w:val="none" w:sz="0" w:space="0" w:color="000000"/>
+              <w:right w:val="none" w:sz="0" w:space="0" w:color="000000"/>
+            </w:tcBorders>
+            <w:shd w:val="clear" w:color="auto" w:fill="FFFFFF"/>
+            <w:tcMar>
+              <w:top w:w="0" w:type="dxa"/>
+              <w:bottom w:w="0" w:type="dxa"/>
+              <w:left w:w="0" w:type="dxa"/>
+              <w:right w:w="0" w:type="dxa"/>
+            </w:tcMar>
+            <w:vAlign w:val="top"/>
+          </w:tcPr>
+          <w:p>
+            <w:pPr>
+              <w:pStyle w:val="Normal"/>
+              <w:jc w:val="center"/>
+              <w:pBdr>
+                <w:bottom w:val="none" w:sz="0" w:space="0" w:color="000000"/>
+                <w:top w:val="none" w:sz="0" w:space="0" w:color="000000"/>
+                <w:left w:val="none" w:sz="0" w:space="0" w:color="000000"/>
+                <w:right w:val="none" w:sz="0" w:space="0" w:color="000000"/>
+              </w:pBdr>
+              <w:spacing w:after="100" w:before="100" w:line="240"/>
+              <w:ind w:left="100" w:right="100" w:firstLine="0" w:firstLineChars="0"/>
+              <w:rPr>
+                <w:rFonts w:ascii="Helvetica" w:hAnsi="Helvetica" w:eastAsia="Helvetica" w:cs="Helvetica"/>
+                <w:i w:val="false"/>
+                <w:b w:val="false"/>
+                <w:u w:val="none"/>
+                <w:sz w:val="22"/>
+                <w:szCs w:val="22"/>
+                <w:color w:val="000000"/>
+              </w:rPr>
+            </w:pPr>
+            <w:r>
+              <w:rPr>
+                <w:rFonts w:ascii="Helvetica" w:hAnsi="Helvetica" w:eastAsia="Helvetica" w:cs="Helvetica"/>
+                <w:i w:val="false"/>
+                <w:b w:val="false"/>
+                <w:u w:val="none"/>
+                <w:sz w:val="22"/>
+                <w:szCs w:val="22"/>
+                <w:color w:val="000000"/>
+              </w:rPr>
+              <w:t xml:space="preserve">0.460</w:t>
             </w:r>
           </w:p>
         </w:tc>
@@ -11246,113 +11246,113 @@
                 <w:szCs w:val="22"/>
                 <w:color w:val="000000"/>
               </w:rPr>
-              <w:t xml:space="preserve">0.78</w:t>
-            </w:r>
-          </w:p>
-        </w:tc>
-        <w:tc>
-          <w:tcPr>
-            <w:tcBorders>
-              <w:bottom w:val="none" w:sz="0" w:space="0" w:color="000000"/>
-              <w:top w:val="none" w:sz="0" w:space="0" w:color="000000"/>
-              <w:left w:val="none" w:sz="0" w:space="0" w:color="000000"/>
-              <w:right w:val="none" w:sz="0" w:space="0" w:color="000000"/>
-            </w:tcBorders>
-            <w:shd w:val="clear" w:color="auto" w:fill="FFFFFF"/>
-            <w:tcMar>
-              <w:top w:w="0" w:type="dxa"/>
-              <w:bottom w:w="0" w:type="dxa"/>
-              <w:left w:w="0" w:type="dxa"/>
-              <w:right w:w="0" w:type="dxa"/>
-            </w:tcMar>
-            <w:vAlign w:val="top"/>
-          </w:tcPr>
-          <w:p>
-            <w:pPr>
-              <w:pStyle w:val="Normal"/>
-              <w:jc w:val="center"/>
-              <w:pBdr>
-                <w:bottom w:val="none" w:sz="0" w:space="0" w:color="000000"/>
-                <w:top w:val="none" w:sz="0" w:space="0" w:color="000000"/>
-                <w:left w:val="none" w:sz="0" w:space="0" w:color="000000"/>
-                <w:right w:val="none" w:sz="0" w:space="0" w:color="000000"/>
-              </w:pBdr>
-              <w:spacing w:after="100" w:before="100" w:line="240"/>
-              <w:ind w:left="100" w:right="100" w:firstLine="0" w:firstLineChars="0"/>
-              <w:rPr>
-                <w:rFonts w:ascii="Helvetica" w:hAnsi="Helvetica" w:eastAsia="Helvetica" w:cs="Helvetica"/>
-                <w:i w:val="false"/>
-                <w:b w:val="false"/>
-                <w:u w:val="none"/>
-                <w:sz w:val="22"/>
-                <w:szCs w:val="22"/>
-                <w:color w:val="000000"/>
-              </w:rPr>
-            </w:pPr>
-            <w:r>
-              <w:rPr>
-                <w:rFonts w:ascii="Helvetica" w:hAnsi="Helvetica" w:eastAsia="Helvetica" w:cs="Helvetica"/>
-                <w:i w:val="false"/>
-                <w:b w:val="false"/>
-                <w:u w:val="none"/>
-                <w:sz w:val="22"/>
-                <w:szCs w:val="22"/>
-                <w:color w:val="000000"/>
-              </w:rPr>
-              <w:t xml:space="preserve">0.25, 2.44</w:t>
-            </w:r>
-          </w:p>
-        </w:tc>
-        <w:tc>
-          <w:tcPr>
-            <w:tcBorders>
-              <w:bottom w:val="none" w:sz="0" w:space="0" w:color="000000"/>
-              <w:top w:val="none" w:sz="0" w:space="0" w:color="000000"/>
-              <w:left w:val="none" w:sz="0" w:space="0" w:color="000000"/>
-              <w:right w:val="none" w:sz="0" w:space="0" w:color="000000"/>
-            </w:tcBorders>
-            <w:shd w:val="clear" w:color="auto" w:fill="FFFFFF"/>
-            <w:tcMar>
-              <w:top w:w="0" w:type="dxa"/>
-              <w:bottom w:w="0" w:type="dxa"/>
-              <w:left w:w="0" w:type="dxa"/>
-              <w:right w:w="0" w:type="dxa"/>
-            </w:tcMar>
-            <w:vAlign w:val="top"/>
-          </w:tcPr>
-          <w:p>
-            <w:pPr>
-              <w:pStyle w:val="Normal"/>
-              <w:jc w:val="center"/>
-              <w:pBdr>
-                <w:bottom w:val="none" w:sz="0" w:space="0" w:color="000000"/>
-                <w:top w:val="none" w:sz="0" w:space="0" w:color="000000"/>
-                <w:left w:val="none" w:sz="0" w:space="0" w:color="000000"/>
-                <w:right w:val="none" w:sz="0" w:space="0" w:color="000000"/>
-              </w:pBdr>
-              <w:spacing w:after="100" w:before="100" w:line="240"/>
-              <w:ind w:left="100" w:right="100" w:firstLine="0" w:firstLineChars="0"/>
-              <w:rPr>
-                <w:rFonts w:ascii="Helvetica" w:hAnsi="Helvetica" w:eastAsia="Helvetica" w:cs="Helvetica"/>
-                <w:i w:val="false"/>
-                <w:b w:val="false"/>
-                <w:u w:val="none"/>
-                <w:sz w:val="22"/>
-                <w:szCs w:val="22"/>
-                <w:color w:val="000000"/>
-              </w:rPr>
-            </w:pPr>
-            <w:r>
-              <w:rPr>
-                <w:rFonts w:ascii="Helvetica" w:hAnsi="Helvetica" w:eastAsia="Helvetica" w:cs="Helvetica"/>
-                <w:i w:val="false"/>
-                <w:b w:val="false"/>
-                <w:u w:val="none"/>
-                <w:sz w:val="22"/>
-                <w:szCs w:val="22"/>
-                <w:color w:val="000000"/>
-              </w:rPr>
-              <w:t xml:space="preserve">0.660</w:t>
+              <w:t xml:space="preserve">0.76</w:t>
+            </w:r>
+          </w:p>
+        </w:tc>
+        <w:tc>
+          <w:tcPr>
+            <w:tcBorders>
+              <w:bottom w:val="none" w:sz="0" w:space="0" w:color="000000"/>
+              <w:top w:val="none" w:sz="0" w:space="0" w:color="000000"/>
+              <w:left w:val="none" w:sz="0" w:space="0" w:color="000000"/>
+              <w:right w:val="none" w:sz="0" w:space="0" w:color="000000"/>
+            </w:tcBorders>
+            <w:shd w:val="clear" w:color="auto" w:fill="FFFFFF"/>
+            <w:tcMar>
+              <w:top w:w="0" w:type="dxa"/>
+              <w:bottom w:w="0" w:type="dxa"/>
+              <w:left w:w="0" w:type="dxa"/>
+              <w:right w:w="0" w:type="dxa"/>
+            </w:tcMar>
+            <w:vAlign w:val="top"/>
+          </w:tcPr>
+          <w:p>
+            <w:pPr>
+              <w:pStyle w:val="Normal"/>
+              <w:jc w:val="center"/>
+              <w:pBdr>
+                <w:bottom w:val="none" w:sz="0" w:space="0" w:color="000000"/>
+                <w:top w:val="none" w:sz="0" w:space="0" w:color="000000"/>
+                <w:left w:val="none" w:sz="0" w:space="0" w:color="000000"/>
+                <w:right w:val="none" w:sz="0" w:space="0" w:color="000000"/>
+              </w:pBdr>
+              <w:spacing w:after="100" w:before="100" w:line="240"/>
+              <w:ind w:left="100" w:right="100" w:firstLine="0" w:firstLineChars="0"/>
+              <w:rPr>
+                <w:rFonts w:ascii="Helvetica" w:hAnsi="Helvetica" w:eastAsia="Helvetica" w:cs="Helvetica"/>
+                <w:i w:val="false"/>
+                <w:b w:val="false"/>
+                <w:u w:val="none"/>
+                <w:sz w:val="22"/>
+                <w:szCs w:val="22"/>
+                <w:color w:val="000000"/>
+              </w:rPr>
+            </w:pPr>
+            <w:r>
+              <w:rPr>
+                <w:rFonts w:ascii="Helvetica" w:hAnsi="Helvetica" w:eastAsia="Helvetica" w:cs="Helvetica"/>
+                <w:i w:val="false"/>
+                <w:b w:val="false"/>
+                <w:u w:val="none"/>
+                <w:sz w:val="22"/>
+                <w:szCs w:val="22"/>
+                <w:color w:val="000000"/>
+              </w:rPr>
+              <w:t xml:space="preserve">0.25, 2.36</w:t>
+            </w:r>
+          </w:p>
+        </w:tc>
+        <w:tc>
+          <w:tcPr>
+            <w:tcBorders>
+              <w:bottom w:val="none" w:sz="0" w:space="0" w:color="000000"/>
+              <w:top w:val="none" w:sz="0" w:space="0" w:color="000000"/>
+              <w:left w:val="none" w:sz="0" w:space="0" w:color="000000"/>
+              <w:right w:val="none" w:sz="0" w:space="0" w:color="000000"/>
+            </w:tcBorders>
+            <w:shd w:val="clear" w:color="auto" w:fill="FFFFFF"/>
+            <w:tcMar>
+              <w:top w:w="0" w:type="dxa"/>
+              <w:bottom w:w="0" w:type="dxa"/>
+              <w:left w:w="0" w:type="dxa"/>
+              <w:right w:w="0" w:type="dxa"/>
+            </w:tcMar>
+            <w:vAlign w:val="top"/>
+          </w:tcPr>
+          <w:p>
+            <w:pPr>
+              <w:pStyle w:val="Normal"/>
+              <w:jc w:val="center"/>
+              <w:pBdr>
+                <w:bottom w:val="none" w:sz="0" w:space="0" w:color="000000"/>
+                <w:top w:val="none" w:sz="0" w:space="0" w:color="000000"/>
+                <w:left w:val="none" w:sz="0" w:space="0" w:color="000000"/>
+                <w:right w:val="none" w:sz="0" w:space="0" w:color="000000"/>
+              </w:pBdr>
+              <w:spacing w:after="100" w:before="100" w:line="240"/>
+              <w:ind w:left="100" w:right="100" w:firstLine="0" w:firstLineChars="0"/>
+              <w:rPr>
+                <w:rFonts w:ascii="Helvetica" w:hAnsi="Helvetica" w:eastAsia="Helvetica" w:cs="Helvetica"/>
+                <w:i w:val="false"/>
+                <w:b w:val="false"/>
+                <w:u w:val="none"/>
+                <w:sz w:val="22"/>
+                <w:szCs w:val="22"/>
+                <w:color w:val="000000"/>
+              </w:rPr>
+            </w:pPr>
+            <w:r>
+              <w:rPr>
+                <w:rFonts w:ascii="Helvetica" w:hAnsi="Helvetica" w:eastAsia="Helvetica" w:cs="Helvetica"/>
+                <w:i w:val="false"/>
+                <w:b w:val="false"/>
+                <w:u w:val="none"/>
+                <w:sz w:val="22"/>
+                <w:szCs w:val="22"/>
+                <w:color w:val="000000"/>
+              </w:rPr>
+              <w:t xml:space="preserve">0.640</w:t>
             </w:r>
           </w:p>
         </w:tc>
@@ -12695,113 +12695,113 @@
                 <w:szCs w:val="22"/>
                 <w:color w:val="000000"/>
               </w:rPr>
-              <w:t xml:space="preserve">0.28</w:t>
-            </w:r>
-          </w:p>
-        </w:tc>
-        <w:tc>
-          <w:tcPr>
-            <w:tcBorders>
-              <w:bottom w:val="none" w:sz="0" w:space="0" w:color="000000"/>
-              <w:top w:val="none" w:sz="0" w:space="0" w:color="000000"/>
-              <w:left w:val="none" w:sz="0" w:space="0" w:color="000000"/>
-              <w:right w:val="none" w:sz="0" w:space="0" w:color="000000"/>
-            </w:tcBorders>
-            <w:shd w:val="clear" w:color="auto" w:fill="FFFFFF"/>
-            <w:tcMar>
-              <w:top w:w="0" w:type="dxa"/>
-              <w:bottom w:w="0" w:type="dxa"/>
-              <w:left w:w="0" w:type="dxa"/>
-              <w:right w:w="0" w:type="dxa"/>
-            </w:tcMar>
-            <w:vAlign w:val="top"/>
-          </w:tcPr>
-          <w:p>
-            <w:pPr>
-              <w:pStyle w:val="Normal"/>
-              <w:jc w:val="center"/>
-              <w:pBdr>
-                <w:bottom w:val="none" w:sz="0" w:space="0" w:color="000000"/>
-                <w:top w:val="none" w:sz="0" w:space="0" w:color="000000"/>
-                <w:left w:val="none" w:sz="0" w:space="0" w:color="000000"/>
-                <w:right w:val="none" w:sz="0" w:space="0" w:color="000000"/>
-              </w:pBdr>
-              <w:spacing w:after="100" w:before="100" w:line="240"/>
-              <w:ind w:left="100" w:right="100" w:firstLine="0" w:firstLineChars="0"/>
-              <w:rPr>
-                <w:rFonts w:ascii="Helvetica" w:hAnsi="Helvetica" w:eastAsia="Helvetica" w:cs="Helvetica"/>
-                <w:i w:val="false"/>
-                <w:b w:val="false"/>
-                <w:u w:val="none"/>
-                <w:sz w:val="22"/>
-                <w:szCs w:val="22"/>
-                <w:color w:val="000000"/>
-              </w:rPr>
-            </w:pPr>
-            <w:r>
-              <w:rPr>
-                <w:rFonts w:ascii="Helvetica" w:hAnsi="Helvetica" w:eastAsia="Helvetica" w:cs="Helvetica"/>
-                <w:i w:val="false"/>
-                <w:b w:val="false"/>
-                <w:u w:val="none"/>
-                <w:sz w:val="22"/>
-                <w:szCs w:val="22"/>
-                <w:color w:val="000000"/>
-              </w:rPr>
-              <w:t xml:space="preserve">0.08, 0.93</w:t>
-            </w:r>
-          </w:p>
-        </w:tc>
-        <w:tc>
-          <w:tcPr>
-            <w:tcBorders>
-              <w:bottom w:val="none" w:sz="0" w:space="0" w:color="000000"/>
-              <w:top w:val="none" w:sz="0" w:space="0" w:color="000000"/>
-              <w:left w:val="none" w:sz="0" w:space="0" w:color="000000"/>
-              <w:right w:val="none" w:sz="0" w:space="0" w:color="000000"/>
-            </w:tcBorders>
-            <w:shd w:val="clear" w:color="auto" w:fill="FFFFFF"/>
-            <w:tcMar>
-              <w:top w:w="0" w:type="dxa"/>
-              <w:bottom w:w="0" w:type="dxa"/>
-              <w:left w:w="0" w:type="dxa"/>
-              <w:right w:w="0" w:type="dxa"/>
-            </w:tcMar>
-            <w:vAlign w:val="top"/>
-          </w:tcPr>
-          <w:p>
-            <w:pPr>
-              <w:pStyle w:val="Normal"/>
-              <w:jc w:val="center"/>
-              <w:pBdr>
-                <w:bottom w:val="none" w:sz="0" w:space="0" w:color="000000"/>
-                <w:top w:val="none" w:sz="0" w:space="0" w:color="000000"/>
-                <w:left w:val="none" w:sz="0" w:space="0" w:color="000000"/>
-                <w:right w:val="none" w:sz="0" w:space="0" w:color="000000"/>
-              </w:pBdr>
-              <w:spacing w:after="100" w:before="100" w:line="240"/>
-              <w:ind w:left="100" w:right="100" w:firstLine="0" w:firstLineChars="0"/>
-              <w:rPr>
-                <w:rFonts w:ascii="Helvetica" w:hAnsi="Helvetica" w:eastAsia="Helvetica" w:cs="Helvetica"/>
-                <w:i w:val="false"/>
-                <w:b w:val="false"/>
-                <w:u w:val="none"/>
-                <w:sz w:val="22"/>
-                <w:szCs w:val="22"/>
-                <w:color w:val="000000"/>
-              </w:rPr>
-            </w:pPr>
-            <w:r>
-              <w:rPr>
-                <w:rFonts w:ascii="Helvetica" w:hAnsi="Helvetica" w:eastAsia="Helvetica" w:cs="Helvetica"/>
-                <w:i w:val="false"/>
-                <w:b w:val="false"/>
-                <w:u w:val="none"/>
-                <w:sz w:val="22"/>
-                <w:szCs w:val="22"/>
-                <w:color w:val="000000"/>
-              </w:rPr>
-              <w:t xml:space="preserve">0.037</w:t>
+              <w:t xml:space="preserve">0.33</w:t>
+            </w:r>
+          </w:p>
+        </w:tc>
+        <w:tc>
+          <w:tcPr>
+            <w:tcBorders>
+              <w:bottom w:val="none" w:sz="0" w:space="0" w:color="000000"/>
+              <w:top w:val="none" w:sz="0" w:space="0" w:color="000000"/>
+              <w:left w:val="none" w:sz="0" w:space="0" w:color="000000"/>
+              <w:right w:val="none" w:sz="0" w:space="0" w:color="000000"/>
+            </w:tcBorders>
+            <w:shd w:val="clear" w:color="auto" w:fill="FFFFFF"/>
+            <w:tcMar>
+              <w:top w:w="0" w:type="dxa"/>
+              <w:bottom w:w="0" w:type="dxa"/>
+              <w:left w:w="0" w:type="dxa"/>
+              <w:right w:w="0" w:type="dxa"/>
+            </w:tcMar>
+            <w:vAlign w:val="top"/>
+          </w:tcPr>
+          <w:p>
+            <w:pPr>
+              <w:pStyle w:val="Normal"/>
+              <w:jc w:val="center"/>
+              <w:pBdr>
+                <w:bottom w:val="none" w:sz="0" w:space="0" w:color="000000"/>
+                <w:top w:val="none" w:sz="0" w:space="0" w:color="000000"/>
+                <w:left w:val="none" w:sz="0" w:space="0" w:color="000000"/>
+                <w:right w:val="none" w:sz="0" w:space="0" w:color="000000"/>
+              </w:pBdr>
+              <w:spacing w:after="100" w:before="100" w:line="240"/>
+              <w:ind w:left="100" w:right="100" w:firstLine="0" w:firstLineChars="0"/>
+              <w:rPr>
+                <w:rFonts w:ascii="Helvetica" w:hAnsi="Helvetica" w:eastAsia="Helvetica" w:cs="Helvetica"/>
+                <w:i w:val="false"/>
+                <w:b w:val="false"/>
+                <w:u w:val="none"/>
+                <w:sz w:val="22"/>
+                <w:szCs w:val="22"/>
+                <w:color w:val="000000"/>
+              </w:rPr>
+            </w:pPr>
+            <w:r>
+              <w:rPr>
+                <w:rFonts w:ascii="Helvetica" w:hAnsi="Helvetica" w:eastAsia="Helvetica" w:cs="Helvetica"/>
+                <w:i w:val="false"/>
+                <w:b w:val="false"/>
+                <w:u w:val="none"/>
+                <w:sz w:val="22"/>
+                <w:szCs w:val="22"/>
+                <w:color w:val="000000"/>
+              </w:rPr>
+              <w:t xml:space="preserve">0.10, 1.13</w:t>
+            </w:r>
+          </w:p>
+        </w:tc>
+        <w:tc>
+          <w:tcPr>
+            <w:tcBorders>
+              <w:bottom w:val="none" w:sz="0" w:space="0" w:color="000000"/>
+              <w:top w:val="none" w:sz="0" w:space="0" w:color="000000"/>
+              <w:left w:val="none" w:sz="0" w:space="0" w:color="000000"/>
+              <w:right w:val="none" w:sz="0" w:space="0" w:color="000000"/>
+            </w:tcBorders>
+            <w:shd w:val="clear" w:color="auto" w:fill="FFFFFF"/>
+            <w:tcMar>
+              <w:top w:w="0" w:type="dxa"/>
+              <w:bottom w:w="0" w:type="dxa"/>
+              <w:left w:w="0" w:type="dxa"/>
+              <w:right w:w="0" w:type="dxa"/>
+            </w:tcMar>
+            <w:vAlign w:val="top"/>
+          </w:tcPr>
+          <w:p>
+            <w:pPr>
+              <w:pStyle w:val="Normal"/>
+              <w:jc w:val="center"/>
+              <w:pBdr>
+                <w:bottom w:val="none" w:sz="0" w:space="0" w:color="000000"/>
+                <w:top w:val="none" w:sz="0" w:space="0" w:color="000000"/>
+                <w:left w:val="none" w:sz="0" w:space="0" w:color="000000"/>
+                <w:right w:val="none" w:sz="0" w:space="0" w:color="000000"/>
+              </w:pBdr>
+              <w:spacing w:after="100" w:before="100" w:line="240"/>
+              <w:ind w:left="100" w:right="100" w:firstLine="0" w:firstLineChars="0"/>
+              <w:rPr>
+                <w:rFonts w:ascii="Helvetica" w:hAnsi="Helvetica" w:eastAsia="Helvetica" w:cs="Helvetica"/>
+                <w:i w:val="false"/>
+                <w:b w:val="false"/>
+                <w:u w:val="none"/>
+                <w:sz w:val="22"/>
+                <w:szCs w:val="22"/>
+                <w:color w:val="000000"/>
+              </w:rPr>
+            </w:pPr>
+            <w:r>
+              <w:rPr>
+                <w:rFonts w:ascii="Helvetica" w:hAnsi="Helvetica" w:eastAsia="Helvetica" w:cs="Helvetica"/>
+                <w:i w:val="false"/>
+                <w:b w:val="false"/>
+                <w:u w:val="none"/>
+                <w:sz w:val="22"/>
+                <w:szCs w:val="22"/>
+                <w:color w:val="000000"/>
+              </w:rPr>
+              <w:t xml:space="preserve">0.077</w:t>
             </w:r>
           </w:p>
         </w:tc>
@@ -13231,7 +13231,7 @@
                 <w:szCs w:val="22"/>
                 <w:color w:val="000000"/>
               </w:rPr>
-              <w:t xml:space="preserve">0.23, 2.48</w:t>
+              <w:t xml:space="preserve">0.23, 2.47</w:t>
             </w:r>
           </w:p>
         </w:tc>
@@ -13661,113 +13661,113 @@
                 <w:szCs w:val="22"/>
                 <w:color w:val="000000"/>
               </w:rPr>
-              <w:t xml:space="preserve">1.12</w:t>
-            </w:r>
-          </w:p>
-        </w:tc>
-        <w:tc>
-          <w:tcPr>
-            <w:tcBorders>
-              <w:bottom w:val="none" w:sz="0" w:space="0" w:color="000000"/>
-              <w:top w:val="none" w:sz="0" w:space="0" w:color="000000"/>
-              <w:left w:val="none" w:sz="0" w:space="0" w:color="000000"/>
-              <w:right w:val="none" w:sz="0" w:space="0" w:color="000000"/>
-            </w:tcBorders>
-            <w:shd w:val="clear" w:color="auto" w:fill="FFFFFF"/>
-            <w:tcMar>
-              <w:top w:w="0" w:type="dxa"/>
-              <w:bottom w:w="0" w:type="dxa"/>
-              <w:left w:w="0" w:type="dxa"/>
-              <w:right w:w="0" w:type="dxa"/>
-            </w:tcMar>
-            <w:vAlign w:val="top"/>
-          </w:tcPr>
-          <w:p>
-            <w:pPr>
-              <w:pStyle w:val="Normal"/>
-              <w:jc w:val="center"/>
-              <w:pBdr>
-                <w:bottom w:val="none" w:sz="0" w:space="0" w:color="000000"/>
-                <w:top w:val="none" w:sz="0" w:space="0" w:color="000000"/>
-                <w:left w:val="none" w:sz="0" w:space="0" w:color="000000"/>
-                <w:right w:val="none" w:sz="0" w:space="0" w:color="000000"/>
-              </w:pBdr>
-              <w:spacing w:after="100" w:before="100" w:line="240"/>
-              <w:ind w:left="100" w:right="100" w:firstLine="0" w:firstLineChars="0"/>
-              <w:rPr>
-                <w:rFonts w:ascii="Helvetica" w:hAnsi="Helvetica" w:eastAsia="Helvetica" w:cs="Helvetica"/>
-                <w:i w:val="false"/>
-                <w:b w:val="false"/>
-                <w:u w:val="none"/>
-                <w:sz w:val="22"/>
-                <w:szCs w:val="22"/>
-                <w:color w:val="000000"/>
-              </w:rPr>
-            </w:pPr>
-            <w:r>
-              <w:rPr>
-                <w:rFonts w:ascii="Helvetica" w:hAnsi="Helvetica" w:eastAsia="Helvetica" w:cs="Helvetica"/>
-                <w:i w:val="false"/>
-                <w:b w:val="false"/>
-                <w:u w:val="none"/>
-                <w:sz w:val="22"/>
-                <w:szCs w:val="22"/>
-                <w:color w:val="000000"/>
-              </w:rPr>
-              <w:t xml:space="preserve">0.26, 4.88</w:t>
-            </w:r>
-          </w:p>
-        </w:tc>
-        <w:tc>
-          <w:tcPr>
-            <w:tcBorders>
-              <w:bottom w:val="none" w:sz="0" w:space="0" w:color="000000"/>
-              <w:top w:val="none" w:sz="0" w:space="0" w:color="000000"/>
-              <w:left w:val="none" w:sz="0" w:space="0" w:color="000000"/>
-              <w:right w:val="none" w:sz="0" w:space="0" w:color="000000"/>
-            </w:tcBorders>
-            <w:shd w:val="clear" w:color="auto" w:fill="FFFFFF"/>
-            <w:tcMar>
-              <w:top w:w="0" w:type="dxa"/>
-              <w:bottom w:w="0" w:type="dxa"/>
-              <w:left w:w="0" w:type="dxa"/>
-              <w:right w:w="0" w:type="dxa"/>
-            </w:tcMar>
-            <w:vAlign w:val="top"/>
-          </w:tcPr>
-          <w:p>
-            <w:pPr>
-              <w:pStyle w:val="Normal"/>
-              <w:jc w:val="center"/>
-              <w:pBdr>
-                <w:bottom w:val="none" w:sz="0" w:space="0" w:color="000000"/>
-                <w:top w:val="none" w:sz="0" w:space="0" w:color="000000"/>
-                <w:left w:val="none" w:sz="0" w:space="0" w:color="000000"/>
-                <w:right w:val="none" w:sz="0" w:space="0" w:color="000000"/>
-              </w:pBdr>
-              <w:spacing w:after="100" w:before="100" w:line="240"/>
-              <w:ind w:left="100" w:right="100" w:firstLine="0" w:firstLineChars="0"/>
-              <w:rPr>
-                <w:rFonts w:ascii="Helvetica" w:hAnsi="Helvetica" w:eastAsia="Helvetica" w:cs="Helvetica"/>
-                <w:i w:val="false"/>
-                <w:b w:val="false"/>
-                <w:u w:val="none"/>
-                <w:sz w:val="22"/>
-                <w:szCs w:val="22"/>
-                <w:color w:val="000000"/>
-              </w:rPr>
-            </w:pPr>
-            <w:r>
-              <w:rPr>
-                <w:rFonts w:ascii="Helvetica" w:hAnsi="Helvetica" w:eastAsia="Helvetica" w:cs="Helvetica"/>
-                <w:i w:val="false"/>
-                <w:b w:val="false"/>
-                <w:u w:val="none"/>
-                <w:sz w:val="22"/>
-                <w:szCs w:val="22"/>
-                <w:color w:val="000000"/>
-              </w:rPr>
-              <w:t xml:space="preserve">0.880</w:t>
+              <w:t xml:space="preserve">1.05</w:t>
+            </w:r>
+          </w:p>
+        </w:tc>
+        <w:tc>
+          <w:tcPr>
+            <w:tcBorders>
+              <w:bottom w:val="none" w:sz="0" w:space="0" w:color="000000"/>
+              <w:top w:val="none" w:sz="0" w:space="0" w:color="000000"/>
+              <w:left w:val="none" w:sz="0" w:space="0" w:color="000000"/>
+              <w:right w:val="none" w:sz="0" w:space="0" w:color="000000"/>
+            </w:tcBorders>
+            <w:shd w:val="clear" w:color="auto" w:fill="FFFFFF"/>
+            <w:tcMar>
+              <w:top w:w="0" w:type="dxa"/>
+              <w:bottom w:w="0" w:type="dxa"/>
+              <w:left w:w="0" w:type="dxa"/>
+              <w:right w:w="0" w:type="dxa"/>
+            </w:tcMar>
+            <w:vAlign w:val="top"/>
+          </w:tcPr>
+          <w:p>
+            <w:pPr>
+              <w:pStyle w:val="Normal"/>
+              <w:jc w:val="center"/>
+              <w:pBdr>
+                <w:bottom w:val="none" w:sz="0" w:space="0" w:color="000000"/>
+                <w:top w:val="none" w:sz="0" w:space="0" w:color="000000"/>
+                <w:left w:val="none" w:sz="0" w:space="0" w:color="000000"/>
+                <w:right w:val="none" w:sz="0" w:space="0" w:color="000000"/>
+              </w:pBdr>
+              <w:spacing w:after="100" w:before="100" w:line="240"/>
+              <w:ind w:left="100" w:right="100" w:firstLine="0" w:firstLineChars="0"/>
+              <w:rPr>
+                <w:rFonts w:ascii="Helvetica" w:hAnsi="Helvetica" w:eastAsia="Helvetica" w:cs="Helvetica"/>
+                <w:i w:val="false"/>
+                <w:b w:val="false"/>
+                <w:u w:val="none"/>
+                <w:sz w:val="22"/>
+                <w:szCs w:val="22"/>
+                <w:color w:val="000000"/>
+              </w:rPr>
+            </w:pPr>
+            <w:r>
+              <w:rPr>
+                <w:rFonts w:ascii="Helvetica" w:hAnsi="Helvetica" w:eastAsia="Helvetica" w:cs="Helvetica"/>
+                <w:i w:val="false"/>
+                <w:b w:val="false"/>
+                <w:u w:val="none"/>
+                <w:sz w:val="22"/>
+                <w:szCs w:val="22"/>
+                <w:color w:val="000000"/>
+              </w:rPr>
+              <w:t xml:space="preserve">0.25, 4.41</w:t>
+            </w:r>
+          </w:p>
+        </w:tc>
+        <w:tc>
+          <w:tcPr>
+            <w:tcBorders>
+              <w:bottom w:val="none" w:sz="0" w:space="0" w:color="000000"/>
+              <w:top w:val="none" w:sz="0" w:space="0" w:color="000000"/>
+              <w:left w:val="none" w:sz="0" w:space="0" w:color="000000"/>
+              <w:right w:val="none" w:sz="0" w:space="0" w:color="000000"/>
+            </w:tcBorders>
+            <w:shd w:val="clear" w:color="auto" w:fill="FFFFFF"/>
+            <w:tcMar>
+              <w:top w:w="0" w:type="dxa"/>
+              <w:bottom w:w="0" w:type="dxa"/>
+              <w:left w:w="0" w:type="dxa"/>
+              <w:right w:w="0" w:type="dxa"/>
+            </w:tcMar>
+            <w:vAlign w:val="top"/>
+          </w:tcPr>
+          <w:p>
+            <w:pPr>
+              <w:pStyle w:val="Normal"/>
+              <w:jc w:val="center"/>
+              <w:pBdr>
+                <w:bottom w:val="none" w:sz="0" w:space="0" w:color="000000"/>
+                <w:top w:val="none" w:sz="0" w:space="0" w:color="000000"/>
+                <w:left w:val="none" w:sz="0" w:space="0" w:color="000000"/>
+                <w:right w:val="none" w:sz="0" w:space="0" w:color="000000"/>
+              </w:pBdr>
+              <w:spacing w:after="100" w:before="100" w:line="240"/>
+              <w:ind w:left="100" w:right="100" w:firstLine="0" w:firstLineChars="0"/>
+              <w:rPr>
+                <w:rFonts w:ascii="Helvetica" w:hAnsi="Helvetica" w:eastAsia="Helvetica" w:cs="Helvetica"/>
+                <w:i w:val="false"/>
+                <w:b w:val="false"/>
+                <w:u w:val="none"/>
+                <w:sz w:val="22"/>
+                <w:szCs w:val="22"/>
+                <w:color w:val="000000"/>
+              </w:rPr>
+            </w:pPr>
+            <w:r>
+              <w:rPr>
+                <w:rFonts w:ascii="Helvetica" w:hAnsi="Helvetica" w:eastAsia="Helvetica" w:cs="Helvetica"/>
+                <w:i w:val="false"/>
+                <w:b w:val="false"/>
+                <w:u w:val="none"/>
+                <w:sz w:val="22"/>
+                <w:szCs w:val="22"/>
+                <w:color w:val="000000"/>
+              </w:rPr>
+              <w:t xml:space="preserve">0.950</w:t>
             </w:r>
           </w:p>
         </w:tc>
@@ -14144,60 +14144,60 @@
                 <w:szCs w:val="22"/>
                 <w:color w:val="000000"/>
               </w:rPr>
-              <w:t xml:space="preserve">9.85</w:t>
-            </w:r>
-          </w:p>
-        </w:tc>
-        <w:tc>
-          <w:tcPr>
-            <w:tcBorders>
-              <w:bottom w:val="none" w:sz="0" w:space="0" w:color="000000"/>
-              <w:top w:val="none" w:sz="0" w:space="0" w:color="000000"/>
-              <w:left w:val="none" w:sz="0" w:space="0" w:color="000000"/>
-              <w:right w:val="none" w:sz="0" w:space="0" w:color="000000"/>
-            </w:tcBorders>
-            <w:shd w:val="clear" w:color="auto" w:fill="FFFFFF"/>
-            <w:tcMar>
-              <w:top w:w="0" w:type="dxa"/>
-              <w:bottom w:w="0" w:type="dxa"/>
-              <w:left w:w="0" w:type="dxa"/>
-              <w:right w:w="0" w:type="dxa"/>
-            </w:tcMar>
-            <w:vAlign w:val="top"/>
-          </w:tcPr>
-          <w:p>
-            <w:pPr>
-              <w:pStyle w:val="Normal"/>
-              <w:jc w:val="center"/>
-              <w:pBdr>
-                <w:bottom w:val="none" w:sz="0" w:space="0" w:color="000000"/>
-                <w:top w:val="none" w:sz="0" w:space="0" w:color="000000"/>
-                <w:left w:val="none" w:sz="0" w:space="0" w:color="000000"/>
-                <w:right w:val="none" w:sz="0" w:space="0" w:color="000000"/>
-              </w:pBdr>
-              <w:spacing w:after="100" w:before="100" w:line="240"/>
-              <w:ind w:left="100" w:right="100" w:firstLine="0" w:firstLineChars="0"/>
-              <w:rPr>
-                <w:rFonts w:ascii="Helvetica" w:hAnsi="Helvetica" w:eastAsia="Helvetica" w:cs="Helvetica"/>
-                <w:i w:val="false"/>
-                <w:b w:val="false"/>
-                <w:u w:val="none"/>
-                <w:sz w:val="22"/>
-                <w:szCs w:val="22"/>
-                <w:color w:val="000000"/>
-              </w:rPr>
-            </w:pPr>
-            <w:r>
-              <w:rPr>
-                <w:rFonts w:ascii="Helvetica" w:hAnsi="Helvetica" w:eastAsia="Helvetica" w:cs="Helvetica"/>
-                <w:i w:val="false"/>
-                <w:b w:val="false"/>
-                <w:u w:val="none"/>
-                <w:sz w:val="22"/>
-                <w:szCs w:val="22"/>
-                <w:color w:val="000000"/>
-              </w:rPr>
-              <w:t xml:space="preserve">2.98, 32.6</w:t>
+              <w:t xml:space="preserve">7.27</w:t>
+            </w:r>
+          </w:p>
+        </w:tc>
+        <w:tc>
+          <w:tcPr>
+            <w:tcBorders>
+              <w:bottom w:val="none" w:sz="0" w:space="0" w:color="000000"/>
+              <w:top w:val="none" w:sz="0" w:space="0" w:color="000000"/>
+              <w:left w:val="none" w:sz="0" w:space="0" w:color="000000"/>
+              <w:right w:val="none" w:sz="0" w:space="0" w:color="000000"/>
+            </w:tcBorders>
+            <w:shd w:val="clear" w:color="auto" w:fill="FFFFFF"/>
+            <w:tcMar>
+              <w:top w:w="0" w:type="dxa"/>
+              <w:bottom w:w="0" w:type="dxa"/>
+              <w:left w:w="0" w:type="dxa"/>
+              <w:right w:w="0" w:type="dxa"/>
+            </w:tcMar>
+            <w:vAlign w:val="top"/>
+          </w:tcPr>
+          <w:p>
+            <w:pPr>
+              <w:pStyle w:val="Normal"/>
+              <w:jc w:val="center"/>
+              <w:pBdr>
+                <w:bottom w:val="none" w:sz="0" w:space="0" w:color="000000"/>
+                <w:top w:val="none" w:sz="0" w:space="0" w:color="000000"/>
+                <w:left w:val="none" w:sz="0" w:space="0" w:color="000000"/>
+                <w:right w:val="none" w:sz="0" w:space="0" w:color="000000"/>
+              </w:pBdr>
+              <w:spacing w:after="100" w:before="100" w:line="240"/>
+              <w:ind w:left="100" w:right="100" w:firstLine="0" w:firstLineChars="0"/>
+              <w:rPr>
+                <w:rFonts w:ascii="Helvetica" w:hAnsi="Helvetica" w:eastAsia="Helvetica" w:cs="Helvetica"/>
+                <w:i w:val="false"/>
+                <w:b w:val="false"/>
+                <w:u w:val="none"/>
+                <w:sz w:val="22"/>
+                <w:szCs w:val="22"/>
+                <w:color w:val="000000"/>
+              </w:rPr>
+            </w:pPr>
+            <w:r>
+              <w:rPr>
+                <w:rFonts w:ascii="Helvetica" w:hAnsi="Helvetica" w:eastAsia="Helvetica" w:cs="Helvetica"/>
+                <w:i w:val="false"/>
+                <w:b w:val="false"/>
+                <w:u w:val="none"/>
+                <w:sz w:val="22"/>
+                <w:szCs w:val="22"/>
+                <w:color w:val="000000"/>
+              </w:rPr>
+              <w:t xml:space="preserve">2.27, 23.3</w:t>
             </w:r>
           </w:p>
         </w:tc>
@@ -14627,113 +14627,113 @@
                 <w:szCs w:val="22"/>
                 <w:color w:val="000000"/>
               </w:rPr>
-              <w:t xml:space="preserve">0.34</w:t>
-            </w:r>
-          </w:p>
-        </w:tc>
-        <w:tc>
-          <w:tcPr>
-            <w:tcBorders>
-              <w:bottom w:val="none" w:sz="0" w:space="0" w:color="000000"/>
-              <w:top w:val="none" w:sz="0" w:space="0" w:color="000000"/>
-              <w:left w:val="none" w:sz="0" w:space="0" w:color="000000"/>
-              <w:right w:val="none" w:sz="0" w:space="0" w:color="000000"/>
-            </w:tcBorders>
-            <w:shd w:val="clear" w:color="auto" w:fill="FFFFFF"/>
-            <w:tcMar>
-              <w:top w:w="0" w:type="dxa"/>
-              <w:bottom w:w="0" w:type="dxa"/>
-              <w:left w:w="0" w:type="dxa"/>
-              <w:right w:w="0" w:type="dxa"/>
-            </w:tcMar>
-            <w:vAlign w:val="top"/>
-          </w:tcPr>
-          <w:p>
-            <w:pPr>
-              <w:pStyle w:val="Normal"/>
-              <w:jc w:val="center"/>
-              <w:pBdr>
-                <w:bottom w:val="none" w:sz="0" w:space="0" w:color="000000"/>
-                <w:top w:val="none" w:sz="0" w:space="0" w:color="000000"/>
-                <w:left w:val="none" w:sz="0" w:space="0" w:color="000000"/>
-                <w:right w:val="none" w:sz="0" w:space="0" w:color="000000"/>
-              </w:pBdr>
-              <w:spacing w:after="100" w:before="100" w:line="240"/>
-              <w:ind w:left="100" w:right="100" w:firstLine="0" w:firstLineChars="0"/>
-              <w:rPr>
-                <w:rFonts w:ascii="Helvetica" w:hAnsi="Helvetica" w:eastAsia="Helvetica" w:cs="Helvetica"/>
-                <w:i w:val="false"/>
-                <w:b w:val="false"/>
-                <w:u w:val="none"/>
-                <w:sz w:val="22"/>
-                <w:szCs w:val="22"/>
-                <w:color w:val="000000"/>
-              </w:rPr>
-            </w:pPr>
-            <w:r>
-              <w:rPr>
-                <w:rFonts w:ascii="Helvetica" w:hAnsi="Helvetica" w:eastAsia="Helvetica" w:cs="Helvetica"/>
-                <w:i w:val="false"/>
-                <w:b w:val="false"/>
-                <w:u w:val="none"/>
-                <w:sz w:val="22"/>
-                <w:szCs w:val="22"/>
-                <w:color w:val="000000"/>
-              </w:rPr>
-              <w:t xml:space="preserve">0.09, 1.23</w:t>
-            </w:r>
-          </w:p>
-        </w:tc>
-        <w:tc>
-          <w:tcPr>
-            <w:tcBorders>
-              <w:bottom w:val="none" w:sz="0" w:space="0" w:color="000000"/>
-              <w:top w:val="none" w:sz="0" w:space="0" w:color="000000"/>
-              <w:left w:val="none" w:sz="0" w:space="0" w:color="000000"/>
-              <w:right w:val="none" w:sz="0" w:space="0" w:color="000000"/>
-            </w:tcBorders>
-            <w:shd w:val="clear" w:color="auto" w:fill="FFFFFF"/>
-            <w:tcMar>
-              <w:top w:w="0" w:type="dxa"/>
-              <w:bottom w:w="0" w:type="dxa"/>
-              <w:left w:w="0" w:type="dxa"/>
-              <w:right w:w="0" w:type="dxa"/>
-            </w:tcMar>
-            <w:vAlign w:val="top"/>
-          </w:tcPr>
-          <w:p>
-            <w:pPr>
-              <w:pStyle w:val="Normal"/>
-              <w:jc w:val="center"/>
-              <w:pBdr>
-                <w:bottom w:val="none" w:sz="0" w:space="0" w:color="000000"/>
-                <w:top w:val="none" w:sz="0" w:space="0" w:color="000000"/>
-                <w:left w:val="none" w:sz="0" w:space="0" w:color="000000"/>
-                <w:right w:val="none" w:sz="0" w:space="0" w:color="000000"/>
-              </w:pBdr>
-              <w:spacing w:after="100" w:before="100" w:line="240"/>
-              <w:ind w:left="100" w:right="100" w:firstLine="0" w:firstLineChars="0"/>
-              <w:rPr>
-                <w:rFonts w:ascii="Helvetica" w:hAnsi="Helvetica" w:eastAsia="Helvetica" w:cs="Helvetica"/>
-                <w:i w:val="false"/>
-                <w:b w:val="false"/>
-                <w:u w:val="none"/>
-                <w:sz w:val="22"/>
-                <w:szCs w:val="22"/>
-                <w:color w:val="000000"/>
-              </w:rPr>
-            </w:pPr>
-            <w:r>
-              <w:rPr>
-                <w:rFonts w:ascii="Helvetica" w:hAnsi="Helvetica" w:eastAsia="Helvetica" w:cs="Helvetica"/>
-                <w:i w:val="false"/>
-                <w:b w:val="false"/>
-                <w:u w:val="none"/>
-                <w:sz w:val="22"/>
-                <w:szCs w:val="22"/>
-                <w:color w:val="000000"/>
-              </w:rPr>
-              <w:t xml:space="preserve">0.100</w:t>
+              <w:t xml:space="preserve">0.42</w:t>
+            </w:r>
+          </w:p>
+        </w:tc>
+        <w:tc>
+          <w:tcPr>
+            <w:tcBorders>
+              <w:bottom w:val="none" w:sz="0" w:space="0" w:color="000000"/>
+              <w:top w:val="none" w:sz="0" w:space="0" w:color="000000"/>
+              <w:left w:val="none" w:sz="0" w:space="0" w:color="000000"/>
+              <w:right w:val="none" w:sz="0" w:space="0" w:color="000000"/>
+            </w:tcBorders>
+            <w:shd w:val="clear" w:color="auto" w:fill="FFFFFF"/>
+            <w:tcMar>
+              <w:top w:w="0" w:type="dxa"/>
+              <w:bottom w:w="0" w:type="dxa"/>
+              <w:left w:w="0" w:type="dxa"/>
+              <w:right w:w="0" w:type="dxa"/>
+            </w:tcMar>
+            <w:vAlign w:val="top"/>
+          </w:tcPr>
+          <w:p>
+            <w:pPr>
+              <w:pStyle w:val="Normal"/>
+              <w:jc w:val="center"/>
+              <w:pBdr>
+                <w:bottom w:val="none" w:sz="0" w:space="0" w:color="000000"/>
+                <w:top w:val="none" w:sz="0" w:space="0" w:color="000000"/>
+                <w:left w:val="none" w:sz="0" w:space="0" w:color="000000"/>
+                <w:right w:val="none" w:sz="0" w:space="0" w:color="000000"/>
+              </w:pBdr>
+              <w:spacing w:after="100" w:before="100" w:line="240"/>
+              <w:ind w:left="100" w:right="100" w:firstLine="0" w:firstLineChars="0"/>
+              <w:rPr>
+                <w:rFonts w:ascii="Helvetica" w:hAnsi="Helvetica" w:eastAsia="Helvetica" w:cs="Helvetica"/>
+                <w:i w:val="false"/>
+                <w:b w:val="false"/>
+                <w:u w:val="none"/>
+                <w:sz w:val="22"/>
+                <w:szCs w:val="22"/>
+                <w:color w:val="000000"/>
+              </w:rPr>
+            </w:pPr>
+            <w:r>
+              <w:rPr>
+                <w:rFonts w:ascii="Helvetica" w:hAnsi="Helvetica" w:eastAsia="Helvetica" w:cs="Helvetica"/>
+                <w:i w:val="false"/>
+                <w:b w:val="false"/>
+                <w:u w:val="none"/>
+                <w:sz w:val="22"/>
+                <w:szCs w:val="22"/>
+                <w:color w:val="000000"/>
+              </w:rPr>
+              <w:t xml:space="preserve">0.11, 1.54</w:t>
+            </w:r>
+          </w:p>
+        </w:tc>
+        <w:tc>
+          <w:tcPr>
+            <w:tcBorders>
+              <w:bottom w:val="none" w:sz="0" w:space="0" w:color="000000"/>
+              <w:top w:val="none" w:sz="0" w:space="0" w:color="000000"/>
+              <w:left w:val="none" w:sz="0" w:space="0" w:color="000000"/>
+              <w:right w:val="none" w:sz="0" w:space="0" w:color="000000"/>
+            </w:tcBorders>
+            <w:shd w:val="clear" w:color="auto" w:fill="FFFFFF"/>
+            <w:tcMar>
+              <w:top w:w="0" w:type="dxa"/>
+              <w:bottom w:w="0" w:type="dxa"/>
+              <w:left w:w="0" w:type="dxa"/>
+              <w:right w:w="0" w:type="dxa"/>
+            </w:tcMar>
+            <w:vAlign w:val="top"/>
+          </w:tcPr>
+          <w:p>
+            <w:pPr>
+              <w:pStyle w:val="Normal"/>
+              <w:jc w:val="center"/>
+              <w:pBdr>
+                <w:bottom w:val="none" w:sz="0" w:space="0" w:color="000000"/>
+                <w:top w:val="none" w:sz="0" w:space="0" w:color="000000"/>
+                <w:left w:val="none" w:sz="0" w:space="0" w:color="000000"/>
+                <w:right w:val="none" w:sz="0" w:space="0" w:color="000000"/>
+              </w:pBdr>
+              <w:spacing w:after="100" w:before="100" w:line="240"/>
+              <w:ind w:left="100" w:right="100" w:firstLine="0" w:firstLineChars="0"/>
+              <w:rPr>
+                <w:rFonts w:ascii="Helvetica" w:hAnsi="Helvetica" w:eastAsia="Helvetica" w:cs="Helvetica"/>
+                <w:i w:val="false"/>
+                <w:b w:val="false"/>
+                <w:u w:val="none"/>
+                <w:sz w:val="22"/>
+                <w:szCs w:val="22"/>
+                <w:color w:val="000000"/>
+              </w:rPr>
+            </w:pPr>
+            <w:r>
+              <w:rPr>
+                <w:rFonts w:ascii="Helvetica" w:hAnsi="Helvetica" w:eastAsia="Helvetica" w:cs="Helvetica"/>
+                <w:i w:val="false"/>
+                <w:b w:val="false"/>
+                <w:u w:val="none"/>
+                <w:sz w:val="22"/>
+                <w:szCs w:val="22"/>
+                <w:color w:val="000000"/>
+              </w:rPr>
+              <w:t xml:space="preserve">0.190</w:t>
             </w:r>
           </w:p>
         </w:tc>
@@ -15110,7 +15110,7 @@
                 <w:szCs w:val="22"/>
                 <w:color w:val="000000"/>
               </w:rPr>
-              <w:t xml:space="preserve">1.01</w:t>
+              <w:t xml:space="preserve">1.02</w:t>
             </w:r>
           </w:p>
         </w:tc>
@@ -15216,7 +15216,7 @@
                 <w:szCs w:val="22"/>
                 <w:color w:val="000000"/>
               </w:rPr>
-              <w:t xml:space="preserve">0.540</w:t>
+              <w:t xml:space="preserve">0.450</w:t>
             </w:r>
           </w:p>
         </w:tc>
@@ -15593,596 +15593,113 @@
                 <w:szCs w:val="22"/>
                 <w:color w:val="000000"/>
               </w:rPr>
-              <w:t xml:space="preserve">0.75</w:t>
-            </w:r>
-          </w:p>
-        </w:tc>
-        <w:tc>
-          <w:tcPr>
-            <w:tcBorders>
-              <w:bottom w:val="none" w:sz="0" w:space="0" w:color="000000"/>
-              <w:top w:val="none" w:sz="0" w:space="0" w:color="000000"/>
-              <w:left w:val="none" w:sz="0" w:space="0" w:color="000000"/>
-              <w:right w:val="none" w:sz="0" w:space="0" w:color="000000"/>
-            </w:tcBorders>
-            <w:shd w:val="clear" w:color="auto" w:fill="FFFFFF"/>
-            <w:tcMar>
-              <w:top w:w="0" w:type="dxa"/>
-              <w:bottom w:w="0" w:type="dxa"/>
-              <w:left w:w="0" w:type="dxa"/>
-              <w:right w:w="0" w:type="dxa"/>
-            </w:tcMar>
-            <w:vAlign w:val="top"/>
-          </w:tcPr>
-          <w:p>
-            <w:pPr>
-              <w:pStyle w:val="Normal"/>
-              <w:jc w:val="center"/>
-              <w:pBdr>
-                <w:bottom w:val="none" w:sz="0" w:space="0" w:color="000000"/>
-                <w:top w:val="none" w:sz="0" w:space="0" w:color="000000"/>
-                <w:left w:val="none" w:sz="0" w:space="0" w:color="000000"/>
-                <w:right w:val="none" w:sz="0" w:space="0" w:color="000000"/>
-              </w:pBdr>
-              <w:spacing w:after="100" w:before="100" w:line="240"/>
-              <w:ind w:left="100" w:right="100" w:firstLine="0" w:firstLineChars="0"/>
-              <w:rPr>
-                <w:rFonts w:ascii="Helvetica" w:hAnsi="Helvetica" w:eastAsia="Helvetica" w:cs="Helvetica"/>
-                <w:i w:val="false"/>
-                <w:b w:val="false"/>
-                <w:u w:val="none"/>
-                <w:sz w:val="22"/>
-                <w:szCs w:val="22"/>
-                <w:color w:val="000000"/>
-              </w:rPr>
-            </w:pPr>
-            <w:r>
-              <w:rPr>
-                <w:rFonts w:ascii="Helvetica" w:hAnsi="Helvetica" w:eastAsia="Helvetica" w:cs="Helvetica"/>
-                <w:i w:val="false"/>
-                <w:b w:val="false"/>
-                <w:u w:val="none"/>
-                <w:sz w:val="22"/>
-                <w:szCs w:val="22"/>
-                <w:color w:val="000000"/>
-              </w:rPr>
-              <w:t xml:space="preserve">0.38, 1.48</w:t>
-            </w:r>
-          </w:p>
-        </w:tc>
-        <w:tc>
-          <w:tcPr>
-            <w:tcBorders>
-              <w:bottom w:val="none" w:sz="0" w:space="0" w:color="000000"/>
-              <w:top w:val="none" w:sz="0" w:space="0" w:color="000000"/>
-              <w:left w:val="none" w:sz="0" w:space="0" w:color="000000"/>
-              <w:right w:val="none" w:sz="0" w:space="0" w:color="000000"/>
-            </w:tcBorders>
-            <w:shd w:val="clear" w:color="auto" w:fill="FFFFFF"/>
-            <w:tcMar>
-              <w:top w:w="0" w:type="dxa"/>
-              <w:bottom w:w="0" w:type="dxa"/>
-              <w:left w:w="0" w:type="dxa"/>
-              <w:right w:w="0" w:type="dxa"/>
-            </w:tcMar>
-            <w:vAlign w:val="top"/>
-          </w:tcPr>
-          <w:p>
-            <w:pPr>
-              <w:pStyle w:val="Normal"/>
-              <w:jc w:val="center"/>
-              <w:pBdr>
-                <w:bottom w:val="none" w:sz="0" w:space="0" w:color="000000"/>
-                <w:top w:val="none" w:sz="0" w:space="0" w:color="000000"/>
-                <w:left w:val="none" w:sz="0" w:space="0" w:color="000000"/>
-                <w:right w:val="none" w:sz="0" w:space="0" w:color="000000"/>
-              </w:pBdr>
-              <w:spacing w:after="100" w:before="100" w:line="240"/>
-              <w:ind w:left="100" w:right="100" w:firstLine="0" w:firstLineChars="0"/>
-              <w:rPr>
-                <w:rFonts w:ascii="Helvetica" w:hAnsi="Helvetica" w:eastAsia="Helvetica" w:cs="Helvetica"/>
-                <w:i w:val="false"/>
-                <w:b w:val="false"/>
-                <w:u w:val="none"/>
-                <w:sz w:val="22"/>
-                <w:szCs w:val="22"/>
-                <w:color w:val="000000"/>
-              </w:rPr>
-            </w:pPr>
-            <w:r>
-              <w:rPr>
-                <w:rFonts w:ascii="Helvetica" w:hAnsi="Helvetica" w:eastAsia="Helvetica" w:cs="Helvetica"/>
-                <w:i w:val="false"/>
-                <w:b w:val="false"/>
-                <w:u w:val="none"/>
-                <w:sz w:val="22"/>
-                <w:szCs w:val="22"/>
-                <w:color w:val="000000"/>
-              </w:rPr>
-              <w:t xml:space="preserve">0.410</w:t>
-            </w:r>
-          </w:p>
-        </w:tc>
-      </w:tr>
-      <w:tr>
-        <w:trPr>
-          <w:trHeight w:val="598" w:hRule="auto"/>
-        </w:trPr>
-        body32
-        <w:tc>
-          <w:tcPr>
-            <w:tcBorders>
-              <w:bottom w:val="none" w:sz="0" w:space="0" w:color="000000"/>
-              <w:top w:val="none" w:sz="0" w:space="0" w:color="000000"/>
-              <w:left w:val="none" w:sz="0" w:space="0" w:color="000000"/>
-              <w:right w:val="none" w:sz="0" w:space="0" w:color="000000"/>
-            </w:tcBorders>
-            <w:shd w:val="clear" w:color="auto" w:fill="FFFFFF"/>
-            <w:tcMar>
-              <w:top w:w="0" w:type="dxa"/>
-              <w:bottom w:w="0" w:type="dxa"/>
-              <w:left w:w="0" w:type="dxa"/>
-              <w:right w:w="0" w:type="dxa"/>
-            </w:tcMar>
-            <w:vAlign w:val="top"/>
-          </w:tcPr>
-          <w:p>
-            <w:pPr>
-              <w:pStyle w:val="Normal"/>
-              <w:jc w:val="left"/>
-              <w:pBdr>
-                <w:bottom w:val="none" w:sz="0" w:space="0" w:color="000000"/>
-                <w:top w:val="none" w:sz="0" w:space="0" w:color="000000"/>
-                <w:left w:val="none" w:sz="0" w:space="0" w:color="000000"/>
-                <w:right w:val="none" w:sz="0" w:space="0" w:color="000000"/>
-              </w:pBdr>
-              <w:spacing w:after="100" w:before="100" w:line="240"/>
-              <w:ind w:left="100" w:right="100" w:firstLine="0" w:firstLineChars="0"/>
-              <w:rPr>
-                <w:rFonts w:ascii="Helvetica" w:hAnsi="Helvetica" w:eastAsia="Helvetica" w:cs="Helvetica"/>
-                <w:i w:val="false"/>
-                <w:b w:val="false"/>
-                <w:u w:val="none"/>
-                <w:sz w:val="22"/>
-                <w:szCs w:val="22"/>
-                <w:color w:val="000000"/>
-              </w:rPr>
-            </w:pPr>
-            <w:r>
-              <w:rPr>
-                <w:rFonts w:ascii="Helvetica" w:hAnsi="Helvetica" w:eastAsia="Helvetica" w:cs="Helvetica"/>
-                <w:i w:val="false"/>
-                <w:b w:val="false"/>
-                <w:u w:val="none"/>
-                <w:sz w:val="22"/>
-                <w:szCs w:val="22"/>
-                <w:color w:val="000000"/>
-              </w:rPr>
-              <w:t xml:space="preserve">steroids</w:t>
-            </w:r>
-          </w:p>
-        </w:tc>
-        <w:tc>
-          <w:tcPr>
-            <w:tcBorders>
-              <w:bottom w:val="none" w:sz="0" w:space="0" w:color="000000"/>
-              <w:top w:val="none" w:sz="0" w:space="0" w:color="000000"/>
-              <w:left w:val="none" w:sz="0" w:space="0" w:color="000000"/>
-              <w:right w:val="none" w:sz="0" w:space="0" w:color="000000"/>
-            </w:tcBorders>
-            <w:shd w:val="clear" w:color="auto" w:fill="FFFFFF"/>
-            <w:tcMar>
-              <w:top w:w="0" w:type="dxa"/>
-              <w:bottom w:w="0" w:type="dxa"/>
-              <w:left w:w="0" w:type="dxa"/>
-              <w:right w:w="0" w:type="dxa"/>
-            </w:tcMar>
-            <w:vAlign w:val="top"/>
-          </w:tcPr>
-          <w:p>
-            <w:pPr>
-              <w:pStyle w:val="Normal"/>
-              <w:jc w:val="center"/>
-              <w:pBdr>
-                <w:bottom w:val="none" w:sz="0" w:space="0" w:color="000000"/>
-                <w:top w:val="none" w:sz="0" w:space="0" w:color="000000"/>
-                <w:left w:val="none" w:sz="0" w:space="0" w:color="000000"/>
-                <w:right w:val="none" w:sz="0" w:space="0" w:color="000000"/>
-              </w:pBdr>
-              <w:spacing w:after="100" w:before="100" w:line="240"/>
-              <w:ind w:left="100" w:right="100" w:firstLine="0" w:firstLineChars="0"/>
-              <w:rPr>
-                <w:rFonts w:ascii="Helvetica" w:hAnsi="Helvetica" w:eastAsia="Helvetica" w:cs="Helvetica"/>
-                <w:i w:val="false"/>
-                <w:b w:val="false"/>
-                <w:u w:val="none"/>
-                <w:sz w:val="22"/>
-                <w:szCs w:val="22"/>
-                <w:color w:val="000000"/>
-              </w:rPr>
-            </w:pPr>
-            <w:r>
-              <w:rPr>
-                <w:rFonts w:ascii="Helvetica" w:hAnsi="Helvetica" w:eastAsia="Helvetica" w:cs="Helvetica"/>
-                <w:i w:val="false"/>
-                <w:b w:val="false"/>
-                <w:u w:val="none"/>
-                <w:sz w:val="22"/>
-                <w:szCs w:val="22"/>
-                <w:color w:val="000000"/>
-              </w:rPr>
-              <w:t xml:space="preserve">322</w:t>
-            </w:r>
-          </w:p>
-        </w:tc>
-        <w:tc>
-          <w:tcPr>
-            <w:tcBorders>
-              <w:bottom w:val="none" w:sz="0" w:space="0" w:color="000000"/>
-              <w:top w:val="none" w:sz="0" w:space="0" w:color="000000"/>
-              <w:left w:val="none" w:sz="0" w:space="0" w:color="000000"/>
-              <w:right w:val="none" w:sz="0" w:space="0" w:color="000000"/>
-            </w:tcBorders>
-            <w:shd w:val="clear" w:color="auto" w:fill="FFFFFF"/>
-            <w:tcMar>
-              <w:top w:w="0" w:type="dxa"/>
-              <w:bottom w:w="0" w:type="dxa"/>
-              <w:left w:w="0" w:type="dxa"/>
-              <w:right w:w="0" w:type="dxa"/>
-            </w:tcMar>
-            <w:vAlign w:val="top"/>
-          </w:tcPr>
-          <w:p>
-            <w:pPr>
-              <w:pStyle w:val="Normal"/>
-              <w:jc w:val="center"/>
-              <w:pBdr>
-                <w:bottom w:val="none" w:sz="0" w:space="0" w:color="000000"/>
-                <w:top w:val="none" w:sz="0" w:space="0" w:color="000000"/>
-                <w:left w:val="none" w:sz="0" w:space="0" w:color="000000"/>
-                <w:right w:val="none" w:sz="0" w:space="0" w:color="000000"/>
-              </w:pBdr>
-              <w:spacing w:after="100" w:before="100" w:line="240"/>
-              <w:ind w:left="100" w:right="100" w:firstLine="0" w:firstLineChars="0"/>
-              <w:rPr>
-                <w:rFonts w:ascii="Helvetica" w:hAnsi="Helvetica" w:eastAsia="Helvetica" w:cs="Helvetica"/>
-                <w:i w:val="false"/>
-                <w:b w:val="false"/>
-                <w:u w:val="none"/>
-                <w:sz w:val="22"/>
-                <w:szCs w:val="22"/>
-                <w:color w:val="000000"/>
-              </w:rPr>
-            </w:pPr>
-            <w:r>
-              <w:rPr>
-                <w:rFonts w:ascii="Helvetica" w:hAnsi="Helvetica" w:eastAsia="Helvetica" w:cs="Helvetica"/>
-                <w:i w:val="false"/>
-                <w:b w:val="false"/>
-                <w:u w:val="none"/>
-                <w:sz w:val="22"/>
-                <w:szCs w:val="22"/>
-                <w:color w:val="000000"/>
-              </w:rPr>
-              <w:t xml:space="preserve">1.04</w:t>
-            </w:r>
-          </w:p>
-        </w:tc>
-        <w:tc>
-          <w:tcPr>
-            <w:tcBorders>
-              <w:bottom w:val="none" w:sz="0" w:space="0" w:color="000000"/>
-              <w:top w:val="none" w:sz="0" w:space="0" w:color="000000"/>
-              <w:left w:val="none" w:sz="0" w:space="0" w:color="000000"/>
-              <w:right w:val="none" w:sz="0" w:space="0" w:color="000000"/>
-            </w:tcBorders>
-            <w:shd w:val="clear" w:color="auto" w:fill="FFFFFF"/>
-            <w:tcMar>
-              <w:top w:w="0" w:type="dxa"/>
-              <w:bottom w:w="0" w:type="dxa"/>
-              <w:left w:w="0" w:type="dxa"/>
-              <w:right w:w="0" w:type="dxa"/>
-            </w:tcMar>
-            <w:vAlign w:val="top"/>
-          </w:tcPr>
-          <w:p>
-            <w:pPr>
-              <w:pStyle w:val="Normal"/>
-              <w:jc w:val="center"/>
-              <w:pBdr>
-                <w:bottom w:val="none" w:sz="0" w:space="0" w:color="000000"/>
-                <w:top w:val="none" w:sz="0" w:space="0" w:color="000000"/>
-                <w:left w:val="none" w:sz="0" w:space="0" w:color="000000"/>
-                <w:right w:val="none" w:sz="0" w:space="0" w:color="000000"/>
-              </w:pBdr>
-              <w:spacing w:after="100" w:before="100" w:line="240"/>
-              <w:ind w:left="100" w:right="100" w:firstLine="0" w:firstLineChars="0"/>
-              <w:rPr>
-                <w:rFonts w:ascii="Helvetica" w:hAnsi="Helvetica" w:eastAsia="Helvetica" w:cs="Helvetica"/>
-                <w:i w:val="false"/>
-                <w:b w:val="false"/>
-                <w:u w:val="none"/>
-                <w:sz w:val="22"/>
-                <w:szCs w:val="22"/>
-                <w:color w:val="000000"/>
-              </w:rPr>
-            </w:pPr>
-            <w:r>
-              <w:rPr>
-                <w:rFonts w:ascii="Helvetica" w:hAnsi="Helvetica" w:eastAsia="Helvetica" w:cs="Helvetica"/>
-                <w:i w:val="false"/>
-                <w:b w:val="false"/>
-                <w:u w:val="none"/>
-                <w:sz w:val="22"/>
-                <w:szCs w:val="22"/>
-                <w:color w:val="000000"/>
-              </w:rPr>
-              <w:t xml:space="preserve">0.18, 6.16</w:t>
-            </w:r>
-          </w:p>
-        </w:tc>
-        <w:tc>
-          <w:tcPr>
-            <w:tcBorders>
-              <w:bottom w:val="none" w:sz="0" w:space="0" w:color="000000"/>
-              <w:top w:val="none" w:sz="0" w:space="0" w:color="000000"/>
-              <w:left w:val="none" w:sz="0" w:space="0" w:color="000000"/>
-              <w:right w:val="none" w:sz="0" w:space="0" w:color="000000"/>
-            </w:tcBorders>
-            <w:shd w:val="clear" w:color="auto" w:fill="FFFFFF"/>
-            <w:tcMar>
-              <w:top w:w="0" w:type="dxa"/>
-              <w:bottom w:w="0" w:type="dxa"/>
-              <w:left w:w="0" w:type="dxa"/>
-              <w:right w:w="0" w:type="dxa"/>
-            </w:tcMar>
-            <w:vAlign w:val="top"/>
-          </w:tcPr>
-          <w:p>
-            <w:pPr>
-              <w:pStyle w:val="Normal"/>
-              <w:jc w:val="center"/>
-              <w:pBdr>
-                <w:bottom w:val="none" w:sz="0" w:space="0" w:color="000000"/>
-                <w:top w:val="none" w:sz="0" w:space="0" w:color="000000"/>
-                <w:left w:val="none" w:sz="0" w:space="0" w:color="000000"/>
-                <w:right w:val="none" w:sz="0" w:space="0" w:color="000000"/>
-              </w:pBdr>
-              <w:spacing w:after="100" w:before="100" w:line="240"/>
-              <w:ind w:left="100" w:right="100" w:firstLine="0" w:firstLineChars="0"/>
-              <w:rPr>
-                <w:rFonts w:ascii="Helvetica" w:hAnsi="Helvetica" w:eastAsia="Helvetica" w:cs="Helvetica"/>
-                <w:i w:val="false"/>
-                <w:b w:val="false"/>
-                <w:u w:val="none"/>
-                <w:sz w:val="22"/>
-                <w:szCs w:val="22"/>
-                <w:color w:val="000000"/>
-              </w:rPr>
-            </w:pPr>
-            <w:r>
-              <w:rPr>
-                <w:rFonts w:ascii="Helvetica" w:hAnsi="Helvetica" w:eastAsia="Helvetica" w:cs="Helvetica"/>
-                <w:i w:val="false"/>
-                <w:b w:val="false"/>
-                <w:u w:val="none"/>
-                <w:sz w:val="22"/>
-                <w:szCs w:val="22"/>
-                <w:color w:val="000000"/>
-              </w:rPr>
-              <w:t xml:space="preserve">0.960</w:t>
-            </w:r>
-          </w:p>
-        </w:tc>
-        <w:tc>
-          <w:tcPr>
-            <w:tcBorders>
-              <w:bottom w:val="none" w:sz="0" w:space="0" w:color="000000"/>
-              <w:top w:val="none" w:sz="0" w:space="0" w:color="000000"/>
-              <w:left w:val="none" w:sz="0" w:space="0" w:color="000000"/>
-              <w:right w:val="none" w:sz="0" w:space="0" w:color="000000"/>
-            </w:tcBorders>
-            <w:shd w:val="clear" w:color="auto" w:fill="FFFFFF"/>
-            <w:tcMar>
-              <w:top w:w="0" w:type="dxa"/>
-              <w:bottom w:w="0" w:type="dxa"/>
-              <w:left w:w="0" w:type="dxa"/>
-              <w:right w:w="0" w:type="dxa"/>
-            </w:tcMar>
-            <w:vAlign w:val="top"/>
-          </w:tcPr>
-          <w:p>
-            <w:pPr>
-              <w:pStyle w:val="Normal"/>
-              <w:jc w:val="center"/>
-              <w:pBdr>
-                <w:bottom w:val="none" w:sz="0" w:space="0" w:color="000000"/>
-                <w:top w:val="none" w:sz="0" w:space="0" w:color="000000"/>
-                <w:left w:val="none" w:sz="0" w:space="0" w:color="000000"/>
-                <w:right w:val="none" w:sz="0" w:space="0" w:color="000000"/>
-              </w:pBdr>
-              <w:spacing w:after="100" w:before="100" w:line="240"/>
-              <w:ind w:left="100" w:right="100" w:firstLine="0" w:firstLineChars="0"/>
-              <w:rPr>
-                <w:rFonts w:ascii="Helvetica" w:hAnsi="Helvetica" w:eastAsia="Helvetica" w:cs="Helvetica"/>
-                <w:i w:val="false"/>
-                <w:b w:val="false"/>
-                <w:u w:val="none"/>
-                <w:sz w:val="22"/>
-                <w:szCs w:val="22"/>
-                <w:color w:val="000000"/>
-              </w:rPr>
-            </w:pPr>
-            <w:r>
-              <w:rPr>
-                <w:rFonts w:ascii="Helvetica" w:hAnsi="Helvetica" w:eastAsia="Helvetica" w:cs="Helvetica"/>
-                <w:i w:val="false"/>
-                <w:b w:val="false"/>
-                <w:u w:val="none"/>
-                <w:sz w:val="22"/>
-                <w:szCs w:val="22"/>
-                <w:color w:val="000000"/>
-              </w:rPr>
-              <w:t xml:space="preserve">322</w:t>
-            </w:r>
-          </w:p>
-        </w:tc>
-        <w:tc>
-          <w:tcPr>
-            <w:tcBorders>
-              <w:bottom w:val="none" w:sz="0" w:space="0" w:color="000000"/>
-              <w:top w:val="none" w:sz="0" w:space="0" w:color="000000"/>
-              <w:left w:val="none" w:sz="0" w:space="0" w:color="000000"/>
-              <w:right w:val="none" w:sz="0" w:space="0" w:color="000000"/>
-            </w:tcBorders>
-            <w:shd w:val="clear" w:color="auto" w:fill="FFFFFF"/>
-            <w:tcMar>
-              <w:top w:w="0" w:type="dxa"/>
-              <w:bottom w:w="0" w:type="dxa"/>
-              <w:left w:w="0" w:type="dxa"/>
-              <w:right w:w="0" w:type="dxa"/>
-            </w:tcMar>
-            <w:vAlign w:val="top"/>
-          </w:tcPr>
-          <w:p>
-            <w:pPr>
-              <w:pStyle w:val="Normal"/>
-              <w:jc w:val="center"/>
-              <w:pBdr>
-                <w:bottom w:val="none" w:sz="0" w:space="0" w:color="000000"/>
-                <w:top w:val="none" w:sz="0" w:space="0" w:color="000000"/>
-                <w:left w:val="none" w:sz="0" w:space="0" w:color="000000"/>
-                <w:right w:val="none" w:sz="0" w:space="0" w:color="000000"/>
-              </w:pBdr>
-              <w:spacing w:after="100" w:before="100" w:line="240"/>
-              <w:ind w:left="100" w:right="100" w:firstLine="0" w:firstLineChars="0"/>
-              <w:rPr>
-                <w:rFonts w:ascii="Helvetica" w:hAnsi="Helvetica" w:eastAsia="Helvetica" w:cs="Helvetica"/>
-                <w:i w:val="false"/>
-                <w:b w:val="false"/>
-                <w:u w:val="none"/>
-                <w:sz w:val="22"/>
-                <w:szCs w:val="22"/>
-                <w:color w:val="000000"/>
-              </w:rPr>
-            </w:pPr>
-            <w:r>
-              <w:rPr>
-                <w:rFonts w:ascii="Helvetica" w:hAnsi="Helvetica" w:eastAsia="Helvetica" w:cs="Helvetica"/>
-                <w:i w:val="false"/>
-                <w:b w:val="false"/>
-                <w:u w:val="none"/>
-                <w:sz w:val="22"/>
-                <w:szCs w:val="22"/>
-                <w:color w:val="000000"/>
-              </w:rPr>
-              <w:t xml:space="preserve">6.30</w:t>
-            </w:r>
-          </w:p>
-        </w:tc>
-        <w:tc>
-          <w:tcPr>
-            <w:tcBorders>
-              <w:bottom w:val="none" w:sz="0" w:space="0" w:color="000000"/>
-              <w:top w:val="none" w:sz="0" w:space="0" w:color="000000"/>
-              <w:left w:val="none" w:sz="0" w:space="0" w:color="000000"/>
-              <w:right w:val="none" w:sz="0" w:space="0" w:color="000000"/>
-            </w:tcBorders>
-            <w:shd w:val="clear" w:color="auto" w:fill="FFFFFF"/>
-            <w:tcMar>
-              <w:top w:w="0" w:type="dxa"/>
-              <w:bottom w:w="0" w:type="dxa"/>
-              <w:left w:w="0" w:type="dxa"/>
-              <w:right w:w="0" w:type="dxa"/>
-            </w:tcMar>
-            <w:vAlign w:val="top"/>
-          </w:tcPr>
-          <w:p>
-            <w:pPr>
-              <w:pStyle w:val="Normal"/>
-              <w:jc w:val="center"/>
-              <w:pBdr>
-                <w:bottom w:val="none" w:sz="0" w:space="0" w:color="000000"/>
-                <w:top w:val="none" w:sz="0" w:space="0" w:color="000000"/>
-                <w:left w:val="none" w:sz="0" w:space="0" w:color="000000"/>
-                <w:right w:val="none" w:sz="0" w:space="0" w:color="000000"/>
-              </w:pBdr>
-              <w:spacing w:after="100" w:before="100" w:line="240"/>
-              <w:ind w:left="100" w:right="100" w:firstLine="0" w:firstLineChars="0"/>
-              <w:rPr>
-                <w:rFonts w:ascii="Helvetica" w:hAnsi="Helvetica" w:eastAsia="Helvetica" w:cs="Helvetica"/>
-                <w:i w:val="false"/>
-                <w:b w:val="false"/>
-                <w:u w:val="none"/>
-                <w:sz w:val="22"/>
-                <w:szCs w:val="22"/>
-                <w:color w:val="000000"/>
-              </w:rPr>
-            </w:pPr>
-            <w:r>
-              <w:rPr>
-                <w:rFonts w:ascii="Helvetica" w:hAnsi="Helvetica" w:eastAsia="Helvetica" w:cs="Helvetica"/>
-                <w:i w:val="false"/>
-                <w:b w:val="false"/>
-                <w:u w:val="none"/>
-                <w:sz w:val="22"/>
-                <w:szCs w:val="22"/>
-                <w:color w:val="000000"/>
-              </w:rPr>
-              <w:t xml:space="preserve">1.21, 32.9</w:t>
-            </w:r>
-          </w:p>
-        </w:tc>
-        <w:tc>
-          <w:tcPr>
-            <w:tcBorders>
-              <w:bottom w:val="none" w:sz="0" w:space="0" w:color="000000"/>
-              <w:top w:val="none" w:sz="0" w:space="0" w:color="000000"/>
-              <w:left w:val="none" w:sz="0" w:space="0" w:color="000000"/>
-              <w:right w:val="none" w:sz="0" w:space="0" w:color="000000"/>
-            </w:tcBorders>
-            <w:shd w:val="clear" w:color="auto" w:fill="FFFFFF"/>
-            <w:tcMar>
-              <w:top w:w="0" w:type="dxa"/>
-              <w:bottom w:w="0" w:type="dxa"/>
-              <w:left w:w="0" w:type="dxa"/>
-              <w:right w:w="0" w:type="dxa"/>
-            </w:tcMar>
-            <w:vAlign w:val="top"/>
-          </w:tcPr>
-          <w:p>
-            <w:pPr>
-              <w:pStyle w:val="Normal"/>
-              <w:jc w:val="center"/>
-              <w:pBdr>
-                <w:bottom w:val="none" w:sz="0" w:space="0" w:color="000000"/>
-                <w:top w:val="none" w:sz="0" w:space="0" w:color="000000"/>
-                <w:left w:val="none" w:sz="0" w:space="0" w:color="000000"/>
-                <w:right w:val="none" w:sz="0" w:space="0" w:color="000000"/>
-              </w:pBdr>
-              <w:spacing w:after="100" w:before="100" w:line="240"/>
-              <w:ind w:left="100" w:right="100" w:firstLine="0" w:firstLineChars="0"/>
-              <w:rPr>
-                <w:rFonts w:ascii="Helvetica" w:hAnsi="Helvetica" w:eastAsia="Helvetica" w:cs="Helvetica"/>
-                <w:i w:val="false"/>
-                <w:b w:val="false"/>
-                <w:u w:val="none"/>
-                <w:sz w:val="22"/>
-                <w:szCs w:val="22"/>
-                <w:color w:val="000000"/>
-              </w:rPr>
-            </w:pPr>
-            <w:r>
-              <w:rPr>
-                <w:rFonts w:ascii="Helvetica" w:hAnsi="Helvetica" w:eastAsia="Helvetica" w:cs="Helvetica"/>
-                <w:i w:val="false"/>
-                <w:b w:val="false"/>
-                <w:u w:val="none"/>
-                <w:sz w:val="22"/>
-                <w:szCs w:val="22"/>
-                <w:color w:val="000000"/>
-              </w:rPr>
-              <w:t xml:space="preserve">0.029</w:t>
+              <w:t xml:space="preserve">0.90</w:t>
+            </w:r>
+          </w:p>
+        </w:tc>
+        <w:tc>
+          <w:tcPr>
+            <w:tcBorders>
+              <w:bottom w:val="none" w:sz="0" w:space="0" w:color="000000"/>
+              <w:top w:val="none" w:sz="0" w:space="0" w:color="000000"/>
+              <w:left w:val="none" w:sz="0" w:space="0" w:color="000000"/>
+              <w:right w:val="none" w:sz="0" w:space="0" w:color="000000"/>
+            </w:tcBorders>
+            <w:shd w:val="clear" w:color="auto" w:fill="FFFFFF"/>
+            <w:tcMar>
+              <w:top w:w="0" w:type="dxa"/>
+              <w:bottom w:w="0" w:type="dxa"/>
+              <w:left w:w="0" w:type="dxa"/>
+              <w:right w:w="0" w:type="dxa"/>
+            </w:tcMar>
+            <w:vAlign w:val="top"/>
+          </w:tcPr>
+          <w:p>
+            <w:pPr>
+              <w:pStyle w:val="Normal"/>
+              <w:jc w:val="center"/>
+              <w:pBdr>
+                <w:bottom w:val="none" w:sz="0" w:space="0" w:color="000000"/>
+                <w:top w:val="none" w:sz="0" w:space="0" w:color="000000"/>
+                <w:left w:val="none" w:sz="0" w:space="0" w:color="000000"/>
+                <w:right w:val="none" w:sz="0" w:space="0" w:color="000000"/>
+              </w:pBdr>
+              <w:spacing w:after="100" w:before="100" w:line="240"/>
+              <w:ind w:left="100" w:right="100" w:firstLine="0" w:firstLineChars="0"/>
+              <w:rPr>
+                <w:rFonts w:ascii="Helvetica" w:hAnsi="Helvetica" w:eastAsia="Helvetica" w:cs="Helvetica"/>
+                <w:i w:val="false"/>
+                <w:b w:val="false"/>
+                <w:u w:val="none"/>
+                <w:sz w:val="22"/>
+                <w:szCs w:val="22"/>
+                <w:color w:val="000000"/>
+              </w:rPr>
+            </w:pPr>
+            <w:r>
+              <w:rPr>
+                <w:rFonts w:ascii="Helvetica" w:hAnsi="Helvetica" w:eastAsia="Helvetica" w:cs="Helvetica"/>
+                <w:i w:val="false"/>
+                <w:b w:val="false"/>
+                <w:u w:val="none"/>
+                <w:sz w:val="22"/>
+                <w:szCs w:val="22"/>
+                <w:color w:val="000000"/>
+              </w:rPr>
+              <w:t xml:space="preserve">0.45, 1.78</w:t>
+            </w:r>
+          </w:p>
+        </w:tc>
+        <w:tc>
+          <w:tcPr>
+            <w:tcBorders>
+              <w:bottom w:val="none" w:sz="0" w:space="0" w:color="000000"/>
+              <w:top w:val="none" w:sz="0" w:space="0" w:color="000000"/>
+              <w:left w:val="none" w:sz="0" w:space="0" w:color="000000"/>
+              <w:right w:val="none" w:sz="0" w:space="0" w:color="000000"/>
+            </w:tcBorders>
+            <w:shd w:val="clear" w:color="auto" w:fill="FFFFFF"/>
+            <w:tcMar>
+              <w:top w:w="0" w:type="dxa"/>
+              <w:bottom w:w="0" w:type="dxa"/>
+              <w:left w:w="0" w:type="dxa"/>
+              <w:right w:w="0" w:type="dxa"/>
+            </w:tcMar>
+            <w:vAlign w:val="top"/>
+          </w:tcPr>
+          <w:p>
+            <w:pPr>
+              <w:pStyle w:val="Normal"/>
+              <w:jc w:val="center"/>
+              <w:pBdr>
+                <w:bottom w:val="none" w:sz="0" w:space="0" w:color="000000"/>
+                <w:top w:val="none" w:sz="0" w:space="0" w:color="000000"/>
+                <w:left w:val="none" w:sz="0" w:space="0" w:color="000000"/>
+                <w:right w:val="none" w:sz="0" w:space="0" w:color="000000"/>
+              </w:pBdr>
+              <w:spacing w:after="100" w:before="100" w:line="240"/>
+              <w:ind w:left="100" w:right="100" w:firstLine="0" w:firstLineChars="0"/>
+              <w:rPr>
+                <w:rFonts w:ascii="Helvetica" w:hAnsi="Helvetica" w:eastAsia="Helvetica" w:cs="Helvetica"/>
+                <w:i w:val="false"/>
+                <w:b w:val="false"/>
+                <w:u w:val="none"/>
+                <w:sz w:val="22"/>
+                <w:szCs w:val="22"/>
+                <w:color w:val="000000"/>
+              </w:rPr>
+            </w:pPr>
+            <w:r>
+              <w:rPr>
+                <w:rFonts w:ascii="Helvetica" w:hAnsi="Helvetica" w:eastAsia="Helvetica" w:cs="Helvetica"/>
+                <w:i w:val="false"/>
+                <w:b w:val="false"/>
+                <w:u w:val="none"/>
+                <w:sz w:val="22"/>
+                <w:szCs w:val="22"/>
+                <w:color w:val="000000"/>
+              </w:rPr>
+              <w:t xml:space="preserve">0.760</w:t>
             </w:r>
           </w:p>
         </w:tc>
@@ -16191,7 +15708,7 @@
         <w:trPr>
           <w:trHeight w:val="616" w:hRule="auto"/>
         </w:trPr>
-        body33
+        body32
         <w:tc>
           <w:tcPr>
             <w:tcBorders>
@@ -16559,113 +16076,113 @@
                 <w:szCs w:val="22"/>
                 <w:color w:val="000000"/>
               </w:rPr>
-              <w:t xml:space="preserve">1.05</w:t>
-            </w:r>
-          </w:p>
-        </w:tc>
-        <w:tc>
-          <w:tcPr>
-            <w:tcBorders>
-              <w:bottom w:val="none" w:sz="0" w:space="0" w:color="000000"/>
-              <w:top w:val="none" w:sz="0" w:space="0" w:color="000000"/>
-              <w:left w:val="none" w:sz="0" w:space="0" w:color="000000"/>
-              <w:right w:val="none" w:sz="0" w:space="0" w:color="000000"/>
-            </w:tcBorders>
-            <w:shd w:val="clear" w:color="auto" w:fill="FFFFFF"/>
-            <w:tcMar>
-              <w:top w:w="0" w:type="dxa"/>
-              <w:bottom w:w="0" w:type="dxa"/>
-              <w:left w:w="0" w:type="dxa"/>
-              <w:right w:w="0" w:type="dxa"/>
-            </w:tcMar>
-            <w:vAlign w:val="top"/>
-          </w:tcPr>
-          <w:p>
-            <w:pPr>
-              <w:pStyle w:val="Normal"/>
-              <w:jc w:val="center"/>
-              <w:pBdr>
-                <w:bottom w:val="none" w:sz="0" w:space="0" w:color="000000"/>
-                <w:top w:val="none" w:sz="0" w:space="0" w:color="000000"/>
-                <w:left w:val="none" w:sz="0" w:space="0" w:color="000000"/>
-                <w:right w:val="none" w:sz="0" w:space="0" w:color="000000"/>
-              </w:pBdr>
-              <w:spacing w:after="100" w:before="100" w:line="240"/>
-              <w:ind w:left="100" w:right="100" w:firstLine="0" w:firstLineChars="0"/>
-              <w:rPr>
-                <w:rFonts w:ascii="Helvetica" w:hAnsi="Helvetica" w:eastAsia="Helvetica" w:cs="Helvetica"/>
-                <w:i w:val="false"/>
-                <w:b w:val="false"/>
-                <w:u w:val="none"/>
-                <w:sz w:val="22"/>
-                <w:szCs w:val="22"/>
-                <w:color w:val="000000"/>
-              </w:rPr>
-            </w:pPr>
-            <w:r>
-              <w:rPr>
-                <w:rFonts w:ascii="Helvetica" w:hAnsi="Helvetica" w:eastAsia="Helvetica" w:cs="Helvetica"/>
-                <w:i w:val="false"/>
-                <w:b w:val="false"/>
-                <w:u w:val="none"/>
-                <w:sz w:val="22"/>
-                <w:szCs w:val="22"/>
-                <w:color w:val="000000"/>
-              </w:rPr>
-              <w:t xml:space="preserve">0.51, 2.17</w:t>
-            </w:r>
-          </w:p>
-        </w:tc>
-        <w:tc>
-          <w:tcPr>
-            <w:tcBorders>
-              <w:bottom w:val="none" w:sz="0" w:space="0" w:color="000000"/>
-              <w:top w:val="none" w:sz="0" w:space="0" w:color="000000"/>
-              <w:left w:val="none" w:sz="0" w:space="0" w:color="000000"/>
-              <w:right w:val="none" w:sz="0" w:space="0" w:color="000000"/>
-            </w:tcBorders>
-            <w:shd w:val="clear" w:color="auto" w:fill="FFFFFF"/>
-            <w:tcMar>
-              <w:top w:w="0" w:type="dxa"/>
-              <w:bottom w:w="0" w:type="dxa"/>
-              <w:left w:w="0" w:type="dxa"/>
-              <w:right w:w="0" w:type="dxa"/>
-            </w:tcMar>
-            <w:vAlign w:val="top"/>
-          </w:tcPr>
-          <w:p>
-            <w:pPr>
-              <w:pStyle w:val="Normal"/>
-              <w:jc w:val="center"/>
-              <w:pBdr>
-                <w:bottom w:val="none" w:sz="0" w:space="0" w:color="000000"/>
-                <w:top w:val="none" w:sz="0" w:space="0" w:color="000000"/>
-                <w:left w:val="none" w:sz="0" w:space="0" w:color="000000"/>
-                <w:right w:val="none" w:sz="0" w:space="0" w:color="000000"/>
-              </w:pBdr>
-              <w:spacing w:after="100" w:before="100" w:line="240"/>
-              <w:ind w:left="100" w:right="100" w:firstLine="0" w:firstLineChars="0"/>
-              <w:rPr>
-                <w:rFonts w:ascii="Helvetica" w:hAnsi="Helvetica" w:eastAsia="Helvetica" w:cs="Helvetica"/>
-                <w:i w:val="false"/>
-                <w:b w:val="false"/>
-                <w:u w:val="none"/>
-                <w:sz w:val="22"/>
-                <w:szCs w:val="22"/>
-                <w:color w:val="000000"/>
-              </w:rPr>
-            </w:pPr>
-            <w:r>
-              <w:rPr>
-                <w:rFonts w:ascii="Helvetica" w:hAnsi="Helvetica" w:eastAsia="Helvetica" w:cs="Helvetica"/>
-                <w:i w:val="false"/>
-                <w:b w:val="false"/>
-                <w:u w:val="none"/>
-                <w:sz w:val="22"/>
-                <w:szCs w:val="22"/>
-                <w:color w:val="000000"/>
-              </w:rPr>
-              <w:t xml:space="preserve">0.900</w:t>
+              <w:t xml:space="preserve">1.16</w:t>
+            </w:r>
+          </w:p>
+        </w:tc>
+        <w:tc>
+          <w:tcPr>
+            <w:tcBorders>
+              <w:bottom w:val="none" w:sz="0" w:space="0" w:color="000000"/>
+              <w:top w:val="none" w:sz="0" w:space="0" w:color="000000"/>
+              <w:left w:val="none" w:sz="0" w:space="0" w:color="000000"/>
+              <w:right w:val="none" w:sz="0" w:space="0" w:color="000000"/>
+            </w:tcBorders>
+            <w:shd w:val="clear" w:color="auto" w:fill="FFFFFF"/>
+            <w:tcMar>
+              <w:top w:w="0" w:type="dxa"/>
+              <w:bottom w:w="0" w:type="dxa"/>
+              <w:left w:w="0" w:type="dxa"/>
+              <w:right w:w="0" w:type="dxa"/>
+            </w:tcMar>
+            <w:vAlign w:val="top"/>
+          </w:tcPr>
+          <w:p>
+            <w:pPr>
+              <w:pStyle w:val="Normal"/>
+              <w:jc w:val="center"/>
+              <w:pBdr>
+                <w:bottom w:val="none" w:sz="0" w:space="0" w:color="000000"/>
+                <w:top w:val="none" w:sz="0" w:space="0" w:color="000000"/>
+                <w:left w:val="none" w:sz="0" w:space="0" w:color="000000"/>
+                <w:right w:val="none" w:sz="0" w:space="0" w:color="000000"/>
+              </w:pBdr>
+              <w:spacing w:after="100" w:before="100" w:line="240"/>
+              <w:ind w:left="100" w:right="100" w:firstLine="0" w:firstLineChars="0"/>
+              <w:rPr>
+                <w:rFonts w:ascii="Helvetica" w:hAnsi="Helvetica" w:eastAsia="Helvetica" w:cs="Helvetica"/>
+                <w:i w:val="false"/>
+                <w:b w:val="false"/>
+                <w:u w:val="none"/>
+                <w:sz w:val="22"/>
+                <w:szCs w:val="22"/>
+                <w:color w:val="000000"/>
+              </w:rPr>
+            </w:pPr>
+            <w:r>
+              <w:rPr>
+                <w:rFonts w:ascii="Helvetica" w:hAnsi="Helvetica" w:eastAsia="Helvetica" w:cs="Helvetica"/>
+                <w:i w:val="false"/>
+                <w:b w:val="false"/>
+                <w:u w:val="none"/>
+                <w:sz w:val="22"/>
+                <w:szCs w:val="22"/>
+                <w:color w:val="000000"/>
+              </w:rPr>
+              <w:t xml:space="preserve">0.56, 2.41</w:t>
+            </w:r>
+          </w:p>
+        </w:tc>
+        <w:tc>
+          <w:tcPr>
+            <w:tcBorders>
+              <w:bottom w:val="none" w:sz="0" w:space="0" w:color="000000"/>
+              <w:top w:val="none" w:sz="0" w:space="0" w:color="000000"/>
+              <w:left w:val="none" w:sz="0" w:space="0" w:color="000000"/>
+              <w:right w:val="none" w:sz="0" w:space="0" w:color="000000"/>
+            </w:tcBorders>
+            <w:shd w:val="clear" w:color="auto" w:fill="FFFFFF"/>
+            <w:tcMar>
+              <w:top w:w="0" w:type="dxa"/>
+              <w:bottom w:w="0" w:type="dxa"/>
+              <w:left w:w="0" w:type="dxa"/>
+              <w:right w:w="0" w:type="dxa"/>
+            </w:tcMar>
+            <w:vAlign w:val="top"/>
+          </w:tcPr>
+          <w:p>
+            <w:pPr>
+              <w:pStyle w:val="Normal"/>
+              <w:jc w:val="center"/>
+              <w:pBdr>
+                <w:bottom w:val="none" w:sz="0" w:space="0" w:color="000000"/>
+                <w:top w:val="none" w:sz="0" w:space="0" w:color="000000"/>
+                <w:left w:val="none" w:sz="0" w:space="0" w:color="000000"/>
+                <w:right w:val="none" w:sz="0" w:space="0" w:color="000000"/>
+              </w:pBdr>
+              <w:spacing w:after="100" w:before="100" w:line="240"/>
+              <w:ind w:left="100" w:right="100" w:firstLine="0" w:firstLineChars="0"/>
+              <w:rPr>
+                <w:rFonts w:ascii="Helvetica" w:hAnsi="Helvetica" w:eastAsia="Helvetica" w:cs="Helvetica"/>
+                <w:i w:val="false"/>
+                <w:b w:val="false"/>
+                <w:u w:val="none"/>
+                <w:sz w:val="22"/>
+                <w:szCs w:val="22"/>
+                <w:color w:val="000000"/>
+              </w:rPr>
+            </w:pPr>
+            <w:r>
+              <w:rPr>
+                <w:rFonts w:ascii="Helvetica" w:hAnsi="Helvetica" w:eastAsia="Helvetica" w:cs="Helvetica"/>
+                <w:i w:val="false"/>
+                <w:b w:val="false"/>
+                <w:u w:val="none"/>
+                <w:sz w:val="22"/>
+                <w:szCs w:val="22"/>
+                <w:color w:val="000000"/>
+              </w:rPr>
+              <w:t xml:space="preserve">0.700</w:t>
             </w:r>
           </w:p>
         </w:tc>
@@ -16674,7 +16191,7 @@
         <w:trPr>
           <w:trHeight w:val="619" w:hRule="auto"/>
         </w:trPr>
-        body34
+        body33
         <w:tc>
           <w:tcPr>
             <w:tcBorders>
@@ -17042,7 +16559,7 @@
                 <w:szCs w:val="22"/>
                 <w:color w:val="000000"/>
               </w:rPr>
-              <w:t xml:space="preserve">1.00</w:t>
+              <w:t xml:space="preserve">1.0</w:t>
             </w:r>
           </w:p>
         </w:tc>
@@ -17148,7 +16665,7 @@
                 <w:szCs w:val="22"/>
                 <w:color w:val="000000"/>
               </w:rPr>
-              <w:t xml:space="preserve">0.810</w:t>
+              <w:t xml:space="preserve">0.680</w:t>
             </w:r>
           </w:p>
         </w:tc>

--- a/docs/tables/whole/sec7_aki_c10.docx
+++ b/docs/tables/whole/sec7_aki_c10.docx
@@ -2069,113 +2069,113 @@
                 <w:szCs w:val="22"/>
                 <w:color w:val="000000"/>
               </w:rPr>
-              <w:t xml:space="preserve">0.82</w:t>
-            </w:r>
-          </w:p>
-        </w:tc>
-        <w:tc>
-          <w:tcPr>
-            <w:tcBorders>
-              <w:bottom w:val="none" w:sz="0" w:space="0" w:color="000000"/>
-              <w:top w:val="none" w:sz="0" w:space="0" w:color="000000"/>
-              <w:left w:val="none" w:sz="0" w:space="0" w:color="000000"/>
-              <w:right w:val="none" w:sz="0" w:space="0" w:color="000000"/>
-            </w:tcBorders>
-            <w:shd w:val="clear" w:color="auto" w:fill="FFFFFF"/>
-            <w:tcMar>
-              <w:top w:w="0" w:type="dxa"/>
-              <w:bottom w:w="0" w:type="dxa"/>
-              <w:left w:w="0" w:type="dxa"/>
-              <w:right w:w="0" w:type="dxa"/>
-            </w:tcMar>
-            <w:vAlign w:val="top"/>
-          </w:tcPr>
-          <w:p>
-            <w:pPr>
-              <w:pStyle w:val="Normal"/>
-              <w:jc w:val="center"/>
-              <w:pBdr>
-                <w:bottom w:val="none" w:sz="0" w:space="0" w:color="000000"/>
-                <w:top w:val="none" w:sz="0" w:space="0" w:color="000000"/>
-                <w:left w:val="none" w:sz="0" w:space="0" w:color="000000"/>
-                <w:right w:val="none" w:sz="0" w:space="0" w:color="000000"/>
-              </w:pBdr>
-              <w:spacing w:after="100" w:before="100" w:line="240"/>
-              <w:ind w:left="100" w:right="100" w:firstLine="0" w:firstLineChars="0"/>
-              <w:rPr>
-                <w:rFonts w:ascii="Helvetica" w:hAnsi="Helvetica" w:eastAsia="Helvetica" w:cs="Helvetica"/>
-                <w:i w:val="false"/>
-                <w:b w:val="false"/>
-                <w:u w:val="none"/>
-                <w:sz w:val="22"/>
-                <w:szCs w:val="22"/>
-                <w:color w:val="000000"/>
-              </w:rPr>
-            </w:pPr>
-            <w:r>
-              <w:rPr>
-                <w:rFonts w:ascii="Helvetica" w:hAnsi="Helvetica" w:eastAsia="Helvetica" w:cs="Helvetica"/>
-                <w:i w:val="false"/>
-                <w:b w:val="false"/>
-                <w:u w:val="none"/>
-                <w:sz w:val="22"/>
-                <w:szCs w:val="22"/>
-                <w:color w:val="000000"/>
-              </w:rPr>
-              <w:t xml:space="preserve">0.36, 1.84</w:t>
-            </w:r>
-          </w:p>
-        </w:tc>
-        <w:tc>
-          <w:tcPr>
-            <w:tcBorders>
-              <w:bottom w:val="none" w:sz="0" w:space="0" w:color="000000"/>
-              <w:top w:val="none" w:sz="0" w:space="0" w:color="000000"/>
-              <w:left w:val="none" w:sz="0" w:space="0" w:color="000000"/>
-              <w:right w:val="none" w:sz="0" w:space="0" w:color="000000"/>
-            </w:tcBorders>
-            <w:shd w:val="clear" w:color="auto" w:fill="FFFFFF"/>
-            <w:tcMar>
-              <w:top w:w="0" w:type="dxa"/>
-              <w:bottom w:w="0" w:type="dxa"/>
-              <w:left w:w="0" w:type="dxa"/>
-              <w:right w:w="0" w:type="dxa"/>
-            </w:tcMar>
-            <w:vAlign w:val="top"/>
-          </w:tcPr>
-          <w:p>
-            <w:pPr>
-              <w:pStyle w:val="Normal"/>
-              <w:jc w:val="center"/>
-              <w:pBdr>
-                <w:bottom w:val="none" w:sz="0" w:space="0" w:color="000000"/>
-                <w:top w:val="none" w:sz="0" w:space="0" w:color="000000"/>
-                <w:left w:val="none" w:sz="0" w:space="0" w:color="000000"/>
-                <w:right w:val="none" w:sz="0" w:space="0" w:color="000000"/>
-              </w:pBdr>
-              <w:spacing w:after="100" w:before="100" w:line="240"/>
-              <w:ind w:left="100" w:right="100" w:firstLine="0" w:firstLineChars="0"/>
-              <w:rPr>
-                <w:rFonts w:ascii="Helvetica" w:hAnsi="Helvetica" w:eastAsia="Helvetica" w:cs="Helvetica"/>
-                <w:i w:val="false"/>
-                <w:b w:val="false"/>
-                <w:u w:val="none"/>
-                <w:sz w:val="22"/>
-                <w:szCs w:val="22"/>
-                <w:color w:val="000000"/>
-              </w:rPr>
-            </w:pPr>
-            <w:r>
-              <w:rPr>
-                <w:rFonts w:ascii="Helvetica" w:hAnsi="Helvetica" w:eastAsia="Helvetica" w:cs="Helvetica"/>
-                <w:i w:val="false"/>
-                <w:b w:val="false"/>
-                <w:u w:val="none"/>
-                <w:sz w:val="22"/>
-                <w:szCs w:val="22"/>
-                <w:color w:val="000000"/>
-              </w:rPr>
-              <w:t xml:space="preserve">0.620</w:t>
+              <w:t xml:space="preserve">0.88</w:t>
+            </w:r>
+          </w:p>
+        </w:tc>
+        <w:tc>
+          <w:tcPr>
+            <w:tcBorders>
+              <w:bottom w:val="none" w:sz="0" w:space="0" w:color="000000"/>
+              <w:top w:val="none" w:sz="0" w:space="0" w:color="000000"/>
+              <w:left w:val="none" w:sz="0" w:space="0" w:color="000000"/>
+              <w:right w:val="none" w:sz="0" w:space="0" w:color="000000"/>
+            </w:tcBorders>
+            <w:shd w:val="clear" w:color="auto" w:fill="FFFFFF"/>
+            <w:tcMar>
+              <w:top w:w="0" w:type="dxa"/>
+              <w:bottom w:w="0" w:type="dxa"/>
+              <w:left w:w="0" w:type="dxa"/>
+              <w:right w:w="0" w:type="dxa"/>
+            </w:tcMar>
+            <w:vAlign w:val="top"/>
+          </w:tcPr>
+          <w:p>
+            <w:pPr>
+              <w:pStyle w:val="Normal"/>
+              <w:jc w:val="center"/>
+              <w:pBdr>
+                <w:bottom w:val="none" w:sz="0" w:space="0" w:color="000000"/>
+                <w:top w:val="none" w:sz="0" w:space="0" w:color="000000"/>
+                <w:left w:val="none" w:sz="0" w:space="0" w:color="000000"/>
+                <w:right w:val="none" w:sz="0" w:space="0" w:color="000000"/>
+              </w:pBdr>
+              <w:spacing w:after="100" w:before="100" w:line="240"/>
+              <w:ind w:left="100" w:right="100" w:firstLine="0" w:firstLineChars="0"/>
+              <w:rPr>
+                <w:rFonts w:ascii="Helvetica" w:hAnsi="Helvetica" w:eastAsia="Helvetica" w:cs="Helvetica"/>
+                <w:i w:val="false"/>
+                <w:b w:val="false"/>
+                <w:u w:val="none"/>
+                <w:sz w:val="22"/>
+                <w:szCs w:val="22"/>
+                <w:color w:val="000000"/>
+              </w:rPr>
+            </w:pPr>
+            <w:r>
+              <w:rPr>
+                <w:rFonts w:ascii="Helvetica" w:hAnsi="Helvetica" w:eastAsia="Helvetica" w:cs="Helvetica"/>
+                <w:i w:val="false"/>
+                <w:b w:val="false"/>
+                <w:u w:val="none"/>
+                <w:sz w:val="22"/>
+                <w:szCs w:val="22"/>
+                <w:color w:val="000000"/>
+              </w:rPr>
+              <w:t xml:space="preserve">0.46, 1.70</w:t>
+            </w:r>
+          </w:p>
+        </w:tc>
+        <w:tc>
+          <w:tcPr>
+            <w:tcBorders>
+              <w:bottom w:val="none" w:sz="0" w:space="0" w:color="000000"/>
+              <w:top w:val="none" w:sz="0" w:space="0" w:color="000000"/>
+              <w:left w:val="none" w:sz="0" w:space="0" w:color="000000"/>
+              <w:right w:val="none" w:sz="0" w:space="0" w:color="000000"/>
+            </w:tcBorders>
+            <w:shd w:val="clear" w:color="auto" w:fill="FFFFFF"/>
+            <w:tcMar>
+              <w:top w:w="0" w:type="dxa"/>
+              <w:bottom w:w="0" w:type="dxa"/>
+              <w:left w:w="0" w:type="dxa"/>
+              <w:right w:w="0" w:type="dxa"/>
+            </w:tcMar>
+            <w:vAlign w:val="top"/>
+          </w:tcPr>
+          <w:p>
+            <w:pPr>
+              <w:pStyle w:val="Normal"/>
+              <w:jc w:val="center"/>
+              <w:pBdr>
+                <w:bottom w:val="none" w:sz="0" w:space="0" w:color="000000"/>
+                <w:top w:val="none" w:sz="0" w:space="0" w:color="000000"/>
+                <w:left w:val="none" w:sz="0" w:space="0" w:color="000000"/>
+                <w:right w:val="none" w:sz="0" w:space="0" w:color="000000"/>
+              </w:pBdr>
+              <w:spacing w:after="100" w:before="100" w:line="240"/>
+              <w:ind w:left="100" w:right="100" w:firstLine="0" w:firstLineChars="0"/>
+              <w:rPr>
+                <w:rFonts w:ascii="Helvetica" w:hAnsi="Helvetica" w:eastAsia="Helvetica" w:cs="Helvetica"/>
+                <w:i w:val="false"/>
+                <w:b w:val="false"/>
+                <w:u w:val="none"/>
+                <w:sz w:val="22"/>
+                <w:szCs w:val="22"/>
+                <w:color w:val="000000"/>
+              </w:rPr>
+            </w:pPr>
+            <w:r>
+              <w:rPr>
+                <w:rFonts w:ascii="Helvetica" w:hAnsi="Helvetica" w:eastAsia="Helvetica" w:cs="Helvetica"/>
+                <w:i w:val="false"/>
+                <w:b w:val="false"/>
+                <w:u w:val="none"/>
+                <w:sz w:val="22"/>
+                <w:szCs w:val="22"/>
+                <w:color w:val="000000"/>
+              </w:rPr>
+              <w:t xml:space="preserve">0.710</w:t>
             </w:r>
           </w:p>
         </w:tc>
@@ -2658,7 +2658,7 @@
                 <w:szCs w:val="22"/>
                 <w:color w:val="000000"/>
               </w:rPr>
-              <w:t xml:space="preserve">0.300</w:t>
+              <w:t xml:space="preserve">0.340</w:t>
             </w:r>
           </w:p>
         </w:tc>
@@ -4001,113 +4001,113 @@
                 <w:szCs w:val="22"/>
                 <w:color w:val="000000"/>
               </w:rPr>
-              <w:t xml:space="preserve">1.53</w:t>
-            </w:r>
-          </w:p>
-        </w:tc>
-        <w:tc>
-          <w:tcPr>
-            <w:tcBorders>
-              <w:bottom w:val="none" w:sz="0" w:space="0" w:color="000000"/>
-              <w:top w:val="none" w:sz="0" w:space="0" w:color="000000"/>
-              <w:left w:val="none" w:sz="0" w:space="0" w:color="000000"/>
-              <w:right w:val="none" w:sz="0" w:space="0" w:color="000000"/>
-            </w:tcBorders>
-            <w:shd w:val="clear" w:color="auto" w:fill="FFFFFF"/>
-            <w:tcMar>
-              <w:top w:w="0" w:type="dxa"/>
-              <w:bottom w:w="0" w:type="dxa"/>
-              <w:left w:w="0" w:type="dxa"/>
-              <w:right w:w="0" w:type="dxa"/>
-            </w:tcMar>
-            <w:vAlign w:val="top"/>
-          </w:tcPr>
-          <w:p>
-            <w:pPr>
-              <w:pStyle w:val="Normal"/>
-              <w:jc w:val="center"/>
-              <w:pBdr>
-                <w:bottom w:val="none" w:sz="0" w:space="0" w:color="000000"/>
-                <w:top w:val="none" w:sz="0" w:space="0" w:color="000000"/>
-                <w:left w:val="none" w:sz="0" w:space="0" w:color="000000"/>
-                <w:right w:val="none" w:sz="0" w:space="0" w:color="000000"/>
-              </w:pBdr>
-              <w:spacing w:after="100" w:before="100" w:line="240"/>
-              <w:ind w:left="100" w:right="100" w:firstLine="0" w:firstLineChars="0"/>
-              <w:rPr>
-                <w:rFonts w:ascii="Helvetica" w:hAnsi="Helvetica" w:eastAsia="Helvetica" w:cs="Helvetica"/>
-                <w:i w:val="false"/>
-                <w:b w:val="false"/>
-                <w:u w:val="none"/>
-                <w:sz w:val="22"/>
-                <w:szCs w:val="22"/>
-                <w:color w:val="000000"/>
-              </w:rPr>
-            </w:pPr>
-            <w:r>
-              <w:rPr>
-                <w:rFonts w:ascii="Helvetica" w:hAnsi="Helvetica" w:eastAsia="Helvetica" w:cs="Helvetica"/>
-                <w:i w:val="false"/>
-                <w:b w:val="false"/>
-                <w:u w:val="none"/>
-                <w:sz w:val="22"/>
-                <w:szCs w:val="22"/>
-                <w:color w:val="000000"/>
-              </w:rPr>
-              <w:t xml:space="preserve">0.63, 3.70</w:t>
-            </w:r>
-          </w:p>
-        </w:tc>
-        <w:tc>
-          <w:tcPr>
-            <w:tcBorders>
-              <w:bottom w:val="none" w:sz="0" w:space="0" w:color="000000"/>
-              <w:top w:val="none" w:sz="0" w:space="0" w:color="000000"/>
-              <w:left w:val="none" w:sz="0" w:space="0" w:color="000000"/>
-              <w:right w:val="none" w:sz="0" w:space="0" w:color="000000"/>
-            </w:tcBorders>
-            <w:shd w:val="clear" w:color="auto" w:fill="FFFFFF"/>
-            <w:tcMar>
-              <w:top w:w="0" w:type="dxa"/>
-              <w:bottom w:w="0" w:type="dxa"/>
-              <w:left w:w="0" w:type="dxa"/>
-              <w:right w:w="0" w:type="dxa"/>
-            </w:tcMar>
-            <w:vAlign w:val="top"/>
-          </w:tcPr>
-          <w:p>
-            <w:pPr>
-              <w:pStyle w:val="Normal"/>
-              <w:jc w:val="center"/>
-              <w:pBdr>
-                <w:bottom w:val="none" w:sz="0" w:space="0" w:color="000000"/>
-                <w:top w:val="none" w:sz="0" w:space="0" w:color="000000"/>
-                <w:left w:val="none" w:sz="0" w:space="0" w:color="000000"/>
-                <w:right w:val="none" w:sz="0" w:space="0" w:color="000000"/>
-              </w:pBdr>
-              <w:spacing w:after="100" w:before="100" w:line="240"/>
-              <w:ind w:left="100" w:right="100" w:firstLine="0" w:firstLineChars="0"/>
-              <w:rPr>
-                <w:rFonts w:ascii="Helvetica" w:hAnsi="Helvetica" w:eastAsia="Helvetica" w:cs="Helvetica"/>
-                <w:i w:val="false"/>
-                <w:b w:val="false"/>
-                <w:u w:val="none"/>
-                <w:sz w:val="22"/>
-                <w:szCs w:val="22"/>
-                <w:color w:val="000000"/>
-              </w:rPr>
-            </w:pPr>
-            <w:r>
-              <w:rPr>
-                <w:rFonts w:ascii="Helvetica" w:hAnsi="Helvetica" w:eastAsia="Helvetica" w:cs="Helvetica"/>
-                <w:i w:val="false"/>
-                <w:b w:val="false"/>
-                <w:u w:val="none"/>
-                <w:sz w:val="22"/>
-                <w:szCs w:val="22"/>
-                <w:color w:val="000000"/>
-              </w:rPr>
-              <w:t xml:space="preserve">0.350</w:t>
+              <w:t xml:space="preserve">1.50</w:t>
+            </w:r>
+          </w:p>
+        </w:tc>
+        <w:tc>
+          <w:tcPr>
+            <w:tcBorders>
+              <w:bottom w:val="none" w:sz="0" w:space="0" w:color="000000"/>
+              <w:top w:val="none" w:sz="0" w:space="0" w:color="000000"/>
+              <w:left w:val="none" w:sz="0" w:space="0" w:color="000000"/>
+              <w:right w:val="none" w:sz="0" w:space="0" w:color="000000"/>
+            </w:tcBorders>
+            <w:shd w:val="clear" w:color="auto" w:fill="FFFFFF"/>
+            <w:tcMar>
+              <w:top w:w="0" w:type="dxa"/>
+              <w:bottom w:w="0" w:type="dxa"/>
+              <w:left w:w="0" w:type="dxa"/>
+              <w:right w:w="0" w:type="dxa"/>
+            </w:tcMar>
+            <w:vAlign w:val="top"/>
+          </w:tcPr>
+          <w:p>
+            <w:pPr>
+              <w:pStyle w:val="Normal"/>
+              <w:jc w:val="center"/>
+              <w:pBdr>
+                <w:bottom w:val="none" w:sz="0" w:space="0" w:color="000000"/>
+                <w:top w:val="none" w:sz="0" w:space="0" w:color="000000"/>
+                <w:left w:val="none" w:sz="0" w:space="0" w:color="000000"/>
+                <w:right w:val="none" w:sz="0" w:space="0" w:color="000000"/>
+              </w:pBdr>
+              <w:spacing w:after="100" w:before="100" w:line="240"/>
+              <w:ind w:left="100" w:right="100" w:firstLine="0" w:firstLineChars="0"/>
+              <w:rPr>
+                <w:rFonts w:ascii="Helvetica" w:hAnsi="Helvetica" w:eastAsia="Helvetica" w:cs="Helvetica"/>
+                <w:i w:val="false"/>
+                <w:b w:val="false"/>
+                <w:u w:val="none"/>
+                <w:sz w:val="22"/>
+                <w:szCs w:val="22"/>
+                <w:color w:val="000000"/>
+              </w:rPr>
+            </w:pPr>
+            <w:r>
+              <w:rPr>
+                <w:rFonts w:ascii="Helvetica" w:hAnsi="Helvetica" w:eastAsia="Helvetica" w:cs="Helvetica"/>
+                <w:i w:val="false"/>
+                <w:b w:val="false"/>
+                <w:u w:val="none"/>
+                <w:sz w:val="22"/>
+                <w:szCs w:val="22"/>
+                <w:color w:val="000000"/>
+              </w:rPr>
+              <w:t xml:space="preserve">0.62, 3.63</w:t>
+            </w:r>
+          </w:p>
+        </w:tc>
+        <w:tc>
+          <w:tcPr>
+            <w:tcBorders>
+              <w:bottom w:val="none" w:sz="0" w:space="0" w:color="000000"/>
+              <w:top w:val="none" w:sz="0" w:space="0" w:color="000000"/>
+              <w:left w:val="none" w:sz="0" w:space="0" w:color="000000"/>
+              <w:right w:val="none" w:sz="0" w:space="0" w:color="000000"/>
+            </w:tcBorders>
+            <w:shd w:val="clear" w:color="auto" w:fill="FFFFFF"/>
+            <w:tcMar>
+              <w:top w:w="0" w:type="dxa"/>
+              <w:bottom w:w="0" w:type="dxa"/>
+              <w:left w:w="0" w:type="dxa"/>
+              <w:right w:w="0" w:type="dxa"/>
+            </w:tcMar>
+            <w:vAlign w:val="top"/>
+          </w:tcPr>
+          <w:p>
+            <w:pPr>
+              <w:pStyle w:val="Normal"/>
+              <w:jc w:val="center"/>
+              <w:pBdr>
+                <w:bottom w:val="none" w:sz="0" w:space="0" w:color="000000"/>
+                <w:top w:val="none" w:sz="0" w:space="0" w:color="000000"/>
+                <w:left w:val="none" w:sz="0" w:space="0" w:color="000000"/>
+                <w:right w:val="none" w:sz="0" w:space="0" w:color="000000"/>
+              </w:pBdr>
+              <w:spacing w:after="100" w:before="100" w:line="240"/>
+              <w:ind w:left="100" w:right="100" w:firstLine="0" w:firstLineChars="0"/>
+              <w:rPr>
+                <w:rFonts w:ascii="Helvetica" w:hAnsi="Helvetica" w:eastAsia="Helvetica" w:cs="Helvetica"/>
+                <w:i w:val="false"/>
+                <w:b w:val="false"/>
+                <w:u w:val="none"/>
+                <w:sz w:val="22"/>
+                <w:szCs w:val="22"/>
+                <w:color w:val="000000"/>
+              </w:rPr>
+            </w:pPr>
+            <w:r>
+              <w:rPr>
+                <w:rFonts w:ascii="Helvetica" w:hAnsi="Helvetica" w:eastAsia="Helvetica" w:cs="Helvetica"/>
+                <w:i w:val="false"/>
+                <w:b w:val="false"/>
+                <w:u w:val="none"/>
+                <w:sz w:val="22"/>
+                <w:szCs w:val="22"/>
+                <w:color w:val="000000"/>
+              </w:rPr>
+              <w:t xml:space="preserve">0.370</w:t>
             </w:r>
           </w:p>
         </w:tc>
@@ -4484,113 +4484,113 @@
                 <w:szCs w:val="22"/>
                 <w:color w:val="000000"/>
               </w:rPr>
-              <w:t xml:space="preserve">1.09</w:t>
-            </w:r>
-          </w:p>
-        </w:tc>
-        <w:tc>
-          <w:tcPr>
-            <w:tcBorders>
-              <w:bottom w:val="none" w:sz="0" w:space="0" w:color="000000"/>
-              <w:top w:val="none" w:sz="0" w:space="0" w:color="000000"/>
-              <w:left w:val="none" w:sz="0" w:space="0" w:color="000000"/>
-              <w:right w:val="none" w:sz="0" w:space="0" w:color="000000"/>
-            </w:tcBorders>
-            <w:shd w:val="clear" w:color="auto" w:fill="FFFFFF"/>
-            <w:tcMar>
-              <w:top w:w="0" w:type="dxa"/>
-              <w:bottom w:w="0" w:type="dxa"/>
-              <w:left w:w="0" w:type="dxa"/>
-              <w:right w:w="0" w:type="dxa"/>
-            </w:tcMar>
-            <w:vAlign w:val="top"/>
-          </w:tcPr>
-          <w:p>
-            <w:pPr>
-              <w:pStyle w:val="Normal"/>
-              <w:jc w:val="center"/>
-              <w:pBdr>
-                <w:bottom w:val="none" w:sz="0" w:space="0" w:color="000000"/>
-                <w:top w:val="none" w:sz="0" w:space="0" w:color="000000"/>
-                <w:left w:val="none" w:sz="0" w:space="0" w:color="000000"/>
-                <w:right w:val="none" w:sz="0" w:space="0" w:color="000000"/>
-              </w:pBdr>
-              <w:spacing w:after="100" w:before="100" w:line="240"/>
-              <w:ind w:left="100" w:right="100" w:firstLine="0" w:firstLineChars="0"/>
-              <w:rPr>
-                <w:rFonts w:ascii="Helvetica" w:hAnsi="Helvetica" w:eastAsia="Helvetica" w:cs="Helvetica"/>
-                <w:i w:val="false"/>
-                <w:b w:val="false"/>
-                <w:u w:val="none"/>
-                <w:sz w:val="22"/>
-                <w:szCs w:val="22"/>
-                <w:color w:val="000000"/>
-              </w:rPr>
-            </w:pPr>
-            <w:r>
-              <w:rPr>
-                <w:rFonts w:ascii="Helvetica" w:hAnsi="Helvetica" w:eastAsia="Helvetica" w:cs="Helvetica"/>
-                <w:i w:val="false"/>
-                <w:b w:val="false"/>
-                <w:u w:val="none"/>
-                <w:sz w:val="22"/>
-                <w:szCs w:val="22"/>
-                <w:color w:val="000000"/>
-              </w:rPr>
-              <w:t xml:space="preserve">0.99, 1.21</w:t>
-            </w:r>
-          </w:p>
-        </w:tc>
-        <w:tc>
-          <w:tcPr>
-            <w:tcBorders>
-              <w:bottom w:val="none" w:sz="0" w:space="0" w:color="000000"/>
-              <w:top w:val="none" w:sz="0" w:space="0" w:color="000000"/>
-              <w:left w:val="none" w:sz="0" w:space="0" w:color="000000"/>
-              <w:right w:val="none" w:sz="0" w:space="0" w:color="000000"/>
-            </w:tcBorders>
-            <w:shd w:val="clear" w:color="auto" w:fill="FFFFFF"/>
-            <w:tcMar>
-              <w:top w:w="0" w:type="dxa"/>
-              <w:bottom w:w="0" w:type="dxa"/>
-              <w:left w:w="0" w:type="dxa"/>
-              <w:right w:w="0" w:type="dxa"/>
-            </w:tcMar>
-            <w:vAlign w:val="top"/>
-          </w:tcPr>
-          <w:p>
-            <w:pPr>
-              <w:pStyle w:val="Normal"/>
-              <w:jc w:val="center"/>
-              <w:pBdr>
-                <w:bottom w:val="none" w:sz="0" w:space="0" w:color="000000"/>
-                <w:top w:val="none" w:sz="0" w:space="0" w:color="000000"/>
-                <w:left w:val="none" w:sz="0" w:space="0" w:color="000000"/>
-                <w:right w:val="none" w:sz="0" w:space="0" w:color="000000"/>
-              </w:pBdr>
-              <w:spacing w:after="100" w:before="100" w:line="240"/>
-              <w:ind w:left="100" w:right="100" w:firstLine="0" w:firstLineChars="0"/>
-              <w:rPr>
-                <w:rFonts w:ascii="Helvetica" w:hAnsi="Helvetica" w:eastAsia="Helvetica" w:cs="Helvetica"/>
-                <w:i w:val="false"/>
-                <w:b w:val="false"/>
-                <w:u w:val="none"/>
-                <w:sz w:val="22"/>
-                <w:szCs w:val="22"/>
-                <w:color w:val="000000"/>
-              </w:rPr>
-            </w:pPr>
-            <w:r>
-              <w:rPr>
-                <w:rFonts w:ascii="Helvetica" w:hAnsi="Helvetica" w:eastAsia="Helvetica" w:cs="Helvetica"/>
-                <w:i w:val="false"/>
-                <w:b w:val="false"/>
-                <w:u w:val="none"/>
-                <w:sz w:val="22"/>
-                <w:szCs w:val="22"/>
-                <w:color w:val="000000"/>
-              </w:rPr>
-              <w:t xml:space="preserve">0.093</w:t>
+              <w:t xml:space="preserve">1.10</w:t>
+            </w:r>
+          </w:p>
+        </w:tc>
+        <w:tc>
+          <w:tcPr>
+            <w:tcBorders>
+              <w:bottom w:val="none" w:sz="0" w:space="0" w:color="000000"/>
+              <w:top w:val="none" w:sz="0" w:space="0" w:color="000000"/>
+              <w:left w:val="none" w:sz="0" w:space="0" w:color="000000"/>
+              <w:right w:val="none" w:sz="0" w:space="0" w:color="000000"/>
+            </w:tcBorders>
+            <w:shd w:val="clear" w:color="auto" w:fill="FFFFFF"/>
+            <w:tcMar>
+              <w:top w:w="0" w:type="dxa"/>
+              <w:bottom w:w="0" w:type="dxa"/>
+              <w:left w:w="0" w:type="dxa"/>
+              <w:right w:w="0" w:type="dxa"/>
+            </w:tcMar>
+            <w:vAlign w:val="top"/>
+          </w:tcPr>
+          <w:p>
+            <w:pPr>
+              <w:pStyle w:val="Normal"/>
+              <w:jc w:val="center"/>
+              <w:pBdr>
+                <w:bottom w:val="none" w:sz="0" w:space="0" w:color="000000"/>
+                <w:top w:val="none" w:sz="0" w:space="0" w:color="000000"/>
+                <w:left w:val="none" w:sz="0" w:space="0" w:color="000000"/>
+                <w:right w:val="none" w:sz="0" w:space="0" w:color="000000"/>
+              </w:pBdr>
+              <w:spacing w:after="100" w:before="100" w:line="240"/>
+              <w:ind w:left="100" w:right="100" w:firstLine="0" w:firstLineChars="0"/>
+              <w:rPr>
+                <w:rFonts w:ascii="Helvetica" w:hAnsi="Helvetica" w:eastAsia="Helvetica" w:cs="Helvetica"/>
+                <w:i w:val="false"/>
+                <w:b w:val="false"/>
+                <w:u w:val="none"/>
+                <w:sz w:val="22"/>
+                <w:szCs w:val="22"/>
+                <w:color w:val="000000"/>
+              </w:rPr>
+            </w:pPr>
+            <w:r>
+              <w:rPr>
+                <w:rFonts w:ascii="Helvetica" w:hAnsi="Helvetica" w:eastAsia="Helvetica" w:cs="Helvetica"/>
+                <w:i w:val="false"/>
+                <w:b w:val="false"/>
+                <w:u w:val="none"/>
+                <w:sz w:val="22"/>
+                <w:szCs w:val="22"/>
+                <w:color w:val="000000"/>
+              </w:rPr>
+              <w:t xml:space="preserve">0.99, 1.22</w:t>
+            </w:r>
+          </w:p>
+        </w:tc>
+        <w:tc>
+          <w:tcPr>
+            <w:tcBorders>
+              <w:bottom w:val="none" w:sz="0" w:space="0" w:color="000000"/>
+              <w:top w:val="none" w:sz="0" w:space="0" w:color="000000"/>
+              <w:left w:val="none" w:sz="0" w:space="0" w:color="000000"/>
+              <w:right w:val="none" w:sz="0" w:space="0" w:color="000000"/>
+            </w:tcBorders>
+            <w:shd w:val="clear" w:color="auto" w:fill="FFFFFF"/>
+            <w:tcMar>
+              <w:top w:w="0" w:type="dxa"/>
+              <w:bottom w:w="0" w:type="dxa"/>
+              <w:left w:w="0" w:type="dxa"/>
+              <w:right w:w="0" w:type="dxa"/>
+            </w:tcMar>
+            <w:vAlign w:val="top"/>
+          </w:tcPr>
+          <w:p>
+            <w:pPr>
+              <w:pStyle w:val="Normal"/>
+              <w:jc w:val="center"/>
+              <w:pBdr>
+                <w:bottom w:val="none" w:sz="0" w:space="0" w:color="000000"/>
+                <w:top w:val="none" w:sz="0" w:space="0" w:color="000000"/>
+                <w:left w:val="none" w:sz="0" w:space="0" w:color="000000"/>
+                <w:right w:val="none" w:sz="0" w:space="0" w:color="000000"/>
+              </w:pBdr>
+              <w:spacing w:after="100" w:before="100" w:line="240"/>
+              <w:ind w:left="100" w:right="100" w:firstLine="0" w:firstLineChars="0"/>
+              <w:rPr>
+                <w:rFonts w:ascii="Helvetica" w:hAnsi="Helvetica" w:eastAsia="Helvetica" w:cs="Helvetica"/>
+                <w:i w:val="false"/>
+                <w:b w:val="false"/>
+                <w:u w:val="none"/>
+                <w:sz w:val="22"/>
+                <w:szCs w:val="22"/>
+                <w:color w:val="000000"/>
+              </w:rPr>
+            </w:pPr>
+            <w:r>
+              <w:rPr>
+                <w:rFonts w:ascii="Helvetica" w:hAnsi="Helvetica" w:eastAsia="Helvetica" w:cs="Helvetica"/>
+                <w:i w:val="false"/>
+                <w:b w:val="false"/>
+                <w:u w:val="none"/>
+                <w:sz w:val="22"/>
+                <w:szCs w:val="22"/>
+                <w:color w:val="000000"/>
+              </w:rPr>
+              <w:t xml:space="preserve">0.086</w:t>
             </w:r>
           </w:p>
         </w:tc>
@@ -5933,113 +5933,113 @@
                 <w:szCs w:val="22"/>
                 <w:color w:val="000000"/>
               </w:rPr>
-              <w:t xml:space="preserve">0.96</w:t>
-            </w:r>
-          </w:p>
-        </w:tc>
-        <w:tc>
-          <w:tcPr>
-            <w:tcBorders>
-              <w:bottom w:val="none" w:sz="0" w:space="0" w:color="000000"/>
-              <w:top w:val="none" w:sz="0" w:space="0" w:color="000000"/>
-              <w:left w:val="none" w:sz="0" w:space="0" w:color="000000"/>
-              <w:right w:val="none" w:sz="0" w:space="0" w:color="000000"/>
-            </w:tcBorders>
-            <w:shd w:val="clear" w:color="auto" w:fill="FFFFFF"/>
-            <w:tcMar>
-              <w:top w:w="0" w:type="dxa"/>
-              <w:bottom w:w="0" w:type="dxa"/>
-              <w:left w:w="0" w:type="dxa"/>
-              <w:right w:w="0" w:type="dxa"/>
-            </w:tcMar>
-            <w:vAlign w:val="top"/>
-          </w:tcPr>
-          <w:p>
-            <w:pPr>
-              <w:pStyle w:val="Normal"/>
-              <w:jc w:val="center"/>
-              <w:pBdr>
-                <w:bottom w:val="none" w:sz="0" w:space="0" w:color="000000"/>
-                <w:top w:val="none" w:sz="0" w:space="0" w:color="000000"/>
-                <w:left w:val="none" w:sz="0" w:space="0" w:color="000000"/>
-                <w:right w:val="none" w:sz="0" w:space="0" w:color="000000"/>
-              </w:pBdr>
-              <w:spacing w:after="100" w:before="100" w:line="240"/>
-              <w:ind w:left="100" w:right="100" w:firstLine="0" w:firstLineChars="0"/>
-              <w:rPr>
-                <w:rFonts w:ascii="Helvetica" w:hAnsi="Helvetica" w:eastAsia="Helvetica" w:cs="Helvetica"/>
-                <w:i w:val="false"/>
-                <w:b w:val="false"/>
-                <w:u w:val="none"/>
-                <w:sz w:val="22"/>
-                <w:szCs w:val="22"/>
-                <w:color w:val="000000"/>
-              </w:rPr>
-            </w:pPr>
-            <w:r>
-              <w:rPr>
-                <w:rFonts w:ascii="Helvetica" w:hAnsi="Helvetica" w:eastAsia="Helvetica" w:cs="Helvetica"/>
-                <w:i w:val="false"/>
-                <w:b w:val="false"/>
-                <w:u w:val="none"/>
-                <w:sz w:val="22"/>
-                <w:szCs w:val="22"/>
-                <w:color w:val="000000"/>
-              </w:rPr>
-              <w:t xml:space="preserve">0.48, 1.94</w:t>
-            </w:r>
-          </w:p>
-        </w:tc>
-        <w:tc>
-          <w:tcPr>
-            <w:tcBorders>
-              <w:bottom w:val="none" w:sz="0" w:space="0" w:color="000000"/>
-              <w:top w:val="none" w:sz="0" w:space="0" w:color="000000"/>
-              <w:left w:val="none" w:sz="0" w:space="0" w:color="000000"/>
-              <w:right w:val="none" w:sz="0" w:space="0" w:color="000000"/>
-            </w:tcBorders>
-            <w:shd w:val="clear" w:color="auto" w:fill="FFFFFF"/>
-            <w:tcMar>
-              <w:top w:w="0" w:type="dxa"/>
-              <w:bottom w:w="0" w:type="dxa"/>
-              <w:left w:w="0" w:type="dxa"/>
-              <w:right w:w="0" w:type="dxa"/>
-            </w:tcMar>
-            <w:vAlign w:val="top"/>
-          </w:tcPr>
-          <w:p>
-            <w:pPr>
-              <w:pStyle w:val="Normal"/>
-              <w:jc w:val="center"/>
-              <w:pBdr>
-                <w:bottom w:val="none" w:sz="0" w:space="0" w:color="000000"/>
-                <w:top w:val="none" w:sz="0" w:space="0" w:color="000000"/>
-                <w:left w:val="none" w:sz="0" w:space="0" w:color="000000"/>
-                <w:right w:val="none" w:sz="0" w:space="0" w:color="000000"/>
-              </w:pBdr>
-              <w:spacing w:after="100" w:before="100" w:line="240"/>
-              <w:ind w:left="100" w:right="100" w:firstLine="0" w:firstLineChars="0"/>
-              <w:rPr>
-                <w:rFonts w:ascii="Helvetica" w:hAnsi="Helvetica" w:eastAsia="Helvetica" w:cs="Helvetica"/>
-                <w:i w:val="false"/>
-                <w:b w:val="false"/>
-                <w:u w:val="none"/>
-                <w:sz w:val="22"/>
-                <w:szCs w:val="22"/>
-                <w:color w:val="000000"/>
-              </w:rPr>
-            </w:pPr>
-            <w:r>
-              <w:rPr>
-                <w:rFonts w:ascii="Helvetica" w:hAnsi="Helvetica" w:eastAsia="Helvetica" w:cs="Helvetica"/>
-                <w:i w:val="false"/>
-                <w:b w:val="false"/>
-                <w:u w:val="none"/>
-                <w:sz w:val="22"/>
-                <w:szCs w:val="22"/>
-                <w:color w:val="000000"/>
-              </w:rPr>
-              <w:t xml:space="preserve">0.910</w:t>
+              <w:t xml:space="preserve">0.98</w:t>
+            </w:r>
+          </w:p>
+        </w:tc>
+        <w:tc>
+          <w:tcPr>
+            <w:tcBorders>
+              <w:bottom w:val="none" w:sz="0" w:space="0" w:color="000000"/>
+              <w:top w:val="none" w:sz="0" w:space="0" w:color="000000"/>
+              <w:left w:val="none" w:sz="0" w:space="0" w:color="000000"/>
+              <w:right w:val="none" w:sz="0" w:space="0" w:color="000000"/>
+            </w:tcBorders>
+            <w:shd w:val="clear" w:color="auto" w:fill="FFFFFF"/>
+            <w:tcMar>
+              <w:top w:w="0" w:type="dxa"/>
+              <w:bottom w:w="0" w:type="dxa"/>
+              <w:left w:w="0" w:type="dxa"/>
+              <w:right w:w="0" w:type="dxa"/>
+            </w:tcMar>
+            <w:vAlign w:val="top"/>
+          </w:tcPr>
+          <w:p>
+            <w:pPr>
+              <w:pStyle w:val="Normal"/>
+              <w:jc w:val="center"/>
+              <w:pBdr>
+                <w:bottom w:val="none" w:sz="0" w:space="0" w:color="000000"/>
+                <w:top w:val="none" w:sz="0" w:space="0" w:color="000000"/>
+                <w:left w:val="none" w:sz="0" w:space="0" w:color="000000"/>
+                <w:right w:val="none" w:sz="0" w:space="0" w:color="000000"/>
+              </w:pBdr>
+              <w:spacing w:after="100" w:before="100" w:line="240"/>
+              <w:ind w:left="100" w:right="100" w:firstLine="0" w:firstLineChars="0"/>
+              <w:rPr>
+                <w:rFonts w:ascii="Helvetica" w:hAnsi="Helvetica" w:eastAsia="Helvetica" w:cs="Helvetica"/>
+                <w:i w:val="false"/>
+                <w:b w:val="false"/>
+                <w:u w:val="none"/>
+                <w:sz w:val="22"/>
+                <w:szCs w:val="22"/>
+                <w:color w:val="000000"/>
+              </w:rPr>
+            </w:pPr>
+            <w:r>
+              <w:rPr>
+                <w:rFonts w:ascii="Helvetica" w:hAnsi="Helvetica" w:eastAsia="Helvetica" w:cs="Helvetica"/>
+                <w:i w:val="false"/>
+                <w:b w:val="false"/>
+                <w:u w:val="none"/>
+                <w:sz w:val="22"/>
+                <w:szCs w:val="22"/>
+                <w:color w:val="000000"/>
+              </w:rPr>
+              <w:t xml:space="preserve">0.49, 1.95</w:t>
+            </w:r>
+          </w:p>
+        </w:tc>
+        <w:tc>
+          <w:tcPr>
+            <w:tcBorders>
+              <w:bottom w:val="none" w:sz="0" w:space="0" w:color="000000"/>
+              <w:top w:val="none" w:sz="0" w:space="0" w:color="000000"/>
+              <w:left w:val="none" w:sz="0" w:space="0" w:color="000000"/>
+              <w:right w:val="none" w:sz="0" w:space="0" w:color="000000"/>
+            </w:tcBorders>
+            <w:shd w:val="clear" w:color="auto" w:fill="FFFFFF"/>
+            <w:tcMar>
+              <w:top w:w="0" w:type="dxa"/>
+              <w:bottom w:w="0" w:type="dxa"/>
+              <w:left w:w="0" w:type="dxa"/>
+              <w:right w:w="0" w:type="dxa"/>
+            </w:tcMar>
+            <w:vAlign w:val="top"/>
+          </w:tcPr>
+          <w:p>
+            <w:pPr>
+              <w:pStyle w:val="Normal"/>
+              <w:jc w:val="center"/>
+              <w:pBdr>
+                <w:bottom w:val="none" w:sz="0" w:space="0" w:color="000000"/>
+                <w:top w:val="none" w:sz="0" w:space="0" w:color="000000"/>
+                <w:left w:val="none" w:sz="0" w:space="0" w:color="000000"/>
+                <w:right w:val="none" w:sz="0" w:space="0" w:color="000000"/>
+              </w:pBdr>
+              <w:spacing w:after="100" w:before="100" w:line="240"/>
+              <w:ind w:left="100" w:right="100" w:firstLine="0" w:firstLineChars="0"/>
+              <w:rPr>
+                <w:rFonts w:ascii="Helvetica" w:hAnsi="Helvetica" w:eastAsia="Helvetica" w:cs="Helvetica"/>
+                <w:i w:val="false"/>
+                <w:b w:val="false"/>
+                <w:u w:val="none"/>
+                <w:sz w:val="22"/>
+                <w:szCs w:val="22"/>
+                <w:color w:val="000000"/>
+              </w:rPr>
+            </w:pPr>
+            <w:r>
+              <w:rPr>
+                <w:rFonts w:ascii="Helvetica" w:hAnsi="Helvetica" w:eastAsia="Helvetica" w:cs="Helvetica"/>
+                <w:i w:val="false"/>
+                <w:b w:val="false"/>
+                <w:u w:val="none"/>
+                <w:sz w:val="22"/>
+                <w:szCs w:val="22"/>
+                <w:color w:val="000000"/>
+              </w:rPr>
+              <w:t xml:space="preserve">0.950</w:t>
             </w:r>
           </w:p>
         </w:tc>
@@ -7382,113 +7382,113 @@
                 <w:szCs w:val="22"/>
                 <w:color w:val="000000"/>
               </w:rPr>
-              <w:t xml:space="preserve">0.72</w:t>
-            </w:r>
-          </w:p>
-        </w:tc>
-        <w:tc>
-          <w:tcPr>
-            <w:tcBorders>
-              <w:bottom w:val="none" w:sz="0" w:space="0" w:color="000000"/>
-              <w:top w:val="none" w:sz="0" w:space="0" w:color="000000"/>
-              <w:left w:val="none" w:sz="0" w:space="0" w:color="000000"/>
-              <w:right w:val="none" w:sz="0" w:space="0" w:color="000000"/>
-            </w:tcBorders>
-            <w:shd w:val="clear" w:color="auto" w:fill="FFFFFF"/>
-            <w:tcMar>
-              <w:top w:w="0" w:type="dxa"/>
-              <w:bottom w:w="0" w:type="dxa"/>
-              <w:left w:w="0" w:type="dxa"/>
-              <w:right w:w="0" w:type="dxa"/>
-            </w:tcMar>
-            <w:vAlign w:val="top"/>
-          </w:tcPr>
-          <w:p>
-            <w:pPr>
-              <w:pStyle w:val="Normal"/>
-              <w:jc w:val="center"/>
-              <w:pBdr>
-                <w:bottom w:val="none" w:sz="0" w:space="0" w:color="000000"/>
-                <w:top w:val="none" w:sz="0" w:space="0" w:color="000000"/>
-                <w:left w:val="none" w:sz="0" w:space="0" w:color="000000"/>
-                <w:right w:val="none" w:sz="0" w:space="0" w:color="000000"/>
-              </w:pBdr>
-              <w:spacing w:after="100" w:before="100" w:line="240"/>
-              <w:ind w:left="100" w:right="100" w:firstLine="0" w:firstLineChars="0"/>
-              <w:rPr>
-                <w:rFonts w:ascii="Helvetica" w:hAnsi="Helvetica" w:eastAsia="Helvetica" w:cs="Helvetica"/>
-                <w:i w:val="false"/>
-                <w:b w:val="false"/>
-                <w:u w:val="none"/>
-                <w:sz w:val="22"/>
-                <w:szCs w:val="22"/>
-                <w:color w:val="000000"/>
-              </w:rPr>
-            </w:pPr>
-            <w:r>
-              <w:rPr>
-                <w:rFonts w:ascii="Helvetica" w:hAnsi="Helvetica" w:eastAsia="Helvetica" w:cs="Helvetica"/>
-                <w:i w:val="false"/>
-                <w:b w:val="false"/>
-                <w:u w:val="none"/>
-                <w:sz w:val="22"/>
-                <w:szCs w:val="22"/>
-                <w:color w:val="000000"/>
-              </w:rPr>
-              <w:t xml:space="preserve">0.13, 4.07</w:t>
-            </w:r>
-          </w:p>
-        </w:tc>
-        <w:tc>
-          <w:tcPr>
-            <w:tcBorders>
-              <w:bottom w:val="none" w:sz="0" w:space="0" w:color="000000"/>
-              <w:top w:val="none" w:sz="0" w:space="0" w:color="000000"/>
-              <w:left w:val="none" w:sz="0" w:space="0" w:color="000000"/>
-              <w:right w:val="none" w:sz="0" w:space="0" w:color="000000"/>
-            </w:tcBorders>
-            <w:shd w:val="clear" w:color="auto" w:fill="FFFFFF"/>
-            <w:tcMar>
-              <w:top w:w="0" w:type="dxa"/>
-              <w:bottom w:w="0" w:type="dxa"/>
-              <w:left w:w="0" w:type="dxa"/>
-              <w:right w:w="0" w:type="dxa"/>
-            </w:tcMar>
-            <w:vAlign w:val="top"/>
-          </w:tcPr>
-          <w:p>
-            <w:pPr>
-              <w:pStyle w:val="Normal"/>
-              <w:jc w:val="center"/>
-              <w:pBdr>
-                <w:bottom w:val="none" w:sz="0" w:space="0" w:color="000000"/>
-                <w:top w:val="none" w:sz="0" w:space="0" w:color="000000"/>
-                <w:left w:val="none" w:sz="0" w:space="0" w:color="000000"/>
-                <w:right w:val="none" w:sz="0" w:space="0" w:color="000000"/>
-              </w:pBdr>
-              <w:spacing w:after="100" w:before="100" w:line="240"/>
-              <w:ind w:left="100" w:right="100" w:firstLine="0" w:firstLineChars="0"/>
-              <w:rPr>
-                <w:rFonts w:ascii="Helvetica" w:hAnsi="Helvetica" w:eastAsia="Helvetica" w:cs="Helvetica"/>
-                <w:i w:val="false"/>
-                <w:b w:val="false"/>
-                <w:u w:val="none"/>
-                <w:sz w:val="22"/>
-                <w:szCs w:val="22"/>
-                <w:color w:val="000000"/>
-              </w:rPr>
-            </w:pPr>
-            <w:r>
-              <w:rPr>
-                <w:rFonts w:ascii="Helvetica" w:hAnsi="Helvetica" w:eastAsia="Helvetica" w:cs="Helvetica"/>
-                <w:i w:val="false"/>
-                <w:b w:val="false"/>
-                <w:u w:val="none"/>
-                <w:sz w:val="22"/>
-                <w:szCs w:val="22"/>
-                <w:color w:val="000000"/>
-              </w:rPr>
-              <w:t xml:space="preserve">0.710</w:t>
+              <w:t xml:space="preserve">0.71</w:t>
+            </w:r>
+          </w:p>
+        </w:tc>
+        <w:tc>
+          <w:tcPr>
+            <w:tcBorders>
+              <w:bottom w:val="none" w:sz="0" w:space="0" w:color="000000"/>
+              <w:top w:val="none" w:sz="0" w:space="0" w:color="000000"/>
+              <w:left w:val="none" w:sz="0" w:space="0" w:color="000000"/>
+              <w:right w:val="none" w:sz="0" w:space="0" w:color="000000"/>
+            </w:tcBorders>
+            <w:shd w:val="clear" w:color="auto" w:fill="FFFFFF"/>
+            <w:tcMar>
+              <w:top w:w="0" w:type="dxa"/>
+              <w:bottom w:w="0" w:type="dxa"/>
+              <w:left w:w="0" w:type="dxa"/>
+              <w:right w:w="0" w:type="dxa"/>
+            </w:tcMar>
+            <w:vAlign w:val="top"/>
+          </w:tcPr>
+          <w:p>
+            <w:pPr>
+              <w:pStyle w:val="Normal"/>
+              <w:jc w:val="center"/>
+              <w:pBdr>
+                <w:bottom w:val="none" w:sz="0" w:space="0" w:color="000000"/>
+                <w:top w:val="none" w:sz="0" w:space="0" w:color="000000"/>
+                <w:left w:val="none" w:sz="0" w:space="0" w:color="000000"/>
+                <w:right w:val="none" w:sz="0" w:space="0" w:color="000000"/>
+              </w:pBdr>
+              <w:spacing w:after="100" w:before="100" w:line="240"/>
+              <w:ind w:left="100" w:right="100" w:firstLine="0" w:firstLineChars="0"/>
+              <w:rPr>
+                <w:rFonts w:ascii="Helvetica" w:hAnsi="Helvetica" w:eastAsia="Helvetica" w:cs="Helvetica"/>
+                <w:i w:val="false"/>
+                <w:b w:val="false"/>
+                <w:u w:val="none"/>
+                <w:sz w:val="22"/>
+                <w:szCs w:val="22"/>
+                <w:color w:val="000000"/>
+              </w:rPr>
+            </w:pPr>
+            <w:r>
+              <w:rPr>
+                <w:rFonts w:ascii="Helvetica" w:hAnsi="Helvetica" w:eastAsia="Helvetica" w:cs="Helvetica"/>
+                <w:i w:val="false"/>
+                <w:b w:val="false"/>
+                <w:u w:val="none"/>
+                <w:sz w:val="22"/>
+                <w:szCs w:val="22"/>
+                <w:color w:val="000000"/>
+              </w:rPr>
+              <w:t xml:space="preserve">0.12, 4.05</w:t>
+            </w:r>
+          </w:p>
+        </w:tc>
+        <w:tc>
+          <w:tcPr>
+            <w:tcBorders>
+              <w:bottom w:val="none" w:sz="0" w:space="0" w:color="000000"/>
+              <w:top w:val="none" w:sz="0" w:space="0" w:color="000000"/>
+              <w:left w:val="none" w:sz="0" w:space="0" w:color="000000"/>
+              <w:right w:val="none" w:sz="0" w:space="0" w:color="000000"/>
+            </w:tcBorders>
+            <w:shd w:val="clear" w:color="auto" w:fill="FFFFFF"/>
+            <w:tcMar>
+              <w:top w:w="0" w:type="dxa"/>
+              <w:bottom w:w="0" w:type="dxa"/>
+              <w:left w:w="0" w:type="dxa"/>
+              <w:right w:w="0" w:type="dxa"/>
+            </w:tcMar>
+            <w:vAlign w:val="top"/>
+          </w:tcPr>
+          <w:p>
+            <w:pPr>
+              <w:pStyle w:val="Normal"/>
+              <w:jc w:val="center"/>
+              <w:pBdr>
+                <w:bottom w:val="none" w:sz="0" w:space="0" w:color="000000"/>
+                <w:top w:val="none" w:sz="0" w:space="0" w:color="000000"/>
+                <w:left w:val="none" w:sz="0" w:space="0" w:color="000000"/>
+                <w:right w:val="none" w:sz="0" w:space="0" w:color="000000"/>
+              </w:pBdr>
+              <w:spacing w:after="100" w:before="100" w:line="240"/>
+              <w:ind w:left="100" w:right="100" w:firstLine="0" w:firstLineChars="0"/>
+              <w:rPr>
+                <w:rFonts w:ascii="Helvetica" w:hAnsi="Helvetica" w:eastAsia="Helvetica" w:cs="Helvetica"/>
+                <w:i w:val="false"/>
+                <w:b w:val="false"/>
+                <w:u w:val="none"/>
+                <w:sz w:val="22"/>
+                <w:szCs w:val="22"/>
+                <w:color w:val="000000"/>
+              </w:rPr>
+            </w:pPr>
+            <w:r>
+              <w:rPr>
+                <w:rFonts w:ascii="Helvetica" w:hAnsi="Helvetica" w:eastAsia="Helvetica" w:cs="Helvetica"/>
+                <w:i w:val="false"/>
+                <w:b w:val="false"/>
+                <w:u w:val="none"/>
+                <w:sz w:val="22"/>
+                <w:szCs w:val="22"/>
+                <w:color w:val="000000"/>
+              </w:rPr>
+              <w:t xml:space="preserve">0.700</w:t>
             </w:r>
           </w:p>
         </w:tc>
@@ -7865,60 +7865,60 @@
                 <w:szCs w:val="22"/>
                 <w:color w:val="000000"/>
               </w:rPr>
-              <w:t xml:space="preserve">0.88</w:t>
-            </w:r>
-          </w:p>
-        </w:tc>
-        <w:tc>
-          <w:tcPr>
-            <w:tcBorders>
-              <w:bottom w:val="none" w:sz="0" w:space="0" w:color="000000"/>
-              <w:top w:val="none" w:sz="0" w:space="0" w:color="000000"/>
-              <w:left w:val="none" w:sz="0" w:space="0" w:color="000000"/>
-              <w:right w:val="none" w:sz="0" w:space="0" w:color="000000"/>
-            </w:tcBorders>
-            <w:shd w:val="clear" w:color="auto" w:fill="FFFFFF"/>
-            <w:tcMar>
-              <w:top w:w="0" w:type="dxa"/>
-              <w:bottom w:w="0" w:type="dxa"/>
-              <w:left w:w="0" w:type="dxa"/>
-              <w:right w:w="0" w:type="dxa"/>
-            </w:tcMar>
-            <w:vAlign w:val="top"/>
-          </w:tcPr>
-          <w:p>
-            <w:pPr>
-              <w:pStyle w:val="Normal"/>
-              <w:jc w:val="center"/>
-              <w:pBdr>
-                <w:bottom w:val="none" w:sz="0" w:space="0" w:color="000000"/>
-                <w:top w:val="none" w:sz="0" w:space="0" w:color="000000"/>
-                <w:left w:val="none" w:sz="0" w:space="0" w:color="000000"/>
-                <w:right w:val="none" w:sz="0" w:space="0" w:color="000000"/>
-              </w:pBdr>
-              <w:spacing w:after="100" w:before="100" w:line="240"/>
-              <w:ind w:left="100" w:right="100" w:firstLine="0" w:firstLineChars="0"/>
-              <w:rPr>
-                <w:rFonts w:ascii="Helvetica" w:hAnsi="Helvetica" w:eastAsia="Helvetica" w:cs="Helvetica"/>
-                <w:i w:val="false"/>
-                <w:b w:val="false"/>
-                <w:u w:val="none"/>
-                <w:sz w:val="22"/>
-                <w:szCs w:val="22"/>
-                <w:color w:val="000000"/>
-              </w:rPr>
-            </w:pPr>
-            <w:r>
-              <w:rPr>
-                <w:rFonts w:ascii="Helvetica" w:hAnsi="Helvetica" w:eastAsia="Helvetica" w:cs="Helvetica"/>
-                <w:i w:val="false"/>
-                <w:b w:val="false"/>
-                <w:u w:val="none"/>
-                <w:sz w:val="22"/>
-                <w:szCs w:val="22"/>
-                <w:color w:val="000000"/>
-              </w:rPr>
-              <w:t xml:space="preserve">0.23, 3.38</w:t>
+              <w:t xml:space="preserve">0.89</w:t>
+            </w:r>
+          </w:p>
+        </w:tc>
+        <w:tc>
+          <w:tcPr>
+            <w:tcBorders>
+              <w:bottom w:val="none" w:sz="0" w:space="0" w:color="000000"/>
+              <w:top w:val="none" w:sz="0" w:space="0" w:color="000000"/>
+              <w:left w:val="none" w:sz="0" w:space="0" w:color="000000"/>
+              <w:right w:val="none" w:sz="0" w:space="0" w:color="000000"/>
+            </w:tcBorders>
+            <w:shd w:val="clear" w:color="auto" w:fill="FFFFFF"/>
+            <w:tcMar>
+              <w:top w:w="0" w:type="dxa"/>
+              <w:bottom w:w="0" w:type="dxa"/>
+              <w:left w:w="0" w:type="dxa"/>
+              <w:right w:w="0" w:type="dxa"/>
+            </w:tcMar>
+            <w:vAlign w:val="top"/>
+          </w:tcPr>
+          <w:p>
+            <w:pPr>
+              <w:pStyle w:val="Normal"/>
+              <w:jc w:val="center"/>
+              <w:pBdr>
+                <w:bottom w:val="none" w:sz="0" w:space="0" w:color="000000"/>
+                <w:top w:val="none" w:sz="0" w:space="0" w:color="000000"/>
+                <w:left w:val="none" w:sz="0" w:space="0" w:color="000000"/>
+                <w:right w:val="none" w:sz="0" w:space="0" w:color="000000"/>
+              </w:pBdr>
+              <w:spacing w:after="100" w:before="100" w:line="240"/>
+              <w:ind w:left="100" w:right="100" w:firstLine="0" w:firstLineChars="0"/>
+              <w:rPr>
+                <w:rFonts w:ascii="Helvetica" w:hAnsi="Helvetica" w:eastAsia="Helvetica" w:cs="Helvetica"/>
+                <w:i w:val="false"/>
+                <w:b w:val="false"/>
+                <w:u w:val="none"/>
+                <w:sz w:val="22"/>
+                <w:szCs w:val="22"/>
+                <w:color w:val="000000"/>
+              </w:rPr>
+            </w:pPr>
+            <w:r>
+              <w:rPr>
+                <w:rFonts w:ascii="Helvetica" w:hAnsi="Helvetica" w:eastAsia="Helvetica" w:cs="Helvetica"/>
+                <w:i w:val="false"/>
+                <w:b w:val="false"/>
+                <w:u w:val="none"/>
+                <w:sz w:val="22"/>
+                <w:szCs w:val="22"/>
+                <w:color w:val="000000"/>
+              </w:rPr>
+              <w:t xml:space="preserve">0.23, 3.40</w:t>
             </w:r>
           </w:p>
         </w:tc>
@@ -8348,113 +8348,113 @@
                 <w:szCs w:val="22"/>
                 <w:color w:val="000000"/>
               </w:rPr>
-              <w:t xml:space="preserve">0.29</w:t>
-            </w:r>
-          </w:p>
-        </w:tc>
-        <w:tc>
-          <w:tcPr>
-            <w:tcBorders>
-              <w:bottom w:val="none" w:sz="0" w:space="0" w:color="000000"/>
-              <w:top w:val="none" w:sz="0" w:space="0" w:color="000000"/>
-              <w:left w:val="none" w:sz="0" w:space="0" w:color="000000"/>
-              <w:right w:val="none" w:sz="0" w:space="0" w:color="000000"/>
-            </w:tcBorders>
-            <w:shd w:val="clear" w:color="auto" w:fill="FFFFFF"/>
-            <w:tcMar>
-              <w:top w:w="0" w:type="dxa"/>
-              <w:bottom w:w="0" w:type="dxa"/>
-              <w:left w:w="0" w:type="dxa"/>
-              <w:right w:w="0" w:type="dxa"/>
-            </w:tcMar>
-            <w:vAlign w:val="top"/>
-          </w:tcPr>
-          <w:p>
-            <w:pPr>
-              <w:pStyle w:val="Normal"/>
-              <w:jc w:val="center"/>
-              <w:pBdr>
-                <w:bottom w:val="none" w:sz="0" w:space="0" w:color="000000"/>
-                <w:top w:val="none" w:sz="0" w:space="0" w:color="000000"/>
-                <w:left w:val="none" w:sz="0" w:space="0" w:color="000000"/>
-                <w:right w:val="none" w:sz="0" w:space="0" w:color="000000"/>
-              </w:pBdr>
-              <w:spacing w:after="100" w:before="100" w:line="240"/>
-              <w:ind w:left="100" w:right="100" w:firstLine="0" w:firstLineChars="0"/>
-              <w:rPr>
-                <w:rFonts w:ascii="Helvetica" w:hAnsi="Helvetica" w:eastAsia="Helvetica" w:cs="Helvetica"/>
-                <w:i w:val="false"/>
-                <w:b w:val="false"/>
-                <w:u w:val="none"/>
-                <w:sz w:val="22"/>
-                <w:szCs w:val="22"/>
-                <w:color w:val="000000"/>
-              </w:rPr>
-            </w:pPr>
-            <w:r>
-              <w:rPr>
-                <w:rFonts w:ascii="Helvetica" w:hAnsi="Helvetica" w:eastAsia="Helvetica" w:cs="Helvetica"/>
-                <w:i w:val="false"/>
-                <w:b w:val="false"/>
-                <w:u w:val="none"/>
-                <w:sz w:val="22"/>
-                <w:szCs w:val="22"/>
-                <w:color w:val="000000"/>
-              </w:rPr>
-              <w:t xml:space="preserve">0.07, 1.26</w:t>
-            </w:r>
-          </w:p>
-        </w:tc>
-        <w:tc>
-          <w:tcPr>
-            <w:tcBorders>
-              <w:bottom w:val="none" w:sz="0" w:space="0" w:color="000000"/>
-              <w:top w:val="none" w:sz="0" w:space="0" w:color="000000"/>
-              <w:left w:val="none" w:sz="0" w:space="0" w:color="000000"/>
-              <w:right w:val="none" w:sz="0" w:space="0" w:color="000000"/>
-            </w:tcBorders>
-            <w:shd w:val="clear" w:color="auto" w:fill="FFFFFF"/>
-            <w:tcMar>
-              <w:top w:w="0" w:type="dxa"/>
-              <w:bottom w:w="0" w:type="dxa"/>
-              <w:left w:w="0" w:type="dxa"/>
-              <w:right w:w="0" w:type="dxa"/>
-            </w:tcMar>
-            <w:vAlign w:val="top"/>
-          </w:tcPr>
-          <w:p>
-            <w:pPr>
-              <w:pStyle w:val="Normal"/>
-              <w:jc w:val="center"/>
-              <w:pBdr>
-                <w:bottom w:val="none" w:sz="0" w:space="0" w:color="000000"/>
-                <w:top w:val="none" w:sz="0" w:space="0" w:color="000000"/>
-                <w:left w:val="none" w:sz="0" w:space="0" w:color="000000"/>
-                <w:right w:val="none" w:sz="0" w:space="0" w:color="000000"/>
-              </w:pBdr>
-              <w:spacing w:after="100" w:before="100" w:line="240"/>
-              <w:ind w:left="100" w:right="100" w:firstLine="0" w:firstLineChars="0"/>
-              <w:rPr>
-                <w:rFonts w:ascii="Helvetica" w:hAnsi="Helvetica" w:eastAsia="Helvetica" w:cs="Helvetica"/>
-                <w:i w:val="false"/>
-                <w:b w:val="false"/>
-                <w:u w:val="none"/>
-                <w:sz w:val="22"/>
-                <w:szCs w:val="22"/>
-                <w:color w:val="000000"/>
-              </w:rPr>
-            </w:pPr>
-            <w:r>
-              <w:rPr>
-                <w:rFonts w:ascii="Helvetica" w:hAnsi="Helvetica" w:eastAsia="Helvetica" w:cs="Helvetica"/>
-                <w:i w:val="false"/>
-                <w:b w:val="false"/>
-                <w:u w:val="none"/>
-                <w:sz w:val="22"/>
-                <w:szCs w:val="22"/>
-                <w:color w:val="000000"/>
-              </w:rPr>
-              <w:t xml:space="preserve">0.099</w:t>
+              <w:t xml:space="preserve">0.30</w:t>
+            </w:r>
+          </w:p>
+        </w:tc>
+        <w:tc>
+          <w:tcPr>
+            <w:tcBorders>
+              <w:bottom w:val="none" w:sz="0" w:space="0" w:color="000000"/>
+              <w:top w:val="none" w:sz="0" w:space="0" w:color="000000"/>
+              <w:left w:val="none" w:sz="0" w:space="0" w:color="000000"/>
+              <w:right w:val="none" w:sz="0" w:space="0" w:color="000000"/>
+            </w:tcBorders>
+            <w:shd w:val="clear" w:color="auto" w:fill="FFFFFF"/>
+            <w:tcMar>
+              <w:top w:w="0" w:type="dxa"/>
+              <w:bottom w:w="0" w:type="dxa"/>
+              <w:left w:w="0" w:type="dxa"/>
+              <w:right w:w="0" w:type="dxa"/>
+            </w:tcMar>
+            <w:vAlign w:val="top"/>
+          </w:tcPr>
+          <w:p>
+            <w:pPr>
+              <w:pStyle w:val="Normal"/>
+              <w:jc w:val="center"/>
+              <w:pBdr>
+                <w:bottom w:val="none" w:sz="0" w:space="0" w:color="000000"/>
+                <w:top w:val="none" w:sz="0" w:space="0" w:color="000000"/>
+                <w:left w:val="none" w:sz="0" w:space="0" w:color="000000"/>
+                <w:right w:val="none" w:sz="0" w:space="0" w:color="000000"/>
+              </w:pBdr>
+              <w:spacing w:after="100" w:before="100" w:line="240"/>
+              <w:ind w:left="100" w:right="100" w:firstLine="0" w:firstLineChars="0"/>
+              <w:rPr>
+                <w:rFonts w:ascii="Helvetica" w:hAnsi="Helvetica" w:eastAsia="Helvetica" w:cs="Helvetica"/>
+                <w:i w:val="false"/>
+                <w:b w:val="false"/>
+                <w:u w:val="none"/>
+                <w:sz w:val="22"/>
+                <w:szCs w:val="22"/>
+                <w:color w:val="000000"/>
+              </w:rPr>
+            </w:pPr>
+            <w:r>
+              <w:rPr>
+                <w:rFonts w:ascii="Helvetica" w:hAnsi="Helvetica" w:eastAsia="Helvetica" w:cs="Helvetica"/>
+                <w:i w:val="false"/>
+                <w:b w:val="false"/>
+                <w:u w:val="none"/>
+                <w:sz w:val="22"/>
+                <w:szCs w:val="22"/>
+                <w:color w:val="000000"/>
+              </w:rPr>
+              <w:t xml:space="preserve">0.07, 1.29</w:t>
+            </w:r>
+          </w:p>
+        </w:tc>
+        <w:tc>
+          <w:tcPr>
+            <w:tcBorders>
+              <w:bottom w:val="none" w:sz="0" w:space="0" w:color="000000"/>
+              <w:top w:val="none" w:sz="0" w:space="0" w:color="000000"/>
+              <w:left w:val="none" w:sz="0" w:space="0" w:color="000000"/>
+              <w:right w:val="none" w:sz="0" w:space="0" w:color="000000"/>
+            </w:tcBorders>
+            <w:shd w:val="clear" w:color="auto" w:fill="FFFFFF"/>
+            <w:tcMar>
+              <w:top w:w="0" w:type="dxa"/>
+              <w:bottom w:w="0" w:type="dxa"/>
+              <w:left w:w="0" w:type="dxa"/>
+              <w:right w:w="0" w:type="dxa"/>
+            </w:tcMar>
+            <w:vAlign w:val="top"/>
+          </w:tcPr>
+          <w:p>
+            <w:pPr>
+              <w:pStyle w:val="Normal"/>
+              <w:jc w:val="center"/>
+              <w:pBdr>
+                <w:bottom w:val="none" w:sz="0" w:space="0" w:color="000000"/>
+                <w:top w:val="none" w:sz="0" w:space="0" w:color="000000"/>
+                <w:left w:val="none" w:sz="0" w:space="0" w:color="000000"/>
+                <w:right w:val="none" w:sz="0" w:space="0" w:color="000000"/>
+              </w:pBdr>
+              <w:spacing w:after="100" w:before="100" w:line="240"/>
+              <w:ind w:left="100" w:right="100" w:firstLine="0" w:firstLineChars="0"/>
+              <w:rPr>
+                <w:rFonts w:ascii="Helvetica" w:hAnsi="Helvetica" w:eastAsia="Helvetica" w:cs="Helvetica"/>
+                <w:i w:val="false"/>
+                <w:b w:val="false"/>
+                <w:u w:val="none"/>
+                <w:sz w:val="22"/>
+                <w:szCs w:val="22"/>
+                <w:color w:val="000000"/>
+              </w:rPr>
+            </w:pPr>
+            <w:r>
+              <w:rPr>
+                <w:rFonts w:ascii="Helvetica" w:hAnsi="Helvetica" w:eastAsia="Helvetica" w:cs="Helvetica"/>
+                <w:i w:val="false"/>
+                <w:b w:val="false"/>
+                <w:u w:val="none"/>
+                <w:sz w:val="22"/>
+                <w:szCs w:val="22"/>
+                <w:color w:val="000000"/>
+              </w:rPr>
+              <w:t xml:space="preserve">0.110</w:t>
             </w:r>
           </w:p>
         </w:tc>
@@ -8831,7 +8831,7 @@
                 <w:szCs w:val="22"/>
                 <w:color w:val="000000"/>
               </w:rPr>
-              <w:t xml:space="preserve">0.40</w:t>
+              <w:t xml:space="preserve">0.41</w:t>
             </w:r>
           </w:p>
         </w:tc>
@@ -9367,60 +9367,60 @@
                 <w:szCs w:val="22"/>
                 <w:color w:val="000000"/>
               </w:rPr>
-              <w:t xml:space="preserve">0.06, 1.08</w:t>
-            </w:r>
-          </w:p>
-        </w:tc>
-        <w:tc>
-          <w:tcPr>
-            <w:tcBorders>
-              <w:bottom w:val="none" w:sz="0" w:space="0" w:color="000000"/>
-              <w:top w:val="none" w:sz="0" w:space="0" w:color="000000"/>
-              <w:left w:val="none" w:sz="0" w:space="0" w:color="000000"/>
-              <w:right w:val="none" w:sz="0" w:space="0" w:color="000000"/>
-            </w:tcBorders>
-            <w:shd w:val="clear" w:color="auto" w:fill="FFFFFF"/>
-            <w:tcMar>
-              <w:top w:w="0" w:type="dxa"/>
-              <w:bottom w:w="0" w:type="dxa"/>
-              <w:left w:w="0" w:type="dxa"/>
-              <w:right w:w="0" w:type="dxa"/>
-            </w:tcMar>
-            <w:vAlign w:val="top"/>
-          </w:tcPr>
-          <w:p>
-            <w:pPr>
-              <w:pStyle w:val="Normal"/>
-              <w:jc w:val="center"/>
-              <w:pBdr>
-                <w:bottom w:val="none" w:sz="0" w:space="0" w:color="000000"/>
-                <w:top w:val="none" w:sz="0" w:space="0" w:color="000000"/>
-                <w:left w:val="none" w:sz="0" w:space="0" w:color="000000"/>
-                <w:right w:val="none" w:sz="0" w:space="0" w:color="000000"/>
-              </w:pBdr>
-              <w:spacing w:after="100" w:before="100" w:line="240"/>
-              <w:ind w:left="100" w:right="100" w:firstLine="0" w:firstLineChars="0"/>
-              <w:rPr>
-                <w:rFonts w:ascii="Helvetica" w:hAnsi="Helvetica" w:eastAsia="Helvetica" w:cs="Helvetica"/>
-                <w:i w:val="false"/>
-                <w:b w:val="false"/>
-                <w:u w:val="none"/>
-                <w:sz w:val="22"/>
-                <w:szCs w:val="22"/>
-                <w:color w:val="000000"/>
-              </w:rPr>
-            </w:pPr>
-            <w:r>
-              <w:rPr>
-                <w:rFonts w:ascii="Helvetica" w:hAnsi="Helvetica" w:eastAsia="Helvetica" w:cs="Helvetica"/>
-                <w:i w:val="false"/>
-                <w:b w:val="false"/>
-                <w:u w:val="none"/>
-                <w:sz w:val="22"/>
-                <w:szCs w:val="22"/>
-                <w:color w:val="000000"/>
-              </w:rPr>
-              <w:t xml:space="preserve">0.063</w:t>
+              <w:t xml:space="preserve">0.06, 1.09</w:t>
+            </w:r>
+          </w:p>
+        </w:tc>
+        <w:tc>
+          <w:tcPr>
+            <w:tcBorders>
+              <w:bottom w:val="none" w:sz="0" w:space="0" w:color="000000"/>
+              <w:top w:val="none" w:sz="0" w:space="0" w:color="000000"/>
+              <w:left w:val="none" w:sz="0" w:space="0" w:color="000000"/>
+              <w:right w:val="none" w:sz="0" w:space="0" w:color="000000"/>
+            </w:tcBorders>
+            <w:shd w:val="clear" w:color="auto" w:fill="FFFFFF"/>
+            <w:tcMar>
+              <w:top w:w="0" w:type="dxa"/>
+              <w:bottom w:w="0" w:type="dxa"/>
+              <w:left w:w="0" w:type="dxa"/>
+              <w:right w:w="0" w:type="dxa"/>
+            </w:tcMar>
+            <w:vAlign w:val="top"/>
+          </w:tcPr>
+          <w:p>
+            <w:pPr>
+              <w:pStyle w:val="Normal"/>
+              <w:jc w:val="center"/>
+              <w:pBdr>
+                <w:bottom w:val="none" w:sz="0" w:space="0" w:color="000000"/>
+                <w:top w:val="none" w:sz="0" w:space="0" w:color="000000"/>
+                <w:left w:val="none" w:sz="0" w:space="0" w:color="000000"/>
+                <w:right w:val="none" w:sz="0" w:space="0" w:color="000000"/>
+              </w:pBdr>
+              <w:spacing w:after="100" w:before="100" w:line="240"/>
+              <w:ind w:left="100" w:right="100" w:firstLine="0" w:firstLineChars="0"/>
+              <w:rPr>
+                <w:rFonts w:ascii="Helvetica" w:hAnsi="Helvetica" w:eastAsia="Helvetica" w:cs="Helvetica"/>
+                <w:i w:val="false"/>
+                <w:b w:val="false"/>
+                <w:u w:val="none"/>
+                <w:sz w:val="22"/>
+                <w:szCs w:val="22"/>
+                <w:color w:val="000000"/>
+              </w:rPr>
+            </w:pPr>
+            <w:r>
+              <w:rPr>
+                <w:rFonts w:ascii="Helvetica" w:hAnsi="Helvetica" w:eastAsia="Helvetica" w:cs="Helvetica"/>
+                <w:i w:val="false"/>
+                <w:b w:val="false"/>
+                <w:u w:val="none"/>
+                <w:sz w:val="22"/>
+                <w:szCs w:val="22"/>
+                <w:color w:val="000000"/>
+              </w:rPr>
+              <w:t xml:space="preserve">0.065</w:t>
             </w:r>
           </w:p>
         </w:tc>
@@ -9797,60 +9797,60 @@
                 <w:szCs w:val="22"/>
                 <w:color w:val="000000"/>
               </w:rPr>
-              <w:t xml:space="preserve">0.49</w:t>
-            </w:r>
-          </w:p>
-        </w:tc>
-        <w:tc>
-          <w:tcPr>
-            <w:tcBorders>
-              <w:bottom w:val="none" w:sz="0" w:space="0" w:color="000000"/>
-              <w:top w:val="none" w:sz="0" w:space="0" w:color="000000"/>
-              <w:left w:val="none" w:sz="0" w:space="0" w:color="000000"/>
-              <w:right w:val="none" w:sz="0" w:space="0" w:color="000000"/>
-            </w:tcBorders>
-            <w:shd w:val="clear" w:color="auto" w:fill="FFFFFF"/>
-            <w:tcMar>
-              <w:top w:w="0" w:type="dxa"/>
-              <w:bottom w:w="0" w:type="dxa"/>
-              <w:left w:w="0" w:type="dxa"/>
-              <w:right w:w="0" w:type="dxa"/>
-            </w:tcMar>
-            <w:vAlign w:val="top"/>
-          </w:tcPr>
-          <w:p>
-            <w:pPr>
-              <w:pStyle w:val="Normal"/>
-              <w:jc w:val="center"/>
-              <w:pBdr>
-                <w:bottom w:val="none" w:sz="0" w:space="0" w:color="000000"/>
-                <w:top w:val="none" w:sz="0" w:space="0" w:color="000000"/>
-                <w:left w:val="none" w:sz="0" w:space="0" w:color="000000"/>
-                <w:right w:val="none" w:sz="0" w:space="0" w:color="000000"/>
-              </w:pBdr>
-              <w:spacing w:after="100" w:before="100" w:line="240"/>
-              <w:ind w:left="100" w:right="100" w:firstLine="0" w:firstLineChars="0"/>
-              <w:rPr>
-                <w:rFonts w:ascii="Helvetica" w:hAnsi="Helvetica" w:eastAsia="Helvetica" w:cs="Helvetica"/>
-                <w:i w:val="false"/>
-                <w:b w:val="false"/>
-                <w:u w:val="none"/>
-                <w:sz w:val="22"/>
-                <w:szCs w:val="22"/>
-                <w:color w:val="000000"/>
-              </w:rPr>
-            </w:pPr>
-            <w:r>
-              <w:rPr>
-                <w:rFonts w:ascii="Helvetica" w:hAnsi="Helvetica" w:eastAsia="Helvetica" w:cs="Helvetica"/>
-                <w:i w:val="false"/>
-                <w:b w:val="false"/>
-                <w:u w:val="none"/>
-                <w:sz w:val="22"/>
-                <w:szCs w:val="22"/>
-                <w:color w:val="000000"/>
-              </w:rPr>
-              <w:t xml:space="preserve">0.08, 3.19</w:t>
+              <w:t xml:space="preserve">0.50</w:t>
+            </w:r>
+          </w:p>
+        </w:tc>
+        <w:tc>
+          <w:tcPr>
+            <w:tcBorders>
+              <w:bottom w:val="none" w:sz="0" w:space="0" w:color="000000"/>
+              <w:top w:val="none" w:sz="0" w:space="0" w:color="000000"/>
+              <w:left w:val="none" w:sz="0" w:space="0" w:color="000000"/>
+              <w:right w:val="none" w:sz="0" w:space="0" w:color="000000"/>
+            </w:tcBorders>
+            <w:shd w:val="clear" w:color="auto" w:fill="FFFFFF"/>
+            <w:tcMar>
+              <w:top w:w="0" w:type="dxa"/>
+              <w:bottom w:w="0" w:type="dxa"/>
+              <w:left w:w="0" w:type="dxa"/>
+              <w:right w:w="0" w:type="dxa"/>
+            </w:tcMar>
+            <w:vAlign w:val="top"/>
+          </w:tcPr>
+          <w:p>
+            <w:pPr>
+              <w:pStyle w:val="Normal"/>
+              <w:jc w:val="center"/>
+              <w:pBdr>
+                <w:bottom w:val="none" w:sz="0" w:space="0" w:color="000000"/>
+                <w:top w:val="none" w:sz="0" w:space="0" w:color="000000"/>
+                <w:left w:val="none" w:sz="0" w:space="0" w:color="000000"/>
+                <w:right w:val="none" w:sz="0" w:space="0" w:color="000000"/>
+              </w:pBdr>
+              <w:spacing w:after="100" w:before="100" w:line="240"/>
+              <w:ind w:left="100" w:right="100" w:firstLine="0" w:firstLineChars="0"/>
+              <w:rPr>
+                <w:rFonts w:ascii="Helvetica" w:hAnsi="Helvetica" w:eastAsia="Helvetica" w:cs="Helvetica"/>
+                <w:i w:val="false"/>
+                <w:b w:val="false"/>
+                <w:u w:val="none"/>
+                <w:sz w:val="22"/>
+                <w:szCs w:val="22"/>
+                <w:color w:val="000000"/>
+              </w:rPr>
+            </w:pPr>
+            <w:r>
+              <w:rPr>
+                <w:rFonts w:ascii="Helvetica" w:hAnsi="Helvetica" w:eastAsia="Helvetica" w:cs="Helvetica"/>
+                <w:i w:val="false"/>
+                <w:b w:val="false"/>
+                <w:u w:val="none"/>
+                <w:sz w:val="22"/>
+                <w:szCs w:val="22"/>
+                <w:color w:val="000000"/>
+              </w:rPr>
+              <w:t xml:space="preserve">0.08, 3.14</w:t>
             </w:r>
           </w:p>
         </w:tc>
@@ -11299,60 +11299,60 @@
                 <w:szCs w:val="22"/>
                 <w:color w:val="000000"/>
               </w:rPr>
-              <w:t xml:space="preserve">0.25, 2.36</w:t>
-            </w:r>
-          </w:p>
-        </w:tc>
-        <w:tc>
-          <w:tcPr>
-            <w:tcBorders>
-              <w:bottom w:val="none" w:sz="0" w:space="0" w:color="000000"/>
-              <w:top w:val="none" w:sz="0" w:space="0" w:color="000000"/>
-              <w:left w:val="none" w:sz="0" w:space="0" w:color="000000"/>
-              <w:right w:val="none" w:sz="0" w:space="0" w:color="000000"/>
-            </w:tcBorders>
-            <w:shd w:val="clear" w:color="auto" w:fill="FFFFFF"/>
-            <w:tcMar>
-              <w:top w:w="0" w:type="dxa"/>
-              <w:bottom w:w="0" w:type="dxa"/>
-              <w:left w:w="0" w:type="dxa"/>
-              <w:right w:w="0" w:type="dxa"/>
-            </w:tcMar>
-            <w:vAlign w:val="top"/>
-          </w:tcPr>
-          <w:p>
-            <w:pPr>
-              <w:pStyle w:val="Normal"/>
-              <w:jc w:val="center"/>
-              <w:pBdr>
-                <w:bottom w:val="none" w:sz="0" w:space="0" w:color="000000"/>
-                <w:top w:val="none" w:sz="0" w:space="0" w:color="000000"/>
-                <w:left w:val="none" w:sz="0" w:space="0" w:color="000000"/>
-                <w:right w:val="none" w:sz="0" w:space="0" w:color="000000"/>
-              </w:pBdr>
-              <w:spacing w:after="100" w:before="100" w:line="240"/>
-              <w:ind w:left="100" w:right="100" w:firstLine="0" w:firstLineChars="0"/>
-              <w:rPr>
-                <w:rFonts w:ascii="Helvetica" w:hAnsi="Helvetica" w:eastAsia="Helvetica" w:cs="Helvetica"/>
-                <w:i w:val="false"/>
-                <w:b w:val="false"/>
-                <w:u w:val="none"/>
-                <w:sz w:val="22"/>
-                <w:szCs w:val="22"/>
-                <w:color w:val="000000"/>
-              </w:rPr>
-            </w:pPr>
-            <w:r>
-              <w:rPr>
-                <w:rFonts w:ascii="Helvetica" w:hAnsi="Helvetica" w:eastAsia="Helvetica" w:cs="Helvetica"/>
-                <w:i w:val="false"/>
-                <w:b w:val="false"/>
-                <w:u w:val="none"/>
-                <w:sz w:val="22"/>
-                <w:szCs w:val="22"/>
-                <w:color w:val="000000"/>
-              </w:rPr>
-              <w:t xml:space="preserve">0.640</w:t>
+              <w:t xml:space="preserve">0.24, 2.33</w:t>
+            </w:r>
+          </w:p>
+        </w:tc>
+        <w:tc>
+          <w:tcPr>
+            <w:tcBorders>
+              <w:bottom w:val="none" w:sz="0" w:space="0" w:color="000000"/>
+              <w:top w:val="none" w:sz="0" w:space="0" w:color="000000"/>
+              <w:left w:val="none" w:sz="0" w:space="0" w:color="000000"/>
+              <w:right w:val="none" w:sz="0" w:space="0" w:color="000000"/>
+            </w:tcBorders>
+            <w:shd w:val="clear" w:color="auto" w:fill="FFFFFF"/>
+            <w:tcMar>
+              <w:top w:w="0" w:type="dxa"/>
+              <w:bottom w:w="0" w:type="dxa"/>
+              <w:left w:w="0" w:type="dxa"/>
+              <w:right w:w="0" w:type="dxa"/>
+            </w:tcMar>
+            <w:vAlign w:val="top"/>
+          </w:tcPr>
+          <w:p>
+            <w:pPr>
+              <w:pStyle w:val="Normal"/>
+              <w:jc w:val="center"/>
+              <w:pBdr>
+                <w:bottom w:val="none" w:sz="0" w:space="0" w:color="000000"/>
+                <w:top w:val="none" w:sz="0" w:space="0" w:color="000000"/>
+                <w:left w:val="none" w:sz="0" w:space="0" w:color="000000"/>
+                <w:right w:val="none" w:sz="0" w:space="0" w:color="000000"/>
+              </w:pBdr>
+              <w:spacing w:after="100" w:before="100" w:line="240"/>
+              <w:ind w:left="100" w:right="100" w:firstLine="0" w:firstLineChars="0"/>
+              <w:rPr>
+                <w:rFonts w:ascii="Helvetica" w:hAnsi="Helvetica" w:eastAsia="Helvetica" w:cs="Helvetica"/>
+                <w:i w:val="false"/>
+                <w:b w:val="false"/>
+                <w:u w:val="none"/>
+                <w:sz w:val="22"/>
+                <w:szCs w:val="22"/>
+                <w:color w:val="000000"/>
+              </w:rPr>
+            </w:pPr>
+            <w:r>
+              <w:rPr>
+                <w:rFonts w:ascii="Helvetica" w:hAnsi="Helvetica" w:eastAsia="Helvetica" w:cs="Helvetica"/>
+                <w:i w:val="false"/>
+                <w:b w:val="false"/>
+                <w:u w:val="none"/>
+                <w:sz w:val="22"/>
+                <w:szCs w:val="22"/>
+                <w:color w:val="000000"/>
+              </w:rPr>
+              <w:t xml:space="preserve">0.630</w:t>
             </w:r>
           </w:p>
         </w:tc>
@@ -13178,7 +13178,7 @@
                 <w:szCs w:val="22"/>
                 <w:color w:val="000000"/>
               </w:rPr>
-              <w:t xml:space="preserve">0.76</w:t>
+              <w:t xml:space="preserve">0.75</w:t>
             </w:r>
           </w:p>
         </w:tc>
@@ -13284,7 +13284,7 @@
                 <w:szCs w:val="22"/>
                 <w:color w:val="000000"/>
               </w:rPr>
-              <w:t xml:space="preserve">0.650</w:t>
+              <w:t xml:space="preserve">0.640</w:t>
             </w:r>
           </w:p>
         </w:tc>
@@ -13714,60 +13714,60 @@
                 <w:szCs w:val="22"/>
                 <w:color w:val="000000"/>
               </w:rPr>
-              <w:t xml:space="preserve">0.25, 4.41</w:t>
-            </w:r>
-          </w:p>
-        </w:tc>
-        <w:tc>
-          <w:tcPr>
-            <w:tcBorders>
-              <w:bottom w:val="none" w:sz="0" w:space="0" w:color="000000"/>
-              <w:top w:val="none" w:sz="0" w:space="0" w:color="000000"/>
-              <w:left w:val="none" w:sz="0" w:space="0" w:color="000000"/>
-              <w:right w:val="none" w:sz="0" w:space="0" w:color="000000"/>
-            </w:tcBorders>
-            <w:shd w:val="clear" w:color="auto" w:fill="FFFFFF"/>
-            <w:tcMar>
-              <w:top w:w="0" w:type="dxa"/>
-              <w:bottom w:w="0" w:type="dxa"/>
-              <w:left w:w="0" w:type="dxa"/>
-              <w:right w:w="0" w:type="dxa"/>
-            </w:tcMar>
-            <w:vAlign w:val="top"/>
-          </w:tcPr>
-          <w:p>
-            <w:pPr>
-              <w:pStyle w:val="Normal"/>
-              <w:jc w:val="center"/>
-              <w:pBdr>
-                <w:bottom w:val="none" w:sz="0" w:space="0" w:color="000000"/>
-                <w:top w:val="none" w:sz="0" w:space="0" w:color="000000"/>
-                <w:left w:val="none" w:sz="0" w:space="0" w:color="000000"/>
-                <w:right w:val="none" w:sz="0" w:space="0" w:color="000000"/>
-              </w:pBdr>
-              <w:spacing w:after="100" w:before="100" w:line="240"/>
-              <w:ind w:left="100" w:right="100" w:firstLine="0" w:firstLineChars="0"/>
-              <w:rPr>
-                <w:rFonts w:ascii="Helvetica" w:hAnsi="Helvetica" w:eastAsia="Helvetica" w:cs="Helvetica"/>
-                <w:i w:val="false"/>
-                <w:b w:val="false"/>
-                <w:u w:val="none"/>
-                <w:sz w:val="22"/>
-                <w:szCs w:val="22"/>
-                <w:color w:val="000000"/>
-              </w:rPr>
-            </w:pPr>
-            <w:r>
-              <w:rPr>
-                <w:rFonts w:ascii="Helvetica" w:hAnsi="Helvetica" w:eastAsia="Helvetica" w:cs="Helvetica"/>
-                <w:i w:val="false"/>
-                <w:b w:val="false"/>
-                <w:u w:val="none"/>
-                <w:sz w:val="22"/>
-                <w:szCs w:val="22"/>
-                <w:color w:val="000000"/>
-              </w:rPr>
-              <w:t xml:space="preserve">0.950</w:t>
+              <w:t xml:space="preserve">0.25, 4.44</w:t>
+            </w:r>
+          </w:p>
+        </w:tc>
+        <w:tc>
+          <w:tcPr>
+            <w:tcBorders>
+              <w:bottom w:val="none" w:sz="0" w:space="0" w:color="000000"/>
+              <w:top w:val="none" w:sz="0" w:space="0" w:color="000000"/>
+              <w:left w:val="none" w:sz="0" w:space="0" w:color="000000"/>
+              <w:right w:val="none" w:sz="0" w:space="0" w:color="000000"/>
+            </w:tcBorders>
+            <w:shd w:val="clear" w:color="auto" w:fill="FFFFFF"/>
+            <w:tcMar>
+              <w:top w:w="0" w:type="dxa"/>
+              <w:bottom w:w="0" w:type="dxa"/>
+              <w:left w:w="0" w:type="dxa"/>
+              <w:right w:w="0" w:type="dxa"/>
+            </w:tcMar>
+            <w:vAlign w:val="top"/>
+          </w:tcPr>
+          <w:p>
+            <w:pPr>
+              <w:pStyle w:val="Normal"/>
+              <w:jc w:val="center"/>
+              <w:pBdr>
+                <w:bottom w:val="none" w:sz="0" w:space="0" w:color="000000"/>
+                <w:top w:val="none" w:sz="0" w:space="0" w:color="000000"/>
+                <w:left w:val="none" w:sz="0" w:space="0" w:color="000000"/>
+                <w:right w:val="none" w:sz="0" w:space="0" w:color="000000"/>
+              </w:pBdr>
+              <w:spacing w:after="100" w:before="100" w:line="240"/>
+              <w:ind w:left="100" w:right="100" w:firstLine="0" w:firstLineChars="0"/>
+              <w:rPr>
+                <w:rFonts w:ascii="Helvetica" w:hAnsi="Helvetica" w:eastAsia="Helvetica" w:cs="Helvetica"/>
+                <w:i w:val="false"/>
+                <w:b w:val="false"/>
+                <w:u w:val="none"/>
+                <w:sz w:val="22"/>
+                <w:szCs w:val="22"/>
+                <w:color w:val="000000"/>
+              </w:rPr>
+            </w:pPr>
+            <w:r>
+              <w:rPr>
+                <w:rFonts w:ascii="Helvetica" w:hAnsi="Helvetica" w:eastAsia="Helvetica" w:cs="Helvetica"/>
+                <w:i w:val="false"/>
+                <w:b w:val="false"/>
+                <w:u w:val="none"/>
+                <w:sz w:val="22"/>
+                <w:szCs w:val="22"/>
+                <w:color w:val="000000"/>
+              </w:rPr>
+              <w:t xml:space="preserve">0.940</w:t>
             </w:r>
           </w:p>
         </w:tc>
@@ -14144,60 +14144,60 @@
                 <w:szCs w:val="22"/>
                 <w:color w:val="000000"/>
               </w:rPr>
-              <w:t xml:space="preserve">7.27</w:t>
-            </w:r>
-          </w:p>
-        </w:tc>
-        <w:tc>
-          <w:tcPr>
-            <w:tcBorders>
-              <w:bottom w:val="none" w:sz="0" w:space="0" w:color="000000"/>
-              <w:top w:val="none" w:sz="0" w:space="0" w:color="000000"/>
-              <w:left w:val="none" w:sz="0" w:space="0" w:color="000000"/>
-              <w:right w:val="none" w:sz="0" w:space="0" w:color="000000"/>
-            </w:tcBorders>
-            <w:shd w:val="clear" w:color="auto" w:fill="FFFFFF"/>
-            <w:tcMar>
-              <w:top w:w="0" w:type="dxa"/>
-              <w:bottom w:w="0" w:type="dxa"/>
-              <w:left w:w="0" w:type="dxa"/>
-              <w:right w:w="0" w:type="dxa"/>
-            </w:tcMar>
-            <w:vAlign w:val="top"/>
-          </w:tcPr>
-          <w:p>
-            <w:pPr>
-              <w:pStyle w:val="Normal"/>
-              <w:jc w:val="center"/>
-              <w:pBdr>
-                <w:bottom w:val="none" w:sz="0" w:space="0" w:color="000000"/>
-                <w:top w:val="none" w:sz="0" w:space="0" w:color="000000"/>
-                <w:left w:val="none" w:sz="0" w:space="0" w:color="000000"/>
-                <w:right w:val="none" w:sz="0" w:space="0" w:color="000000"/>
-              </w:pBdr>
-              <w:spacing w:after="100" w:before="100" w:line="240"/>
-              <w:ind w:left="100" w:right="100" w:firstLine="0" w:firstLineChars="0"/>
-              <w:rPr>
-                <w:rFonts w:ascii="Helvetica" w:hAnsi="Helvetica" w:eastAsia="Helvetica" w:cs="Helvetica"/>
-                <w:i w:val="false"/>
-                <w:b w:val="false"/>
-                <w:u w:val="none"/>
-                <w:sz w:val="22"/>
-                <w:szCs w:val="22"/>
-                <w:color w:val="000000"/>
-              </w:rPr>
-            </w:pPr>
-            <w:r>
-              <w:rPr>
-                <w:rFonts w:ascii="Helvetica" w:hAnsi="Helvetica" w:eastAsia="Helvetica" w:cs="Helvetica"/>
-                <w:i w:val="false"/>
-                <w:b w:val="false"/>
-                <w:u w:val="none"/>
-                <w:sz w:val="22"/>
-                <w:szCs w:val="22"/>
-                <w:color w:val="000000"/>
-              </w:rPr>
-              <w:t xml:space="preserve">2.27, 23.3</w:t>
+              <w:t xml:space="preserve">7.24</w:t>
+            </w:r>
+          </w:p>
+        </w:tc>
+        <w:tc>
+          <w:tcPr>
+            <w:tcBorders>
+              <w:bottom w:val="none" w:sz="0" w:space="0" w:color="000000"/>
+              <w:top w:val="none" w:sz="0" w:space="0" w:color="000000"/>
+              <w:left w:val="none" w:sz="0" w:space="0" w:color="000000"/>
+              <w:right w:val="none" w:sz="0" w:space="0" w:color="000000"/>
+            </w:tcBorders>
+            <w:shd w:val="clear" w:color="auto" w:fill="FFFFFF"/>
+            <w:tcMar>
+              <w:top w:w="0" w:type="dxa"/>
+              <w:bottom w:w="0" w:type="dxa"/>
+              <w:left w:w="0" w:type="dxa"/>
+              <w:right w:w="0" w:type="dxa"/>
+            </w:tcMar>
+            <w:vAlign w:val="top"/>
+          </w:tcPr>
+          <w:p>
+            <w:pPr>
+              <w:pStyle w:val="Normal"/>
+              <w:jc w:val="center"/>
+              <w:pBdr>
+                <w:bottom w:val="none" w:sz="0" w:space="0" w:color="000000"/>
+                <w:top w:val="none" w:sz="0" w:space="0" w:color="000000"/>
+                <w:left w:val="none" w:sz="0" w:space="0" w:color="000000"/>
+                <w:right w:val="none" w:sz="0" w:space="0" w:color="000000"/>
+              </w:pBdr>
+              <w:spacing w:after="100" w:before="100" w:line="240"/>
+              <w:ind w:left="100" w:right="100" w:firstLine="0" w:firstLineChars="0"/>
+              <w:rPr>
+                <w:rFonts w:ascii="Helvetica" w:hAnsi="Helvetica" w:eastAsia="Helvetica" w:cs="Helvetica"/>
+                <w:i w:val="false"/>
+                <w:b w:val="false"/>
+                <w:u w:val="none"/>
+                <w:sz w:val="22"/>
+                <w:szCs w:val="22"/>
+                <w:color w:val="000000"/>
+              </w:rPr>
+            </w:pPr>
+            <w:r>
+              <w:rPr>
+                <w:rFonts w:ascii="Helvetica" w:hAnsi="Helvetica" w:eastAsia="Helvetica" w:cs="Helvetica"/>
+                <w:i w:val="false"/>
+                <w:b w:val="false"/>
+                <w:u w:val="none"/>
+                <w:sz w:val="22"/>
+                <w:szCs w:val="22"/>
+                <w:color w:val="000000"/>
+              </w:rPr>
+              <w:t xml:space="preserve">2.27, 23.1</w:t>
             </w:r>
           </w:p>
         </w:tc>
@@ -14680,7 +14680,7 @@
                 <w:szCs w:val="22"/>
                 <w:color w:val="000000"/>
               </w:rPr>
-              <w:t xml:space="preserve">0.11, 1.54</w:t>
+              <w:t xml:space="preserve">0.11, 1.56</w:t>
             </w:r>
           </w:p>
         </w:tc>
@@ -15216,7 +15216,7 @@
                 <w:szCs w:val="22"/>
                 <w:color w:val="000000"/>
               </w:rPr>
-              <w:t xml:space="preserve">0.450</w:t>
+              <w:t xml:space="preserve">0.440</w:t>
             </w:r>
           </w:p>
         </w:tc>
@@ -15593,113 +15593,113 @@
                 <w:szCs w:val="22"/>
                 <w:color w:val="000000"/>
               </w:rPr>
-              <w:t xml:space="preserve">0.90</w:t>
-            </w:r>
-          </w:p>
-        </w:tc>
-        <w:tc>
-          <w:tcPr>
-            <w:tcBorders>
-              <w:bottom w:val="none" w:sz="0" w:space="0" w:color="000000"/>
-              <w:top w:val="none" w:sz="0" w:space="0" w:color="000000"/>
-              <w:left w:val="none" w:sz="0" w:space="0" w:color="000000"/>
-              <w:right w:val="none" w:sz="0" w:space="0" w:color="000000"/>
-            </w:tcBorders>
-            <w:shd w:val="clear" w:color="auto" w:fill="FFFFFF"/>
-            <w:tcMar>
-              <w:top w:w="0" w:type="dxa"/>
-              <w:bottom w:w="0" w:type="dxa"/>
-              <w:left w:w="0" w:type="dxa"/>
-              <w:right w:w="0" w:type="dxa"/>
-            </w:tcMar>
-            <w:vAlign w:val="top"/>
-          </w:tcPr>
-          <w:p>
-            <w:pPr>
-              <w:pStyle w:val="Normal"/>
-              <w:jc w:val="center"/>
-              <w:pBdr>
-                <w:bottom w:val="none" w:sz="0" w:space="0" w:color="000000"/>
-                <w:top w:val="none" w:sz="0" w:space="0" w:color="000000"/>
-                <w:left w:val="none" w:sz="0" w:space="0" w:color="000000"/>
-                <w:right w:val="none" w:sz="0" w:space="0" w:color="000000"/>
-              </w:pBdr>
-              <w:spacing w:after="100" w:before="100" w:line="240"/>
-              <w:ind w:left="100" w:right="100" w:firstLine="0" w:firstLineChars="0"/>
-              <w:rPr>
-                <w:rFonts w:ascii="Helvetica" w:hAnsi="Helvetica" w:eastAsia="Helvetica" w:cs="Helvetica"/>
-                <w:i w:val="false"/>
-                <w:b w:val="false"/>
-                <w:u w:val="none"/>
-                <w:sz w:val="22"/>
-                <w:szCs w:val="22"/>
-                <w:color w:val="000000"/>
-              </w:rPr>
-            </w:pPr>
-            <w:r>
-              <w:rPr>
-                <w:rFonts w:ascii="Helvetica" w:hAnsi="Helvetica" w:eastAsia="Helvetica" w:cs="Helvetica"/>
-                <w:i w:val="false"/>
-                <w:b w:val="false"/>
-                <w:u w:val="none"/>
-                <w:sz w:val="22"/>
-                <w:szCs w:val="22"/>
-                <w:color w:val="000000"/>
-              </w:rPr>
-              <w:t xml:space="preserve">0.45, 1.78</w:t>
-            </w:r>
-          </w:p>
-        </w:tc>
-        <w:tc>
-          <w:tcPr>
-            <w:tcBorders>
-              <w:bottom w:val="none" w:sz="0" w:space="0" w:color="000000"/>
-              <w:top w:val="none" w:sz="0" w:space="0" w:color="000000"/>
-              <w:left w:val="none" w:sz="0" w:space="0" w:color="000000"/>
-              <w:right w:val="none" w:sz="0" w:space="0" w:color="000000"/>
-            </w:tcBorders>
-            <w:shd w:val="clear" w:color="auto" w:fill="FFFFFF"/>
-            <w:tcMar>
-              <w:top w:w="0" w:type="dxa"/>
-              <w:bottom w:w="0" w:type="dxa"/>
-              <w:left w:w="0" w:type="dxa"/>
-              <w:right w:w="0" w:type="dxa"/>
-            </w:tcMar>
-            <w:vAlign w:val="top"/>
-          </w:tcPr>
-          <w:p>
-            <w:pPr>
-              <w:pStyle w:val="Normal"/>
-              <w:jc w:val="center"/>
-              <w:pBdr>
-                <w:bottom w:val="none" w:sz="0" w:space="0" w:color="000000"/>
-                <w:top w:val="none" w:sz="0" w:space="0" w:color="000000"/>
-                <w:left w:val="none" w:sz="0" w:space="0" w:color="000000"/>
-                <w:right w:val="none" w:sz="0" w:space="0" w:color="000000"/>
-              </w:pBdr>
-              <w:spacing w:after="100" w:before="100" w:line="240"/>
-              <w:ind w:left="100" w:right="100" w:firstLine="0" w:firstLineChars="0"/>
-              <w:rPr>
-                <w:rFonts w:ascii="Helvetica" w:hAnsi="Helvetica" w:eastAsia="Helvetica" w:cs="Helvetica"/>
-                <w:i w:val="false"/>
-                <w:b w:val="false"/>
-                <w:u w:val="none"/>
-                <w:sz w:val="22"/>
-                <w:szCs w:val="22"/>
-                <w:color w:val="000000"/>
-              </w:rPr>
-            </w:pPr>
-            <w:r>
-              <w:rPr>
-                <w:rFonts w:ascii="Helvetica" w:hAnsi="Helvetica" w:eastAsia="Helvetica" w:cs="Helvetica"/>
-                <w:i w:val="false"/>
-                <w:b w:val="false"/>
-                <w:u w:val="none"/>
-                <w:sz w:val="22"/>
-                <w:szCs w:val="22"/>
-                <w:color w:val="000000"/>
-              </w:rPr>
-              <w:t xml:space="preserve">0.760</w:t>
+              <w:t xml:space="preserve">0.89</w:t>
+            </w:r>
+          </w:p>
+        </w:tc>
+        <w:tc>
+          <w:tcPr>
+            <w:tcBorders>
+              <w:bottom w:val="none" w:sz="0" w:space="0" w:color="000000"/>
+              <w:top w:val="none" w:sz="0" w:space="0" w:color="000000"/>
+              <w:left w:val="none" w:sz="0" w:space="0" w:color="000000"/>
+              <w:right w:val="none" w:sz="0" w:space="0" w:color="000000"/>
+            </w:tcBorders>
+            <w:shd w:val="clear" w:color="auto" w:fill="FFFFFF"/>
+            <w:tcMar>
+              <w:top w:w="0" w:type="dxa"/>
+              <w:bottom w:w="0" w:type="dxa"/>
+              <w:left w:w="0" w:type="dxa"/>
+              <w:right w:w="0" w:type="dxa"/>
+            </w:tcMar>
+            <w:vAlign w:val="top"/>
+          </w:tcPr>
+          <w:p>
+            <w:pPr>
+              <w:pStyle w:val="Normal"/>
+              <w:jc w:val="center"/>
+              <w:pBdr>
+                <w:bottom w:val="none" w:sz="0" w:space="0" w:color="000000"/>
+                <w:top w:val="none" w:sz="0" w:space="0" w:color="000000"/>
+                <w:left w:val="none" w:sz="0" w:space="0" w:color="000000"/>
+                <w:right w:val="none" w:sz="0" w:space="0" w:color="000000"/>
+              </w:pBdr>
+              <w:spacing w:after="100" w:before="100" w:line="240"/>
+              <w:ind w:left="100" w:right="100" w:firstLine="0" w:firstLineChars="0"/>
+              <w:rPr>
+                <w:rFonts w:ascii="Helvetica" w:hAnsi="Helvetica" w:eastAsia="Helvetica" w:cs="Helvetica"/>
+                <w:i w:val="false"/>
+                <w:b w:val="false"/>
+                <w:u w:val="none"/>
+                <w:sz w:val="22"/>
+                <w:szCs w:val="22"/>
+                <w:color w:val="000000"/>
+              </w:rPr>
+            </w:pPr>
+            <w:r>
+              <w:rPr>
+                <w:rFonts w:ascii="Helvetica" w:hAnsi="Helvetica" w:eastAsia="Helvetica" w:cs="Helvetica"/>
+                <w:i w:val="false"/>
+                <w:b w:val="false"/>
+                <w:u w:val="none"/>
+                <w:sz w:val="22"/>
+                <w:szCs w:val="22"/>
+                <w:color w:val="000000"/>
+              </w:rPr>
+              <w:t xml:space="preserve">0.45, 1.76</w:t>
+            </w:r>
+          </w:p>
+        </w:tc>
+        <w:tc>
+          <w:tcPr>
+            <w:tcBorders>
+              <w:bottom w:val="none" w:sz="0" w:space="0" w:color="000000"/>
+              <w:top w:val="none" w:sz="0" w:space="0" w:color="000000"/>
+              <w:left w:val="none" w:sz="0" w:space="0" w:color="000000"/>
+              <w:right w:val="none" w:sz="0" w:space="0" w:color="000000"/>
+            </w:tcBorders>
+            <w:shd w:val="clear" w:color="auto" w:fill="FFFFFF"/>
+            <w:tcMar>
+              <w:top w:w="0" w:type="dxa"/>
+              <w:bottom w:w="0" w:type="dxa"/>
+              <w:left w:w="0" w:type="dxa"/>
+              <w:right w:w="0" w:type="dxa"/>
+            </w:tcMar>
+            <w:vAlign w:val="top"/>
+          </w:tcPr>
+          <w:p>
+            <w:pPr>
+              <w:pStyle w:val="Normal"/>
+              <w:jc w:val="center"/>
+              <w:pBdr>
+                <w:bottom w:val="none" w:sz="0" w:space="0" w:color="000000"/>
+                <w:top w:val="none" w:sz="0" w:space="0" w:color="000000"/>
+                <w:left w:val="none" w:sz="0" w:space="0" w:color="000000"/>
+                <w:right w:val="none" w:sz="0" w:space="0" w:color="000000"/>
+              </w:pBdr>
+              <w:spacing w:after="100" w:before="100" w:line="240"/>
+              <w:ind w:left="100" w:right="100" w:firstLine="0" w:firstLineChars="0"/>
+              <w:rPr>
+                <w:rFonts w:ascii="Helvetica" w:hAnsi="Helvetica" w:eastAsia="Helvetica" w:cs="Helvetica"/>
+                <w:i w:val="false"/>
+                <w:b w:val="false"/>
+                <w:u w:val="none"/>
+                <w:sz w:val="22"/>
+                <w:szCs w:val="22"/>
+                <w:color w:val="000000"/>
+              </w:rPr>
+            </w:pPr>
+            <w:r>
+              <w:rPr>
+                <w:rFonts w:ascii="Helvetica" w:hAnsi="Helvetica" w:eastAsia="Helvetica" w:cs="Helvetica"/>
+                <w:i w:val="false"/>
+                <w:b w:val="false"/>
+                <w:u w:val="none"/>
+                <w:sz w:val="22"/>
+                <w:szCs w:val="22"/>
+                <w:color w:val="000000"/>
+              </w:rPr>
+              <w:t xml:space="preserve">0.730</w:t>
             </w:r>
           </w:p>
         </w:tc>
@@ -16076,60 +16076,60 @@
                 <w:szCs w:val="22"/>
                 <w:color w:val="000000"/>
               </w:rPr>
-              <w:t xml:space="preserve">1.16</w:t>
-            </w:r>
-          </w:p>
-        </w:tc>
-        <w:tc>
-          <w:tcPr>
-            <w:tcBorders>
-              <w:bottom w:val="none" w:sz="0" w:space="0" w:color="000000"/>
-              <w:top w:val="none" w:sz="0" w:space="0" w:color="000000"/>
-              <w:left w:val="none" w:sz="0" w:space="0" w:color="000000"/>
-              <w:right w:val="none" w:sz="0" w:space="0" w:color="000000"/>
-            </w:tcBorders>
-            <w:shd w:val="clear" w:color="auto" w:fill="FFFFFF"/>
-            <w:tcMar>
-              <w:top w:w="0" w:type="dxa"/>
-              <w:bottom w:w="0" w:type="dxa"/>
-              <w:left w:w="0" w:type="dxa"/>
-              <w:right w:w="0" w:type="dxa"/>
-            </w:tcMar>
-            <w:vAlign w:val="top"/>
-          </w:tcPr>
-          <w:p>
-            <w:pPr>
-              <w:pStyle w:val="Normal"/>
-              <w:jc w:val="center"/>
-              <w:pBdr>
-                <w:bottom w:val="none" w:sz="0" w:space="0" w:color="000000"/>
-                <w:top w:val="none" w:sz="0" w:space="0" w:color="000000"/>
-                <w:left w:val="none" w:sz="0" w:space="0" w:color="000000"/>
-                <w:right w:val="none" w:sz="0" w:space="0" w:color="000000"/>
-              </w:pBdr>
-              <w:spacing w:after="100" w:before="100" w:line="240"/>
-              <w:ind w:left="100" w:right="100" w:firstLine="0" w:firstLineChars="0"/>
-              <w:rPr>
-                <w:rFonts w:ascii="Helvetica" w:hAnsi="Helvetica" w:eastAsia="Helvetica" w:cs="Helvetica"/>
-                <w:i w:val="false"/>
-                <w:b w:val="false"/>
-                <w:u w:val="none"/>
-                <w:sz w:val="22"/>
-                <w:szCs w:val="22"/>
-                <w:color w:val="000000"/>
-              </w:rPr>
-            </w:pPr>
-            <w:r>
-              <w:rPr>
-                <w:rFonts w:ascii="Helvetica" w:hAnsi="Helvetica" w:eastAsia="Helvetica" w:cs="Helvetica"/>
-                <w:i w:val="false"/>
-                <w:b w:val="false"/>
-                <w:u w:val="none"/>
-                <w:sz w:val="22"/>
-                <w:szCs w:val="22"/>
-                <w:color w:val="000000"/>
-              </w:rPr>
-              <w:t xml:space="preserve">0.56, 2.41</w:t>
+              <w:t xml:space="preserve">1.15</w:t>
+            </w:r>
+          </w:p>
+        </w:tc>
+        <w:tc>
+          <w:tcPr>
+            <w:tcBorders>
+              <w:bottom w:val="none" w:sz="0" w:space="0" w:color="000000"/>
+              <w:top w:val="none" w:sz="0" w:space="0" w:color="000000"/>
+              <w:left w:val="none" w:sz="0" w:space="0" w:color="000000"/>
+              <w:right w:val="none" w:sz="0" w:space="0" w:color="000000"/>
+            </w:tcBorders>
+            <w:shd w:val="clear" w:color="auto" w:fill="FFFFFF"/>
+            <w:tcMar>
+              <w:top w:w="0" w:type="dxa"/>
+              <w:bottom w:w="0" w:type="dxa"/>
+              <w:left w:w="0" w:type="dxa"/>
+              <w:right w:w="0" w:type="dxa"/>
+            </w:tcMar>
+            <w:vAlign w:val="top"/>
+          </w:tcPr>
+          <w:p>
+            <w:pPr>
+              <w:pStyle w:val="Normal"/>
+              <w:jc w:val="center"/>
+              <w:pBdr>
+                <w:bottom w:val="none" w:sz="0" w:space="0" w:color="000000"/>
+                <w:top w:val="none" w:sz="0" w:space="0" w:color="000000"/>
+                <w:left w:val="none" w:sz="0" w:space="0" w:color="000000"/>
+                <w:right w:val="none" w:sz="0" w:space="0" w:color="000000"/>
+              </w:pBdr>
+              <w:spacing w:after="100" w:before="100" w:line="240"/>
+              <w:ind w:left="100" w:right="100" w:firstLine="0" w:firstLineChars="0"/>
+              <w:rPr>
+                <w:rFonts w:ascii="Helvetica" w:hAnsi="Helvetica" w:eastAsia="Helvetica" w:cs="Helvetica"/>
+                <w:i w:val="false"/>
+                <w:b w:val="false"/>
+                <w:u w:val="none"/>
+                <w:sz w:val="22"/>
+                <w:szCs w:val="22"/>
+                <w:color w:val="000000"/>
+              </w:rPr>
+            </w:pPr>
+            <w:r>
+              <w:rPr>
+                <w:rFonts w:ascii="Helvetica" w:hAnsi="Helvetica" w:eastAsia="Helvetica" w:cs="Helvetica"/>
+                <w:i w:val="false"/>
+                <w:b w:val="false"/>
+                <w:u w:val="none"/>
+                <w:sz w:val="22"/>
+                <w:szCs w:val="22"/>
+                <w:color w:val="000000"/>
+              </w:rPr>
+              <w:t xml:space="preserve">0.55, 2.41</w:t>
             </w:r>
           </w:p>
         </w:tc>
@@ -16241,7 +16241,7 @@
                 <w:szCs w:val="22"/>
                 <w:color w:val="000000"/>
               </w:rPr>
-              <w:t xml:space="preserve">ckd_epi_gfr_cre_cys</w:t>
+              <w:t xml:space="preserve">baseline_cre_egfr</w:t>
             </w:r>
           </w:p>
         </w:tc>
@@ -16453,7 +16453,7 @@
                 <w:szCs w:val="22"/>
                 <w:color w:val="000000"/>
               </w:rPr>
-              <w:t xml:space="preserve">0.048</w:t>
+              <w:t xml:space="preserve">0.130</w:t>
             </w:r>
           </w:p>
         </w:tc>
@@ -16559,7 +16559,7 @@
                 <w:szCs w:val="22"/>
                 <w:color w:val="000000"/>
               </w:rPr>
-              <w:t xml:space="preserve">1.0</w:t>
+              <w:t xml:space="preserve">1.00</w:t>
             </w:r>
           </w:p>
         </w:tc>
@@ -16665,7 +16665,7 @@
                 <w:szCs w:val="22"/>
                 <w:color w:val="000000"/>
               </w:rPr>
-              <w:t xml:space="preserve">0.680</w:t>
+              <w:t xml:space="preserve">0.850</w:t>
             </w:r>
           </w:p>
         </w:tc>
